--- a/Documentos/MANUAL PACT JULIO 2026/MANUAL DE INSTRUCCIONES PACT.docx
+++ b/Documentos/MANUAL PACT JULIO 2026/MANUAL DE INSTRUCCIONES PACT.docx
@@ -9122,7 +9122,7 @@
         <w:pStyle w:val="ListParagraph"/>
         <w:numPr>
           <w:ilvl w:val="0"/>
-          <w:numId w:val="35"/>
+          <w:numId w:val="34"/>
         </w:numPr>
         <w:jc w:val="both"/>
         <w:rPr>
@@ -9161,7 +9161,7 @@
         <w:pStyle w:val="ListParagraph"/>
         <w:numPr>
           <w:ilvl w:val="0"/>
-          <w:numId w:val="35"/>
+          <w:numId w:val="34"/>
         </w:numPr>
         <w:jc w:val="both"/>
         <w:rPr>
@@ -9215,7 +9215,7 @@
         <w:pStyle w:val="ListParagraph"/>
         <w:numPr>
           <w:ilvl w:val="0"/>
-          <w:numId w:val="35"/>
+          <w:numId w:val="34"/>
         </w:numPr>
         <w:jc w:val="both"/>
         <w:rPr>
@@ -9254,7 +9254,7 @@
         <w:pStyle w:val="ListParagraph"/>
         <w:numPr>
           <w:ilvl w:val="0"/>
-          <w:numId w:val="35"/>
+          <w:numId w:val="34"/>
         </w:numPr>
         <w:jc w:val="both"/>
         <w:rPr>
@@ -9326,7 +9326,7 @@
         <w:pStyle w:val="ListParagraph"/>
         <w:numPr>
           <w:ilvl w:val="0"/>
-          <w:numId w:val="35"/>
+          <w:numId w:val="34"/>
         </w:numPr>
         <w:jc w:val="both"/>
         <w:rPr>
@@ -13200,7 +13200,7 @@
         <w:pStyle w:val="Heading3"/>
         <w:numPr>
           <w:ilvl w:val="0"/>
-          <w:numId w:val="37"/>
+          <w:numId w:val="35"/>
         </w:numPr>
       </w:pPr>
       <w:bookmarkStart w:id="58" w:name="_Toc234927429"/>
@@ -13472,7 +13472,7 @@
         <w:pStyle w:val="Heading3"/>
         <w:numPr>
           <w:ilvl w:val="0"/>
-          <w:numId w:val="37"/>
+          <w:numId w:val="35"/>
         </w:numPr>
       </w:pPr>
       <w:bookmarkStart w:id="59" w:name="_Toc234927430"/>
@@ -13647,7 +13647,7 @@
         <w:pStyle w:val="Heading3"/>
         <w:numPr>
           <w:ilvl w:val="0"/>
-          <w:numId w:val="37"/>
+          <w:numId w:val="35"/>
         </w:numPr>
       </w:pPr>
       <w:bookmarkStart w:id="60" w:name="_Toc234927431"/>
@@ -13899,7 +13899,7 @@
         <w:pStyle w:val="Heading3"/>
         <w:numPr>
           <w:ilvl w:val="0"/>
-          <w:numId w:val="37"/>
+          <w:numId w:val="35"/>
         </w:numPr>
       </w:pPr>
       <w:bookmarkStart w:id="61" w:name="_Toc234927432"/>
@@ -14016,7 +14016,7 @@
         <w:pStyle w:val="Heading3"/>
         <w:numPr>
           <w:ilvl w:val="0"/>
-          <w:numId w:val="37"/>
+          <w:numId w:val="35"/>
         </w:numPr>
       </w:pPr>
       <w:bookmarkStart w:id="62" w:name="_Toc234927433"/>
@@ -14221,7 +14221,7 @@
         <w:pStyle w:val="Heading3"/>
         <w:numPr>
           <w:ilvl w:val="0"/>
-          <w:numId w:val="37"/>
+          <w:numId w:val="35"/>
         </w:numPr>
       </w:pPr>
       <w:bookmarkStart w:id="63" w:name="_Toc234927434"/>
@@ -14840,7 +14840,7 @@
         <w:pStyle w:val="Heading3"/>
         <w:numPr>
           <w:ilvl w:val="0"/>
-          <w:numId w:val="37"/>
+          <w:numId w:val="35"/>
         </w:numPr>
       </w:pPr>
       <w:bookmarkStart w:id="64" w:name="_Toc234927435"/>
@@ -17528,7 +17528,7 @@
         <w:pStyle w:val="Heading2"/>
         <w:numPr>
           <w:ilvl w:val="0"/>
-          <w:numId w:val="38"/>
+          <w:numId w:val="36"/>
         </w:numPr>
         <w:rPr>
           <w:lang w:val="es-419"/>
@@ -17634,7 +17634,7 @@
         <w:pStyle w:val="Heading4"/>
         <w:numPr>
           <w:ilvl w:val="0"/>
-          <w:numId w:val="30"/>
+          <w:numId w:val="29"/>
         </w:numPr>
       </w:pPr>
       <w:r>
@@ -17666,7 +17666,7 @@
         <w:pStyle w:val="Heading4"/>
         <w:numPr>
           <w:ilvl w:val="0"/>
-          <w:numId w:val="30"/>
+          <w:numId w:val="29"/>
         </w:numPr>
       </w:pPr>
       <w:r>
@@ -17697,7 +17697,7 @@
         <w:pStyle w:val="Heading4"/>
         <w:numPr>
           <w:ilvl w:val="0"/>
-          <w:numId w:val="30"/>
+          <w:numId w:val="29"/>
         </w:numPr>
       </w:pPr>
       <w:r>
@@ -17742,7 +17742,7 @@
         <w:pStyle w:val="Heading4"/>
         <w:numPr>
           <w:ilvl w:val="0"/>
-          <w:numId w:val="30"/>
+          <w:numId w:val="29"/>
         </w:numPr>
       </w:pPr>
       <w:r>
@@ -17773,7 +17773,7 @@
         <w:pStyle w:val="Heading4"/>
         <w:numPr>
           <w:ilvl w:val="0"/>
-          <w:numId w:val="30"/>
+          <w:numId w:val="29"/>
         </w:numPr>
       </w:pPr>
       <w:r>
@@ -17817,7 +17817,7 @@
         <w:pStyle w:val="Heading2"/>
         <w:numPr>
           <w:ilvl w:val="0"/>
-          <w:numId w:val="38"/>
+          <w:numId w:val="36"/>
         </w:numPr>
         <w:rPr>
           <w:lang w:val="es-419"/>
@@ -17860,6 +17860,482 @@
     </w:p>
     <w:p>
       <w:pPr>
+        <w:pStyle w:val="ListBullet"/>
+        <w:numPr>
+          <w:ilvl w:val="0"/>
+          <w:numId w:val="0"/>
+        </w:numPr>
+        <w:ind w:left="360"/>
+        <w:rPr>
+          <w:lang w:val="es-419"/>
+        </w:rPr>
+      </w:pPr>
+    </w:p>
+    <w:p>
+      <w:pPr>
+        <w:pStyle w:val="Heading3"/>
+        <w:numPr>
+          <w:ilvl w:val="1"/>
+          <w:numId w:val="20"/>
+        </w:numPr>
+        <w:rPr>
+          <w:lang w:val="es-419"/>
+        </w:rPr>
+      </w:pPr>
+      <w:r>
+        <w:rPr>
+          <w:lang w:val="es-419"/>
+        </w:rPr>
+        <w:t xml:space="preserve">**Certificados para Múltiples </w:t>
+      </w:r>
+      <w:proofErr w:type="gramStart"/>
+      <w:r>
+        <w:rPr>
+          <w:lang w:val="es-419"/>
+        </w:rPr>
+        <w:t>Partidas:*</w:t>
+      </w:r>
+      <w:proofErr w:type="gramEnd"/>
+      <w:r>
+        <w:rPr>
+          <w:lang w:val="es-419"/>
+        </w:rPr>
+        <w:t xml:space="preserve">* </w:t>
+      </w:r>
+    </w:p>
+    <w:p>
+      <w:pPr>
+        <w:pStyle w:val="ListBullet"/>
+        <w:numPr>
+          <w:ilvl w:val="0"/>
+          <w:numId w:val="0"/>
+        </w:numPr>
+        <w:ind w:left="360"/>
+        <w:rPr>
+          <w:lang w:val="es-419"/>
+        </w:rPr>
+      </w:pPr>
+      <w:r>
+        <w:rPr>
+          <w:lang w:val="es-419"/>
+        </w:rPr>
+        <w:t>Si un mismo documento (Certificado de Manufactura) cubre varios ítems o partidas, el sistema permite marcarlo como múltiple. Podrás seleccionar todas las partidas que incluye e indicar la cantidad específica correspondiente a cada una. Al guardar los cambios, el sistema se encargará automáticamente de dividir ("expandir") este único certificado en registros individuales para cada partida en la base de datos, facilitando así el rastreo por ítem.</w:t>
+      </w:r>
+    </w:p>
+    <w:p>
+      <w:pPr>
+        <w:pStyle w:val="ListBullet"/>
+        <w:numPr>
+          <w:ilvl w:val="0"/>
+          <w:numId w:val="0"/>
+        </w:numPr>
+        <w:ind w:left="360"/>
+        <w:rPr>
+          <w:lang w:val="es-419"/>
+        </w:rPr>
+      </w:pPr>
+    </w:p>
+    <w:p>
+      <w:pPr>
+        <w:pStyle w:val="Heading3"/>
+        <w:numPr>
+          <w:ilvl w:val="1"/>
+          <w:numId w:val="20"/>
+        </w:numPr>
+        <w:rPr>
+          <w:lang w:val="es-419"/>
+        </w:rPr>
+      </w:pPr>
+      <w:r>
+        <w:rPr>
+          <w:lang w:val="es-419"/>
+        </w:rPr>
+        <w:t>**Advertencia (Warning</w:t>
+      </w:r>
+      <w:proofErr w:type="gramStart"/>
+      <w:r>
+        <w:rPr>
+          <w:lang w:val="es-419"/>
+        </w:rPr>
+        <w:t>):*</w:t>
+      </w:r>
+      <w:proofErr w:type="gramEnd"/>
+      <w:r>
+        <w:rPr>
+          <w:lang w:val="es-419"/>
+        </w:rPr>
+        <w:t xml:space="preserve">* </w:t>
+      </w:r>
+    </w:p>
+    <w:p>
+      <w:pPr>
+        <w:pStyle w:val="ListBullet"/>
+        <w:numPr>
+          <w:ilvl w:val="0"/>
+          <w:numId w:val="0"/>
+        </w:numPr>
+        <w:ind w:left="360"/>
+        <w:rPr>
+          <w:lang w:val="es-419"/>
+        </w:rPr>
+      </w:pPr>
+      <w:r>
+        <w:rPr>
+          <w:lang w:val="es-419"/>
+        </w:rPr>
+        <w:t>Si intentas pagar una cantidad que supera lo respaldado por los certificados subidos, el sistema mostrará una alerta visual roja en el formulario de pago indicando: *"Advertencia: La cantidad certificada de manufactura para esta partida es insuficiente."*</w:t>
+      </w:r>
+    </w:p>
+    <w:p>
+      <w:pPr>
+        <w:rPr>
+          <w:lang w:val="es-419"/>
+        </w:rPr>
+      </w:pPr>
+    </w:p>
+    <w:p>
+      <w:pPr>
+        <w:pStyle w:val="Heading4"/>
+        <w:numPr>
+          <w:ilvl w:val="0"/>
+          <w:numId w:val="30"/>
+        </w:numPr>
+      </w:pPr>
+      <w:r>
+        <w:t xml:space="preserve">CERTIFICACIÓN # y FECHA CERT.: </w:t>
+      </w:r>
+    </w:p>
+    <w:p>
+      <w:pPr>
+        <w:pStyle w:val="ListBullet"/>
+        <w:numPr>
+          <w:ilvl w:val="0"/>
+          <w:numId w:val="0"/>
+        </w:numPr>
+        <w:ind w:left="360"/>
+        <w:rPr>
+          <w:lang w:val="es-419"/>
+        </w:rPr>
+      </w:pPr>
+      <w:r>
+        <w:rPr>
+          <w:lang w:val="es-419"/>
+        </w:rPr>
+        <w:t>El número consecutivo del pago y la fecha en que se emite.</w:t>
+      </w:r>
+    </w:p>
+    <w:p>
+      <w:pPr>
+        <w:pStyle w:val="Heading4"/>
+        <w:numPr>
+          <w:ilvl w:val="0"/>
+          <w:numId w:val="30"/>
+        </w:numPr>
+        <w:rPr>
+          <w:lang w:val="es-419"/>
+        </w:rPr>
+      </w:pPr>
+      <w:r>
+        <w:rPr>
+          <w:lang w:val="es-419"/>
+        </w:rPr>
+        <w:t xml:space="preserve">TRABAJO EJEC. HASTA: La fecha de corte; </w:t>
+      </w:r>
+    </w:p>
+    <w:p>
+      <w:pPr>
+        <w:pStyle w:val="ListBullet"/>
+        <w:numPr>
+          <w:ilvl w:val="0"/>
+          <w:numId w:val="0"/>
+        </w:numPr>
+        <w:ind w:left="360"/>
+        <w:rPr>
+          <w:lang w:val="es-419"/>
+        </w:rPr>
+      </w:pPr>
+      <w:r>
+        <w:rPr>
+          <w:lang w:val="es-419"/>
+        </w:rPr>
+        <w:t>indica hasta qué día se está cobrando el trabajo realizado.</w:t>
+      </w:r>
+    </w:p>
+    <w:p>
+      <w:pPr>
+        <w:pStyle w:val="Heading4"/>
+        <w:numPr>
+          <w:ilvl w:val="0"/>
+          <w:numId w:val="30"/>
+        </w:numPr>
+      </w:pPr>
+      <w:r>
+        <w:lastRenderedPageBreak/>
+        <w:t xml:space="preserve">Casillas de Control: </w:t>
+      </w:r>
+    </w:p>
+    <w:p>
+      <w:pPr>
+        <w:pStyle w:val="ListBullet"/>
+        <w:numPr>
+          <w:ilvl w:val="0"/>
+          <w:numId w:val="0"/>
+        </w:numPr>
+        <w:ind w:left="360"/>
+        <w:jc w:val="both"/>
+        <w:rPr>
+          <w:lang w:val="es-419"/>
+        </w:rPr>
+      </w:pPr>
+      <w:r>
+        <w:rPr>
+          <w:lang w:val="es-419"/>
+        </w:rPr>
+        <w:t>"YA SE PAGÓ AL CONTRATISTA" (marca el estatus de liquidación) y "EXCLUIR DE RESULTADOS" (para omitir esta certificación de los totales globales si es necesario).</w:t>
+      </w:r>
+    </w:p>
+    <w:p>
+      <w:pPr>
+        <w:pStyle w:val="Heading4"/>
+        <w:numPr>
+          <w:ilvl w:val="0"/>
+          <w:numId w:val="30"/>
+        </w:numPr>
+      </w:pPr>
+      <w:r>
+        <w:t xml:space="preserve">TRABAJO EJEC. (WP - Work Performed): </w:t>
+      </w:r>
+    </w:p>
+    <w:p>
+      <w:pPr>
+        <w:pStyle w:val="ListBullet"/>
+        <w:numPr>
+          <w:ilvl w:val="0"/>
+          <w:numId w:val="0"/>
+        </w:numPr>
+        <w:ind w:left="360"/>
+        <w:rPr>
+          <w:lang w:val="es-419"/>
+        </w:rPr>
+      </w:pPr>
+      <w:r>
+        <w:rPr>
+          <w:lang w:val="es-419"/>
+        </w:rPr>
+        <w:t>El monto cobrado por el trabajo puramente ejecutado en este periodo.</w:t>
+      </w:r>
+    </w:p>
+    <w:p>
+      <w:pPr>
+        <w:pStyle w:val="Heading4"/>
+        <w:numPr>
+          <w:ilvl w:val="0"/>
+          <w:numId w:val="30"/>
+        </w:numPr>
+      </w:pPr>
+      <w:r>
+        <w:t xml:space="preserve">5% RETENIDO: </w:t>
+      </w:r>
+    </w:p>
+    <w:p>
+      <w:pPr>
+        <w:pStyle w:val="ListBullet"/>
+        <w:numPr>
+          <w:ilvl w:val="0"/>
+          <w:numId w:val="0"/>
+        </w:numPr>
+        <w:ind w:left="360"/>
+        <w:jc w:val="both"/>
+        <w:rPr>
+          <w:lang w:val="es-419"/>
+        </w:rPr>
+      </w:pPr>
+      <w:r>
+        <w:rPr>
+          <w:lang w:val="es-419"/>
+        </w:rPr>
+        <w:t>El cálculo de la retención del periodo. Permite marcar "SIN RET." si no aplica, y "DEVOLUCIÓN" si se está reintegrando fondo de retención.</w:t>
+      </w:r>
+    </w:p>
+    <w:p>
+      <w:pPr>
+        <w:pStyle w:val="Heading4"/>
+        <w:numPr>
+          <w:ilvl w:val="0"/>
+          <w:numId w:val="30"/>
+        </w:numPr>
+      </w:pPr>
+      <w:r>
+        <w:t xml:space="preserve">MOS NETO (M): </w:t>
+      </w:r>
+    </w:p>
+    <w:p>
+      <w:pPr>
+        <w:pStyle w:val="ListBullet"/>
+        <w:numPr>
+          <w:ilvl w:val="0"/>
+          <w:numId w:val="0"/>
+        </w:numPr>
+        <w:ind w:left="360"/>
+        <w:rPr>
+          <w:lang w:val="es-419"/>
+        </w:rPr>
+      </w:pPr>
+      <w:r>
+        <w:rPr>
+          <w:lang w:val="es-419"/>
+        </w:rPr>
+        <w:t xml:space="preserve">El importe por materiales entregados en </w:t>
+      </w:r>
+      <w:r>
+        <w:rPr>
+          <w:lang w:val="es-419"/>
+        </w:rPr>
+        <w:t>obra,</w:t>
+      </w:r>
+      <w:r>
+        <w:rPr>
+          <w:lang w:val="es-419"/>
+        </w:rPr>
+        <w:t xml:space="preserve"> pero aún no instalados.</w:t>
+      </w:r>
+    </w:p>
+    <w:p>
+      <w:pPr>
+        <w:pStyle w:val="Heading4"/>
+        <w:numPr>
+          <w:ilvl w:val="0"/>
+          <w:numId w:val="30"/>
+        </w:numPr>
+      </w:pPr>
+      <w:r>
+        <w:t xml:space="preserve">NETO CERTIFICADO: </w:t>
+      </w:r>
+    </w:p>
+    <w:p>
+      <w:pPr>
+        <w:pStyle w:val="ListBullet"/>
+        <w:numPr>
+          <w:ilvl w:val="0"/>
+          <w:numId w:val="0"/>
+        </w:numPr>
+        <w:ind w:left="360"/>
+        <w:rPr>
+          <w:lang w:val="es-419"/>
+        </w:rPr>
+      </w:pPr>
+      <w:r>
+        <w:rPr>
+          <w:lang w:val="es-419"/>
+        </w:rPr>
+        <w:t>El gran total para pagar</w:t>
+      </w:r>
+      <w:r>
+        <w:rPr>
+          <w:lang w:val="es-419"/>
+        </w:rPr>
+        <w:t xml:space="preserve"> en esta certificación (WP - Retenciones + MOS - Penalidades).</w:t>
+      </w:r>
+    </w:p>
+    <w:p>
+      <w:pPr>
+        <w:pStyle w:val="Heading4"/>
+        <w:numPr>
+          <w:ilvl w:val="0"/>
+          <w:numId w:val="30"/>
+        </w:numPr>
+      </w:pPr>
+      <w:r>
+        <w:t>NOTAS DEL PAGO MENSUAL:</w:t>
+      </w:r>
+    </w:p>
+    <w:p>
+      <w:pPr>
+        <w:pStyle w:val="ListBullet"/>
+        <w:numPr>
+          <w:ilvl w:val="0"/>
+          <w:numId w:val="0"/>
+        </w:numPr>
+        <w:ind w:left="360"/>
+        <w:jc w:val="both"/>
+        <w:rPr>
+          <w:lang w:val="es-419"/>
+        </w:rPr>
+      </w:pPr>
+      <w:r>
+        <w:rPr>
+          <w:lang w:val="es-419"/>
+        </w:rPr>
+        <w:t xml:space="preserve">Espacio para documentar justificaciones, acuerdos o aclaraciones (ej. </w:t>
+      </w:r>
+      <w:r>
+        <w:rPr>
+          <w:lang w:val="es-419"/>
+        </w:rPr>
+        <w:t>"Debido a que el proyecto se aceptó...").</w:t>
+      </w:r>
+    </w:p>
+    <w:p>
+      <w:pPr>
+        <w:pStyle w:val="Heading2"/>
+        <w:numPr>
+          <w:ilvl w:val="0"/>
+          <w:numId w:val="36"/>
+        </w:numPr>
+        <w:rPr>
+          <w:lang w:val="es-419"/>
+        </w:rPr>
+      </w:pPr>
+      <w:bookmarkStart w:id="82" w:name="_Toc234927453"/>
+      <w:r>
+        <w:rPr>
+          <w:lang w:val="es-419"/>
+        </w:rPr>
+        <w:t>Deducciones, Ajustes y Penalidades</w:t>
+      </w:r>
+      <w:bookmarkEnd w:id="82"/>
+    </w:p>
+    <w:p>
+      <w:pPr>
+        <w:rPr>
+          <w:lang w:val="es-419"/>
+        </w:rPr>
+      </w:pPr>
+    </w:p>
+    <w:p>
+      <w:pPr>
+        <w:pStyle w:val="ListBullet"/>
+        <w:numPr>
+          <w:ilvl w:val="0"/>
+          <w:numId w:val="0"/>
+        </w:numPr>
+        <w:ind w:left="360"/>
+        <w:jc w:val="both"/>
+        <w:rPr>
+          <w:lang w:val="es-419"/>
+        </w:rPr>
+      </w:pPr>
+      <w:r>
+        <w:rPr>
+          <w:lang w:val="es-419"/>
+        </w:rPr>
+        <w:t xml:space="preserve">Campos específicos para aplicar descuentos al pago bruto de este periodo. </w:t>
+      </w:r>
+      <w:r>
+        <w:rPr>
+          <w:lang w:val="es-419"/>
+        </w:rPr>
+        <w:t>Si no hay, deben ir en cero (0):</w:t>
+      </w:r>
+    </w:p>
+    <w:p>
+      <w:pPr>
+        <w:pStyle w:val="ListBullet"/>
+        <w:numPr>
+          <w:ilvl w:val="0"/>
+          <w:numId w:val="0"/>
+        </w:numPr>
+        <w:ind w:left="360"/>
         <w:rPr>
           <w:lang w:val="es-419"/>
         </w:rPr>
@@ -17874,7 +18350,7 @@
         </w:numPr>
       </w:pPr>
       <w:r>
-        <w:t xml:space="preserve">CERTIFICACIÓN # y FECHA CERT.: </w:t>
+        <w:t xml:space="preserve">DAÑOS LÍQUIDOS: </w:t>
       </w:r>
     </w:p>
     <w:p>
@@ -17893,7 +18369,7 @@
         <w:rPr>
           <w:lang w:val="es-419"/>
         </w:rPr>
-        <w:t>El número consecutivo del pago y la fecha en que se emite.</w:t>
+        <w:t>Penalización económica por retrasos.</w:t>
       </w:r>
     </w:p>
     <w:p>
@@ -17903,15 +18379,9 @@
           <w:ilvl w:val="0"/>
           <w:numId w:val="31"/>
         </w:numPr>
-        <w:rPr>
-          <w:lang w:val="es-419"/>
-        </w:rPr>
-      </w:pPr>
-      <w:r>
-        <w:rPr>
-          <w:lang w:val="es-419"/>
-        </w:rPr>
-        <w:t xml:space="preserve">TRABAJO EJEC. HASTA: La fecha de corte; </w:t>
+      </w:pPr>
+      <w:r>
+        <w:t xml:space="preserve">RETENCIÓN EXTRA: </w:t>
       </w:r>
     </w:p>
     <w:p>
@@ -17930,7 +18400,7 @@
         <w:rPr>
           <w:lang w:val="es-419"/>
         </w:rPr>
-        <w:t>indica hasta qué día se está cobrando el trabajo realizado.</w:t>
+        <w:t>Para retener un monto adicional fuera del porcentaje estándar.</w:t>
       </w:r>
     </w:p>
     <w:p>
@@ -17942,7 +18412,7 @@
         </w:numPr>
       </w:pPr>
       <w:r>
-        <w:t xml:space="preserve">Casillas de Control: </w:t>
+        <w:t xml:space="preserve">AJUSTE PRECIO (CLAUSE): </w:t>
       </w:r>
     </w:p>
     <w:p>
@@ -17953,16 +18423,29 @@
           <w:numId w:val="0"/>
         </w:numPr>
         <w:ind w:left="360"/>
-        <w:jc w:val="both"/>
-        <w:rPr>
-          <w:lang w:val="es-419"/>
-        </w:rPr>
-      </w:pPr>
-      <w:r>
-        <w:rPr>
-          <w:lang w:val="es-419"/>
-        </w:rPr>
-        <w:t>"YA SE PAGÓ AL CONTRATISTA" (marca el estatus de liquidación) y "EXCLUIR DE RESULTADOS" (para omitir esta certificación de los totales globales si es necesario).</w:t>
+        <w:rPr>
+          <w:lang w:val="es-419"/>
+        </w:rPr>
+      </w:pPr>
+      <w:r>
+        <w:rPr>
+          <w:lang w:val="es-419"/>
+        </w:rPr>
+        <w:t xml:space="preserve">Ajustes contractuales por </w:t>
+      </w:r>
+      <w:proofErr w:type="spellStart"/>
+      <w:r>
+        <w:rPr>
+          <w:lang w:val="es-419"/>
+        </w:rPr>
+        <w:t>escalatoria</w:t>
+      </w:r>
+      <w:proofErr w:type="spellEnd"/>
+      <w:r>
+        <w:rPr>
+          <w:lang w:val="es-419"/>
+        </w:rPr>
+        <w:t xml:space="preserve"> o cláusulas especiales.</w:t>
       </w:r>
     </w:p>
     <w:p>
@@ -17974,7 +18457,7 @@
         </w:numPr>
       </w:pPr>
       <w:r>
-        <w:t xml:space="preserve">TRABAJO EJEC. (WP - Work Performed): </w:t>
+        <w:t xml:space="preserve">SEGUROS / MULTAS: </w:t>
       </w:r>
     </w:p>
     <w:p>
@@ -17993,7 +18476,7 @@
         <w:rPr>
           <w:lang w:val="es-419"/>
         </w:rPr>
-        <w:t>El monto cobrado por el trabajo puramente ejecutado en este periodo.</w:t>
+        <w:t>Descuentos por faltas de seguridad o pagos de primas de seguro.</w:t>
       </w:r>
     </w:p>
     <w:p>
@@ -18005,7 +18488,7 @@
         </w:numPr>
       </w:pPr>
       <w:r>
-        <w:t xml:space="preserve">5% RETENIDO: </w:t>
+        <w:t>OTRAS PENALIDADES / REEMBOLSO:</w:t>
       </w:r>
     </w:p>
     <w:p>
@@ -18016,28 +18499,15 @@
           <w:numId w:val="0"/>
         </w:numPr>
         <w:ind w:left="360"/>
-        <w:jc w:val="both"/>
-        <w:rPr>
-          <w:lang w:val="es-419"/>
-        </w:rPr>
-      </w:pPr>
-      <w:r>
-        <w:rPr>
-          <w:lang w:val="es-419"/>
-        </w:rPr>
-        <w:t>El cálculo de la retención del periodo. Permite marcar "SIN RET." si no aplica, y "DEVOLUCIÓN" si se está reintegrando fondo de retención.</w:t>
-      </w:r>
-    </w:p>
-    <w:p>
-      <w:pPr>
-        <w:pStyle w:val="Heading4"/>
-        <w:numPr>
-          <w:ilvl w:val="0"/>
-          <w:numId w:val="31"/>
-        </w:numPr>
-      </w:pPr>
-      <w:r>
-        <w:t xml:space="preserve">MOS NETO (M): </w:t>
+        <w:rPr>
+          <w:lang w:val="es-419"/>
+        </w:rPr>
+      </w:pPr>
+      <w:r>
+        <w:rPr>
+          <w:lang w:val="es-419"/>
+        </w:rPr>
+        <w:t>Ajustes misceláneos (reembolso suma a favor).</w:t>
       </w:r>
     </w:p>
     <w:p>
@@ -18052,36 +18522,26 @@
           <w:lang w:val="es-419"/>
         </w:rPr>
       </w:pPr>
-      <w:r>
-        <w:rPr>
-          <w:lang w:val="es-419"/>
-        </w:rPr>
-        <w:t xml:space="preserve">El importe por materiales entregados en </w:t>
-      </w:r>
-      <w:r>
-        <w:rPr>
-          <w:lang w:val="es-419"/>
-        </w:rPr>
-        <w:t>obra,</w:t>
-      </w:r>
-      <w:r>
-        <w:rPr>
-          <w:lang w:val="es-419"/>
-        </w:rPr>
-        <w:t xml:space="preserve"> pero aún no instalados.</w:t>
-      </w:r>
-    </w:p>
-    <w:p>
-      <w:pPr>
-        <w:pStyle w:val="Heading4"/>
+    </w:p>
+    <w:p>
+      <w:pPr>
+        <w:pStyle w:val="Heading2"/>
         <w:numPr>
           <w:ilvl w:val="0"/>
-          <w:numId w:val="31"/>
-        </w:numPr>
-      </w:pPr>
-      <w:r>
-        <w:t xml:space="preserve">NETO CERTIFICADO: </w:t>
-      </w:r>
+          <w:numId w:val="36"/>
+        </w:numPr>
+        <w:rPr>
+          <w:lang w:val="es-419"/>
+        </w:rPr>
+      </w:pPr>
+      <w:bookmarkStart w:id="83" w:name="_Toc234927454"/>
+      <w:r>
+        <w:rPr>
+          <w:lang w:val="es-419"/>
+        </w:rPr>
+        <w:t>Partidas de la Certificación (Tabla de Conceptos)</w:t>
+      </w:r>
+      <w:bookmarkEnd w:id="83"/>
     </w:p>
     <w:p>
       <w:pPr>
@@ -18095,30 +18555,6 @@
           <w:lang w:val="es-419"/>
         </w:rPr>
       </w:pPr>
-      <w:r>
-        <w:rPr>
-          <w:lang w:val="es-419"/>
-        </w:rPr>
-        <w:t>El gran total para pagar</w:t>
-      </w:r>
-      <w:r>
-        <w:rPr>
-          <w:lang w:val="es-419"/>
-        </w:rPr>
-        <w:t xml:space="preserve"> en esta certificación (WP - Retenciones + MOS - Penalidades).</w:t>
-      </w:r>
-    </w:p>
-    <w:p>
-      <w:pPr>
-        <w:pStyle w:val="Heading4"/>
-        <w:numPr>
-          <w:ilvl w:val="0"/>
-          <w:numId w:val="31"/>
-        </w:numPr>
-      </w:pPr>
-      <w:r>
-        <w:t>NOTAS DEL PAGO MENSUAL:</w:t>
-      </w:r>
     </w:p>
     <w:p>
       <w:pPr>
@@ -18128,25 +18564,634 @@
           <w:numId w:val="0"/>
         </w:numPr>
         <w:ind w:left="360"/>
-        <w:jc w:val="both"/>
-        <w:rPr>
-          <w:lang w:val="es-419"/>
-        </w:rPr>
-      </w:pPr>
-      <w:r>
-        <w:rPr>
-          <w:lang w:val="es-419"/>
-        </w:rPr>
+        <w:rPr>
+          <w:lang w:val="es-419"/>
+        </w:rPr>
+      </w:pPr>
+      <w:r>
+        <w:rPr>
+          <w:lang w:val="es-419"/>
+        </w:rPr>
+        <w:t>La tabla inferior detalla el desglose preciso de qué conceptos se están cobrando:</w:t>
+      </w:r>
+    </w:p>
+    <w:p>
+      <w:pPr>
+        <w:pStyle w:val="ListBullet"/>
+        <w:numPr>
+          <w:ilvl w:val="0"/>
+          <w:numId w:val="0"/>
+        </w:numPr>
+        <w:ind w:left="360"/>
+        <w:rPr>
+          <w:lang w:val="es-419"/>
+        </w:rPr>
+      </w:pPr>
+    </w:p>
+    <w:p>
+      <w:pPr>
+        <w:pStyle w:val="Heading3"/>
+        <w:numPr>
+          <w:ilvl w:val="0"/>
+          <w:numId w:val="28"/>
+        </w:numPr>
+        <w:rPr>
+          <w:lang w:val="es-419"/>
+        </w:rPr>
+      </w:pPr>
+      <w:bookmarkStart w:id="84" w:name="_Toc234927455"/>
+      <w:r>
+        <w:rPr>
+          <w:lang w:val="es-419"/>
+        </w:rPr>
+        <w:t>Columnas de la Tabla:</w:t>
+      </w:r>
+      <w:bookmarkEnd w:id="84"/>
+    </w:p>
+    <w:p>
+      <w:pPr>
+        <w:pStyle w:val="Heading3"/>
+        <w:numPr>
+          <w:ilvl w:val="0"/>
+          <w:numId w:val="0"/>
+        </w:numPr>
+        <w:ind w:left="2880"/>
+        <w:rPr>
+          <w:lang w:val="es-419"/>
+        </w:rPr>
+      </w:pPr>
+    </w:p>
+    <w:p>
+      <w:pPr>
+        <w:pStyle w:val="Heading4"/>
+        <w:numPr>
+          <w:ilvl w:val="0"/>
+          <w:numId w:val="32"/>
+        </w:numPr>
+        <w:rPr>
+          <w:lang w:val="es-419"/>
+        </w:rPr>
+      </w:pPr>
+      <w:r>
+        <w:rPr>
+          <w:lang w:val="es-419"/>
+        </w:rPr>
+        <w:t xml:space="preserve">N.R., # ITEM, ESPEC., DESCRIPCIÓN: </w:t>
+      </w:r>
+    </w:p>
+    <w:p>
+      <w:pPr>
+        <w:pStyle w:val="ListBullet2"/>
+        <w:numPr>
+          <w:ilvl w:val="0"/>
+          <w:numId w:val="0"/>
+        </w:numPr>
+        <w:ind w:left="720"/>
+        <w:rPr>
+          <w:lang w:val="es-419"/>
+        </w:rPr>
+      </w:pPr>
+      <w:r>
+        <w:rPr>
+          <w:lang w:val="es-419"/>
+        </w:rPr>
+        <w:t>Datos identificativos de la partida.</w:t>
+      </w:r>
+    </w:p>
+    <w:p>
+      <w:pPr>
+        <w:pStyle w:val="ListBullet2"/>
+        <w:numPr>
+          <w:ilvl w:val="0"/>
+          <w:numId w:val="0"/>
+        </w:numPr>
+        <w:ind w:left="720"/>
+        <w:rPr>
+          <w:lang w:val="es-419"/>
+        </w:rPr>
+      </w:pPr>
+    </w:p>
+    <w:p>
+      <w:pPr>
+        <w:pStyle w:val="Heading4"/>
+        <w:numPr>
+          <w:ilvl w:val="0"/>
+          <w:numId w:val="32"/>
+        </w:numPr>
+      </w:pPr>
+      <w:r>
         <w:lastRenderedPageBreak/>
-        <w:t xml:space="preserve">Espacio para documentar justificaciones, acuerdos o aclaraciones (ej. </w:t>
-      </w:r>
-      <w:r>
-        <w:rPr>
-          <w:lang w:val="es-419"/>
-        </w:rPr>
-        <w:t>"Debido a que el proyecto se aceptó...").</w:t>
-      </w:r>
-    </w:p>
+        <w:t xml:space="preserve">UN. y CM: </w:t>
+      </w:r>
+    </w:p>
+    <w:p>
+      <w:pPr>
+        <w:pStyle w:val="ListBullet2"/>
+        <w:numPr>
+          <w:ilvl w:val="0"/>
+          <w:numId w:val="0"/>
+        </w:numPr>
+        <w:ind w:left="720"/>
+        <w:rPr>
+          <w:lang w:val="es-419"/>
+        </w:rPr>
+      </w:pPr>
+      <w:r>
+        <w:rPr>
+          <w:lang w:val="es-419"/>
+        </w:rPr>
+        <w:t>Unidad de medida y casilla de verificación de Certificados de Manufactura.</w:t>
+      </w:r>
+    </w:p>
+    <w:p>
+      <w:pPr>
+        <w:pStyle w:val="ListBullet2"/>
+        <w:numPr>
+          <w:ilvl w:val="0"/>
+          <w:numId w:val="0"/>
+        </w:numPr>
+        <w:ind w:left="720"/>
+        <w:rPr>
+          <w:lang w:val="es-419"/>
+        </w:rPr>
+      </w:pPr>
+    </w:p>
+    <w:p>
+      <w:pPr>
+        <w:pStyle w:val="Heading4"/>
+        <w:numPr>
+          <w:ilvl w:val="0"/>
+          <w:numId w:val="32"/>
+        </w:numPr>
+        <w:rPr>
+          <w:lang w:val="es-419"/>
+        </w:rPr>
+      </w:pPr>
+      <w:r>
+        <w:rPr>
+          <w:lang w:val="es-419"/>
+        </w:rPr>
+        <w:t xml:space="preserve">CANT. WP y P. UNITARIO: </w:t>
+      </w:r>
+    </w:p>
+    <w:p>
+      <w:pPr>
+        <w:pStyle w:val="ListBullet2"/>
+        <w:numPr>
+          <w:ilvl w:val="0"/>
+          <w:numId w:val="0"/>
+        </w:numPr>
+        <w:ind w:left="720"/>
+        <w:rPr>
+          <w:lang w:val="es-419"/>
+        </w:rPr>
+      </w:pPr>
+      <w:r>
+        <w:rPr>
+          <w:lang w:val="es-419"/>
+        </w:rPr>
+        <w:t>Cantidad ejecutada en este periodo y su precio unitario.</w:t>
+      </w:r>
+    </w:p>
+    <w:p>
+      <w:pPr>
+        <w:pStyle w:val="ListBullet2"/>
+        <w:numPr>
+          <w:ilvl w:val="0"/>
+          <w:numId w:val="0"/>
+        </w:numPr>
+        <w:ind w:left="720"/>
+        <w:rPr>
+          <w:lang w:val="es-419"/>
+        </w:rPr>
+      </w:pPr>
+    </w:p>
+    <w:p>
+      <w:pPr>
+        <w:pStyle w:val="Heading4"/>
+        <w:numPr>
+          <w:ilvl w:val="0"/>
+          <w:numId w:val="32"/>
+        </w:numPr>
+      </w:pPr>
+      <w:r>
+        <w:t xml:space="preserve">TOTAL WP: </w:t>
+      </w:r>
+    </w:p>
+    <w:p>
+      <w:pPr>
+        <w:pStyle w:val="ListBullet2"/>
+        <w:numPr>
+          <w:ilvl w:val="0"/>
+          <w:numId w:val="0"/>
+        </w:numPr>
+        <w:ind w:left="720"/>
+        <w:rPr>
+          <w:lang w:val="es-419"/>
+        </w:rPr>
+      </w:pPr>
+      <w:r>
+        <w:rPr>
+          <w:lang w:val="es-419"/>
+        </w:rPr>
+        <w:t xml:space="preserve">Importe cobrado (CANT. </w:t>
+      </w:r>
+      <w:r>
+        <w:rPr>
+          <w:lang w:val="es-419"/>
+        </w:rPr>
+        <w:t>WP x P. UNITARIO).</w:t>
+      </w:r>
+    </w:p>
+    <w:p>
+      <w:pPr>
+        <w:pStyle w:val="ListBullet2"/>
+        <w:numPr>
+          <w:ilvl w:val="0"/>
+          <w:numId w:val="0"/>
+        </w:numPr>
+        <w:ind w:left="720"/>
+        <w:rPr>
+          <w:lang w:val="es-419"/>
+        </w:rPr>
+      </w:pPr>
+    </w:p>
+    <w:p>
+      <w:pPr>
+        <w:pStyle w:val="Heading4"/>
+        <w:numPr>
+          <w:ilvl w:val="0"/>
+          <w:numId w:val="32"/>
+        </w:numPr>
+      </w:pPr>
+      <w:r>
+        <w:t xml:space="preserve">CANT. MOS y DED. MOS: </w:t>
+      </w:r>
+    </w:p>
+    <w:p>
+      <w:pPr>
+        <w:pStyle w:val="ListBullet2"/>
+        <w:numPr>
+          <w:ilvl w:val="0"/>
+          <w:numId w:val="0"/>
+        </w:numPr>
+        <w:ind w:left="720"/>
+        <w:rPr>
+          <w:lang w:val="es-419"/>
+        </w:rPr>
+      </w:pPr>
+      <w:r>
+        <w:rPr>
+          <w:lang w:val="es-419"/>
+        </w:rPr>
+        <w:t>Cantidad de material en sitio y deducciones relacionadas.</w:t>
+      </w:r>
+    </w:p>
+    <w:p>
+      <w:pPr>
+        <w:pStyle w:val="ListBullet2"/>
+        <w:numPr>
+          <w:ilvl w:val="0"/>
+          <w:numId w:val="0"/>
+        </w:numPr>
+        <w:ind w:left="720"/>
+        <w:rPr>
+          <w:lang w:val="es-419"/>
+        </w:rPr>
+      </w:pPr>
+    </w:p>
+    <w:p>
+      <w:pPr>
+        <w:pStyle w:val="Heading4"/>
+        <w:numPr>
+          <w:ilvl w:val="0"/>
+          <w:numId w:val="32"/>
+        </w:numPr>
+      </w:pPr>
+      <w:r>
+        <w:t xml:space="preserve">TOTAL NETO: </w:t>
+      </w:r>
+    </w:p>
+    <w:p>
+      <w:pPr>
+        <w:pStyle w:val="ListBullet2"/>
+        <w:numPr>
+          <w:ilvl w:val="0"/>
+          <w:numId w:val="0"/>
+        </w:numPr>
+        <w:ind w:left="720"/>
+        <w:rPr>
+          <w:lang w:val="es-419"/>
+        </w:rPr>
+      </w:pPr>
+      <w:r>
+        <w:rPr>
+          <w:lang w:val="es-419"/>
+        </w:rPr>
+        <w:t>Lo que se paga íntegro por esa línea.</w:t>
+      </w:r>
+    </w:p>
+    <w:p>
+      <w:pPr>
+        <w:pStyle w:val="ListBullet2"/>
+        <w:numPr>
+          <w:ilvl w:val="0"/>
+          <w:numId w:val="0"/>
+        </w:numPr>
+        <w:ind w:left="720"/>
+        <w:rPr>
+          <w:lang w:val="es-419"/>
+        </w:rPr>
+      </w:pPr>
+    </w:p>
+    <w:p>
+      <w:pPr>
+        <w:pStyle w:val="ListBullet2"/>
+        <w:numPr>
+          <w:ilvl w:val="0"/>
+          <w:numId w:val="0"/>
+        </w:numPr>
+        <w:ind w:left="720"/>
+        <w:rPr>
+          <w:lang w:val="es-419"/>
+        </w:rPr>
+      </w:pPr>
+    </w:p>
+    <w:p>
+      <w:pPr>
+        <w:pStyle w:val="Heading2"/>
+        <w:numPr>
+          <w:ilvl w:val="0"/>
+          <w:numId w:val="36"/>
+        </w:numPr>
+        <w:rPr>
+          <w:lang w:val="es-419"/>
+        </w:rPr>
+      </w:pPr>
+      <w:bookmarkStart w:id="85" w:name="_Toc234927456"/>
+      <w:r>
+        <w:rPr>
+          <w:lang w:val="es-419"/>
+        </w:rPr>
+        <w:t>Botones de Acción Globales</w:t>
+      </w:r>
+      <w:bookmarkEnd w:id="85"/>
+    </w:p>
+    <w:p>
+      <w:pPr>
+        <w:rPr>
+          <w:lang w:val="es-419"/>
+        </w:rPr>
+      </w:pPr>
+    </w:p>
+    <w:p>
+      <w:pPr>
+        <w:pStyle w:val="ListBullet"/>
+        <w:numPr>
+          <w:ilvl w:val="0"/>
+          <w:numId w:val="0"/>
+        </w:numPr>
+        <w:ind w:left="360"/>
+        <w:rPr>
+          <w:lang w:val="es-419"/>
+        </w:rPr>
+      </w:pPr>
+      <w:r>
+        <w:rPr>
+          <w:lang w:val="es-419"/>
+        </w:rPr>
+        <w:t>A la derecha de la certificación se encuentran controles operativos fundamentales:</w:t>
+      </w:r>
+    </w:p>
+    <w:p>
+      <w:pPr>
+        <w:rPr>
+          <w:lang w:val="es-419"/>
+        </w:rPr>
+      </w:pPr>
+    </w:p>
+    <w:p>
+      <w:pPr>
+        <w:pStyle w:val="Heading4"/>
+        <w:numPr>
+          <w:ilvl w:val="0"/>
+          <w:numId w:val="33"/>
+        </w:numPr>
+      </w:pPr>
+      <w:r>
+        <w:t xml:space="preserve">IMPRIMIR CERT.: </w:t>
+      </w:r>
+    </w:p>
+    <w:p>
+      <w:pPr>
+        <w:ind w:left="720"/>
+        <w:rPr>
+          <w:lang w:val="es-419"/>
+        </w:rPr>
+      </w:pPr>
+      <w:r>
+        <w:rPr>
+          <w:lang w:val="es-419"/>
+        </w:rPr>
+        <w:t>Genera el formato oficial en PDF para firmas.</w:t>
+      </w:r>
+    </w:p>
+    <w:p>
+      <w:pPr>
+        <w:ind w:left="720"/>
+        <w:rPr>
+          <w:lang w:val="es-419"/>
+        </w:rPr>
+      </w:pPr>
+    </w:p>
+    <w:p>
+      <w:pPr>
+        <w:pStyle w:val="Heading4"/>
+        <w:numPr>
+          <w:ilvl w:val="0"/>
+          <w:numId w:val="33"/>
+        </w:numPr>
+      </w:pPr>
+      <w:r>
+        <w:t>Íconos "X" y Basurero:</w:t>
+      </w:r>
+    </w:p>
+    <w:p>
+      <w:pPr>
+        <w:ind w:left="720"/>
+        <w:rPr>
+          <w:lang w:val="es-419"/>
+        </w:rPr>
+      </w:pPr>
+      <w:r>
+        <w:rPr>
+          <w:lang w:val="es-419"/>
+        </w:rPr>
+        <w:t>Sirven para cerrar la vista de detalles o eliminar la certificación por completo.</w:t>
+      </w:r>
+    </w:p>
+    <w:p>
+      <w:pPr>
+        <w:pStyle w:val="ListBullet"/>
+        <w:numPr>
+          <w:ilvl w:val="0"/>
+          <w:numId w:val="0"/>
+        </w:numPr>
+        <w:ind w:left="360"/>
+        <w:rPr>
+          <w:lang w:val="es-419"/>
+        </w:rPr>
+      </w:pPr>
+    </w:p>
+    <w:p>
+      <w:pPr>
+        <w:pStyle w:val="ListBullet"/>
+        <w:numPr>
+          <w:ilvl w:val="0"/>
+          <w:numId w:val="0"/>
+        </w:numPr>
+        <w:ind w:left="360"/>
+        <w:rPr>
+          <w:lang w:val="es-419"/>
+        </w:rPr>
+      </w:pPr>
+    </w:p>
+    <w:p>
+      <w:pPr>
+        <w:pStyle w:val="Heading2"/>
+        <w:numPr>
+          <w:ilvl w:val="0"/>
+          <w:numId w:val="36"/>
+        </w:numPr>
+        <w:rPr>
+          <w:lang w:val="es-419"/>
+        </w:rPr>
+      </w:pPr>
+      <w:bookmarkStart w:id="86" w:name="_Toc234927457"/>
+      <w:r>
+        <w:rPr>
+          <w:lang w:val="es-419"/>
+        </w:rPr>
+        <w:t xml:space="preserve">Botones </w:t>
+      </w:r>
+      <w:r>
+        <w:rPr>
+          <w:lang w:val="es-419"/>
+        </w:rPr>
+        <w:t xml:space="preserve">Flotantes </w:t>
+      </w:r>
+      <w:r>
+        <w:rPr>
+          <w:lang w:val="es-419"/>
+        </w:rPr>
+        <w:t>de Acción Globales</w:t>
+      </w:r>
+      <w:bookmarkEnd w:id="86"/>
+    </w:p>
+    <w:p>
+      <w:pPr>
+        <w:pStyle w:val="ListBullet"/>
+        <w:numPr>
+          <w:ilvl w:val="0"/>
+          <w:numId w:val="0"/>
+        </w:numPr>
+        <w:ind w:left="360"/>
+        <w:rPr>
+          <w:lang w:val="es-419"/>
+        </w:rPr>
+      </w:pPr>
+    </w:p>
+    <w:p>
+      <w:pPr>
+        <w:pStyle w:val="Heading4"/>
+        <w:numPr>
+          <w:ilvl w:val="0"/>
+          <w:numId w:val="37"/>
+        </w:numPr>
+      </w:pPr>
+      <w:r>
+        <w:t xml:space="preserve">GUARDAR CAMBIOS: </w:t>
+      </w:r>
+    </w:p>
+    <w:p>
+      <w:pPr>
+        <w:ind w:left="720"/>
+        <w:rPr>
+          <w:lang w:val="es-419"/>
+        </w:rPr>
+      </w:pPr>
+      <w:r>
+        <w:rPr>
+          <w:lang w:val="es-419"/>
+        </w:rPr>
+        <w:t>Botón inferior para salvar cualquier modificación realizada.</w:t>
+      </w:r>
+    </w:p>
+    <w:p>
+      <w:pPr>
+        <w:ind w:left="720"/>
+        <w:rPr>
+          <w:lang w:val="es-419"/>
+        </w:rPr>
+      </w:pPr>
+    </w:p>
+    <w:p>
+      <w:pPr>
+        <w:pStyle w:val="Heading4"/>
+        <w:numPr>
+          <w:ilvl w:val="0"/>
+          <w:numId w:val="37"/>
+        </w:numPr>
+      </w:pPr>
+      <w:r>
+        <w:t xml:space="preserve">NUEVA CERTIFICACIÓN: </w:t>
+      </w:r>
+    </w:p>
+    <w:p>
+      <w:pPr>
+        <w:ind w:left="720"/>
+        <w:rPr>
+          <w:lang w:val="es-419"/>
+        </w:rPr>
+      </w:pPr>
+      <w:r>
+        <w:rPr>
+          <w:lang w:val="es-419"/>
+        </w:rPr>
+        <w:t>Crea el siguiente registro mensual en blanco.</w:t>
+      </w:r>
+    </w:p>
+    <w:p>
+      <w:pPr>
+        <w:rPr>
+          <w:lang w:val="es-419"/>
+        </w:rPr>
+      </w:pPr>
+    </w:p>
+    <w:p>
+      <w:pPr>
+        <w:rPr>
+          <w:lang w:val="es-419"/>
+        </w:rPr>
+      </w:pPr>
+    </w:p>
+    <w:p>
+      <w:pPr>
+        <w:pStyle w:val="Heading1"/>
+        <w:rPr>
+          <w:lang w:val="es-419"/>
+        </w:rPr>
+      </w:pPr>
+      <w:bookmarkStart w:id="87" w:name="_Toc234927458"/>
+      <w:r>
+        <w:rPr>
+          <w:lang w:val="es-419"/>
+        </w:rPr>
+        <w:t>Sección Change Orders / Enmiendas</w:t>
+      </w:r>
+      <w:bookmarkEnd w:id="87"/>
+    </w:p>
+    <w:p/>
     <w:p>
       <w:pPr>
         <w:pStyle w:val="Heading2"/>
@@ -18158,21 +19203,36 @@
           <w:lang w:val="es-419"/>
         </w:rPr>
       </w:pPr>
-      <w:bookmarkStart w:id="82" w:name="_Toc234927453"/>
-      <w:r>
-        <w:rPr>
-          <w:lang w:val="es-419"/>
-        </w:rPr>
-        <w:t>Deducciones, Ajustes y Penalidades</w:t>
-      </w:r>
-      <w:bookmarkEnd w:id="82"/>
-    </w:p>
-    <w:p>
-      <w:pPr>
-        <w:rPr>
-          <w:lang w:val="es-419"/>
-        </w:rPr>
-      </w:pPr>
+      <w:bookmarkStart w:id="88" w:name="_Toc234927459"/>
+      <w:r>
+        <w:rPr>
+          <w:lang w:val="es-419"/>
+        </w:rPr>
+        <w:t>Resumen Global (Tarjetas Superiores)</w:t>
+      </w:r>
+      <w:bookmarkEnd w:id="88"/>
+    </w:p>
+    <w:p>
+      <w:pPr>
+        <w:ind w:left="720"/>
+        <w:rPr>
+          <w:lang w:val="es-419"/>
+        </w:rPr>
+      </w:pPr>
+    </w:p>
+    <w:p>
+      <w:pPr>
+        <w:ind w:left="720"/>
+        <w:rPr>
+          <w:lang w:val="es-419"/>
+        </w:rPr>
+      </w:pPr>
+      <w:r>
+        <w:rPr>
+          <w:lang w:val="es-419"/>
+        </w:rPr>
+        <w:t>La sección de "Change Orders / Enmiendas" permite gestionar las órdenes de cambio del contrato, incluyendo modificaciones en partidas existentes, trabajos extra, extensiones de tiempo o enmiendas administrativas.</w:t>
+      </w:r>
     </w:p>
     <w:p>
       <w:pPr>
@@ -18182,22 +19242,1174 @@
           <w:numId w:val="0"/>
         </w:numPr>
         <w:ind w:left="360"/>
-        <w:jc w:val="both"/>
-        <w:rPr>
-          <w:lang w:val="es-419"/>
-        </w:rPr>
-      </w:pPr>
-      <w:r>
-        <w:rPr>
-          <w:lang w:val="es-419"/>
-        </w:rPr>
-        <w:t xml:space="preserve">Campos específicos para aplicar descuentos al pago bruto de este periodo. </w:t>
-      </w:r>
-      <w:r>
-        <w:rPr>
-          <w:lang w:val="es-419"/>
-        </w:rPr>
-        <w:t>Si no hay, deben ir en cero (0):</w:t>
+        <w:rPr>
+          <w:lang w:val="es-419"/>
+        </w:rPr>
+      </w:pPr>
+    </w:p>
+    <w:p>
+      <w:pPr>
+        <w:pStyle w:val="Heading2"/>
+        <w:numPr>
+          <w:ilvl w:val="0"/>
+          <w:numId w:val="38"/>
+        </w:numPr>
+        <w:rPr>
+          <w:lang w:val="es-419"/>
+        </w:rPr>
+      </w:pPr>
+      <w:bookmarkStart w:id="89" w:name="_Toc234927460"/>
+      <w:r>
+        <w:rPr>
+          <w:lang w:val="es-419"/>
+        </w:rPr>
+        <w:t>Panel de Resumen (</w:t>
+      </w:r>
+      <w:proofErr w:type="spellStart"/>
+      <w:r>
+        <w:rPr>
+          <w:lang w:val="es-419"/>
+        </w:rPr>
+        <w:t>Dashboard</w:t>
+      </w:r>
+      <w:proofErr w:type="spellEnd"/>
+      <w:r>
+        <w:rPr>
+          <w:lang w:val="es-419"/>
+        </w:rPr>
+        <w:t>)</w:t>
+      </w:r>
+      <w:bookmarkEnd w:id="89"/>
+    </w:p>
+    <w:p>
+      <w:pPr>
+        <w:rPr>
+          <w:b/>
+          <w:lang w:val="es-419"/>
+        </w:rPr>
+      </w:pPr>
+    </w:p>
+    <w:p>
+      <w:pPr>
+        <w:pStyle w:val="Heading4"/>
+        <w:numPr>
+          <w:ilvl w:val="0"/>
+          <w:numId w:val="39"/>
+        </w:numPr>
+      </w:pPr>
+      <w:r>
+        <w:t xml:space="preserve">• Total Aprobado ($): </w:t>
+      </w:r>
+    </w:p>
+    <w:p>
+      <w:pPr>
+        <w:ind w:left="720"/>
+        <w:rPr>
+          <w:lang w:val="es-419"/>
+        </w:rPr>
+      </w:pPr>
+      <w:r>
+        <w:rPr>
+          <w:lang w:val="es-419"/>
+        </w:rPr>
+        <w:t>Muestra el monto total acumulado de las órdenes de cambio que ya han sido aprobadas.</w:t>
+      </w:r>
+      <w:r>
+        <w:rPr>
+          <w:lang w:val="es-419"/>
+        </w:rPr>
+        <w:t xml:space="preserve"> </w:t>
+      </w:r>
+    </w:p>
+    <w:p>
+      <w:pPr>
+        <w:rPr>
+          <w:b/>
+          <w:lang w:val="es-419"/>
+        </w:rPr>
+      </w:pPr>
+    </w:p>
+    <w:p>
+      <w:pPr>
+        <w:pStyle w:val="Heading4"/>
+        <w:numPr>
+          <w:ilvl w:val="0"/>
+          <w:numId w:val="39"/>
+        </w:numPr>
+      </w:pPr>
+      <w:r>
+        <w:t xml:space="preserve">• Total en Trámite ($): </w:t>
+      </w:r>
+    </w:p>
+    <w:p>
+      <w:pPr>
+        <w:ind w:left="720"/>
+        <w:rPr>
+          <w:lang w:val="es-419"/>
+        </w:rPr>
+      </w:pPr>
+      <w:r>
+        <w:rPr>
+          <w:lang w:val="es-419"/>
+        </w:rPr>
+        <w:t>Refleja el monto económico de las órdenes de cambio que se encuentran actualmente en proceso o revisión.</w:t>
+      </w:r>
+    </w:p>
+    <w:p>
+      <w:pPr>
+        <w:rPr>
+          <w:lang w:val="es-419"/>
+        </w:rPr>
+      </w:pPr>
+    </w:p>
+    <w:p>
+      <w:pPr>
+        <w:pStyle w:val="Heading4"/>
+        <w:numPr>
+          <w:ilvl w:val="0"/>
+          <w:numId w:val="39"/>
+        </w:numPr>
+      </w:pPr>
+      <w:r>
+        <w:t xml:space="preserve">• Impacto Económico: </w:t>
+      </w:r>
+    </w:p>
+    <w:p>
+      <w:pPr>
+        <w:ind w:left="720"/>
+        <w:rPr>
+          <w:lang w:val="es-419"/>
+        </w:rPr>
+      </w:pPr>
+      <w:r>
+        <w:rPr>
+          <w:lang w:val="es-419"/>
+        </w:rPr>
+        <w:t>Muestra el impacto financiero total en el proyecto.</w:t>
+      </w:r>
+    </w:p>
+    <w:p>
+      <w:pPr>
+        <w:rPr>
+          <w:lang w:val="es-419"/>
+        </w:rPr>
+      </w:pPr>
+    </w:p>
+    <w:p>
+      <w:pPr>
+        <w:pStyle w:val="Heading4"/>
+        <w:numPr>
+          <w:ilvl w:val="0"/>
+          <w:numId w:val="39"/>
+        </w:numPr>
+      </w:pPr>
+      <w:r>
+        <w:t xml:space="preserve">• Días de Extensión: </w:t>
+      </w:r>
+    </w:p>
+    <w:p>
+      <w:pPr>
+        <w:ind w:left="720"/>
+        <w:rPr>
+          <w:lang w:val="es-419"/>
+        </w:rPr>
+      </w:pPr>
+      <w:r>
+        <w:rPr>
+          <w:lang w:val="es-419"/>
+        </w:rPr>
+        <w:t>Indica la cantidad total de días adicionales otorgados al contrato.</w:t>
+      </w:r>
+    </w:p>
+    <w:p>
+      <w:pPr>
+        <w:rPr>
+          <w:lang w:val="es-419"/>
+        </w:rPr>
+      </w:pPr>
+    </w:p>
+    <w:p>
+      <w:pPr>
+        <w:rPr>
+          <w:lang w:val="es-419"/>
+        </w:rPr>
+      </w:pPr>
+    </w:p>
+    <w:p>
+      <w:pPr>
+        <w:pStyle w:val="Heading2"/>
+        <w:numPr>
+          <w:ilvl w:val="0"/>
+          <w:numId w:val="38"/>
+        </w:numPr>
+        <w:rPr>
+          <w:lang w:val="es-419"/>
+        </w:rPr>
+      </w:pPr>
+      <w:bookmarkStart w:id="90" w:name="_Toc234927461"/>
+      <w:r>
+        <w:rPr>
+          <w:lang w:val="es-419"/>
+        </w:rPr>
+        <w:t>Encabezado de la Enmienda</w:t>
+      </w:r>
+      <w:bookmarkEnd w:id="90"/>
+    </w:p>
+    <w:p>
+      <w:pPr>
+        <w:rPr>
+          <w:lang w:val="es-419"/>
+        </w:rPr>
+      </w:pPr>
+    </w:p>
+    <w:p>
+      <w:pPr>
+        <w:pStyle w:val="Heading4"/>
+        <w:numPr>
+          <w:ilvl w:val="0"/>
+          <w:numId w:val="40"/>
+        </w:numPr>
+      </w:pPr>
+      <w:r>
+        <w:t xml:space="preserve">• CHO / Enmienda: </w:t>
+      </w:r>
+    </w:p>
+    <w:p>
+      <w:pPr>
+        <w:ind w:left="720"/>
+        <w:rPr>
+          <w:lang w:val="es-419"/>
+        </w:rPr>
+      </w:pPr>
+      <w:r>
+        <w:rPr>
+          <w:lang w:val="es-419"/>
+        </w:rPr>
+        <w:t>Número consecutivo que identifica a la orden de cambio (ej. #15).</w:t>
+      </w:r>
+    </w:p>
+    <w:p>
+      <w:pPr>
+        <w:rPr>
+          <w:lang w:val="es-419"/>
+        </w:rPr>
+      </w:pPr>
+    </w:p>
+    <w:p>
+      <w:pPr>
+        <w:pStyle w:val="Heading4"/>
+        <w:numPr>
+          <w:ilvl w:val="0"/>
+          <w:numId w:val="40"/>
+        </w:numPr>
+      </w:pPr>
+      <w:r>
+        <w:t xml:space="preserve">• Fecha: </w:t>
+      </w:r>
+    </w:p>
+    <w:p>
+      <w:pPr>
+        <w:ind w:left="720"/>
+        <w:rPr>
+          <w:lang w:val="es-419"/>
+        </w:rPr>
+      </w:pPr>
+      <w:r>
+        <w:rPr>
+          <w:lang w:val="es-419"/>
+        </w:rPr>
+        <w:t>Permite seleccionar o ingresar la fecha de la orden de cambio.</w:t>
+      </w:r>
+    </w:p>
+    <w:p>
+      <w:pPr>
+        <w:rPr>
+          <w:lang w:val="es-419"/>
+        </w:rPr>
+      </w:pPr>
+    </w:p>
+    <w:p>
+      <w:pPr>
+        <w:pStyle w:val="Heading4"/>
+        <w:numPr>
+          <w:ilvl w:val="0"/>
+          <w:numId w:val="40"/>
+        </w:numPr>
+      </w:pPr>
+      <w:r>
+        <w:t xml:space="preserve">• Ext. Días: </w:t>
+      </w:r>
+    </w:p>
+    <w:p>
+      <w:pPr>
+        <w:ind w:left="720"/>
+        <w:rPr>
+          <w:lang w:val="es-419"/>
+        </w:rPr>
+      </w:pPr>
+      <w:r>
+        <w:rPr>
+          <w:lang w:val="es-419"/>
+        </w:rPr>
+        <w:t>Campo para ingresar los días de extensión de tiempo asociados a esta enmienda específica.</w:t>
+      </w:r>
+    </w:p>
+    <w:p>
+      <w:pPr>
+        <w:rPr>
+          <w:lang w:val="es-419"/>
+        </w:rPr>
+      </w:pPr>
+    </w:p>
+    <w:p>
+      <w:pPr>
+        <w:pStyle w:val="Heading4"/>
+        <w:numPr>
+          <w:ilvl w:val="0"/>
+          <w:numId w:val="40"/>
+        </w:numPr>
+      </w:pPr>
+      <w:r>
+        <w:t xml:space="preserve">• Estatus Doc.: </w:t>
+      </w:r>
+    </w:p>
+    <w:p>
+      <w:pPr>
+        <w:ind w:left="720"/>
+        <w:rPr>
+          <w:lang w:val="es-419"/>
+        </w:rPr>
+      </w:pPr>
+      <w:r>
+        <w:rPr>
+          <w:lang w:val="es-419"/>
+        </w:rPr>
+        <w:t>Lista desplegable para seleccionar el estado actual del documento (ej. En trámite, Aprobado, etc.).</w:t>
+      </w:r>
+    </w:p>
+    <w:p>
+      <w:pPr>
+        <w:rPr>
+          <w:lang w:val="es-419"/>
+        </w:rPr>
+      </w:pPr>
+    </w:p>
+    <w:p>
+      <w:pPr>
+        <w:pStyle w:val="Heading4"/>
+        <w:numPr>
+          <w:ilvl w:val="0"/>
+          <w:numId w:val="40"/>
+        </w:numPr>
+      </w:pPr>
+      <w:r>
+        <w:t xml:space="preserve">• Importe Total: </w:t>
+      </w:r>
+    </w:p>
+    <w:p>
+      <w:pPr>
+        <w:ind w:left="720"/>
+        <w:rPr>
+          <w:lang w:val="es-419"/>
+        </w:rPr>
+      </w:pPr>
+      <w:r>
+        <w:rPr>
+          <w:lang w:val="es-419"/>
+        </w:rPr>
+        <w:t>Resumen del costo de la enmienda, desglosado por fuente de fondos (ej. ACT, FHWA).</w:t>
+      </w:r>
+    </w:p>
+    <w:p>
+      <w:pPr>
+        <w:rPr>
+          <w:lang w:val="es-419"/>
+        </w:rPr>
+      </w:pPr>
+    </w:p>
+    <w:p>
+      <w:pPr>
+        <w:pStyle w:val="Heading4"/>
+        <w:numPr>
+          <w:ilvl w:val="0"/>
+          <w:numId w:val="40"/>
+        </w:numPr>
+      </w:pPr>
+      <w:r>
+        <w:t xml:space="preserve">• Tipos de Enmienda: </w:t>
+      </w:r>
+    </w:p>
+    <w:p>
+      <w:pPr>
+        <w:ind w:left="720"/>
+        <w:rPr>
+          <w:lang w:val="es-419"/>
+        </w:rPr>
+      </w:pPr>
+      <w:r>
+        <w:rPr>
+          <w:lang w:val="es-419"/>
+        </w:rPr>
+        <w:t>Casillas de verificación para clasificar el cambio:</w:t>
+      </w:r>
+    </w:p>
+    <w:p>
+      <w:pPr>
+        <w:rPr>
+          <w:lang w:val="es-419"/>
+        </w:rPr>
+      </w:pPr>
+    </w:p>
+    <w:p>
+      <w:pPr>
+        <w:ind w:left="720"/>
+        <w:rPr>
+          <w:lang w:val="es-419"/>
+        </w:rPr>
+      </w:pPr>
+      <w:r>
+        <w:rPr>
+          <w:lang w:val="es-419"/>
+        </w:rPr>
+        <w:tab/>
+        <w:t xml:space="preserve">- Change </w:t>
+      </w:r>
+      <w:proofErr w:type="spellStart"/>
+      <w:r>
+        <w:rPr>
+          <w:lang w:val="es-419"/>
+        </w:rPr>
+        <w:t>of</w:t>
+      </w:r>
+      <w:proofErr w:type="spellEnd"/>
+      <w:r>
+        <w:rPr>
+          <w:lang w:val="es-419"/>
+        </w:rPr>
+        <w:t xml:space="preserve"> </w:t>
+      </w:r>
+      <w:proofErr w:type="spellStart"/>
+      <w:r>
+        <w:rPr>
+          <w:lang w:val="es-419"/>
+        </w:rPr>
+        <w:t>Contract</w:t>
+      </w:r>
+      <w:proofErr w:type="spellEnd"/>
+      <w:r>
+        <w:rPr>
+          <w:lang w:val="es-419"/>
+        </w:rPr>
+        <w:t xml:space="preserve"> </w:t>
+      </w:r>
+      <w:proofErr w:type="spellStart"/>
+      <w:r>
+        <w:rPr>
+          <w:lang w:val="es-419"/>
+        </w:rPr>
+        <w:t>Items</w:t>
+      </w:r>
+      <w:proofErr w:type="spellEnd"/>
+      <w:r>
+        <w:rPr>
+          <w:lang w:val="es-419"/>
+        </w:rPr>
+        <w:t xml:space="preserve"> (Cambio en Partidas del Contrato)</w:t>
+      </w:r>
+    </w:p>
+    <w:p>
+      <w:pPr>
+        <w:ind w:left="720"/>
+        <w:rPr>
+          <w:lang w:val="es-419"/>
+        </w:rPr>
+      </w:pPr>
+      <w:r>
+        <w:rPr>
+          <w:lang w:val="es-419"/>
+        </w:rPr>
+        <w:tab/>
+        <w:t xml:space="preserve">- New </w:t>
+      </w:r>
+      <w:proofErr w:type="spellStart"/>
+      <w:r>
+        <w:rPr>
+          <w:lang w:val="es-419"/>
+        </w:rPr>
+        <w:t>Items</w:t>
+      </w:r>
+      <w:proofErr w:type="spellEnd"/>
+      <w:r>
+        <w:rPr>
+          <w:lang w:val="es-419"/>
+        </w:rPr>
+        <w:t xml:space="preserve"> (Extra Work) (Partidas Nuevas / Trabajo Extra)</w:t>
+      </w:r>
+    </w:p>
+    <w:p>
+      <w:pPr>
+        <w:ind w:left="720"/>
+        <w:rPr>
+          <w:lang w:val="es-419"/>
+        </w:rPr>
+      </w:pPr>
+      <w:r>
+        <w:rPr>
+          <w:lang w:val="es-419"/>
+        </w:rPr>
+        <w:tab/>
+        <w:t xml:space="preserve">- Time </w:t>
+      </w:r>
+      <w:proofErr w:type="spellStart"/>
+      <w:r>
+        <w:rPr>
+          <w:lang w:val="es-419"/>
+        </w:rPr>
+        <w:t>Extension</w:t>
+      </w:r>
+      <w:proofErr w:type="spellEnd"/>
+      <w:r>
+        <w:rPr>
+          <w:lang w:val="es-419"/>
+        </w:rPr>
+        <w:t xml:space="preserve"> (Extensión de Tiempo)</w:t>
+      </w:r>
+    </w:p>
+    <w:p>
+      <w:pPr>
+        <w:ind w:left="720"/>
+        <w:rPr>
+          <w:lang w:val="es-419"/>
+        </w:rPr>
+      </w:pPr>
+      <w:r>
+        <w:rPr>
+          <w:lang w:val="es-419"/>
+        </w:rPr>
+        <w:tab/>
+        <w:t>- Enmienda Administrativa</w:t>
+      </w:r>
+    </w:p>
+    <w:p>
+      <w:pPr>
+        <w:rPr>
+          <w:lang w:val="es-419"/>
+        </w:rPr>
+      </w:pPr>
+    </w:p>
+    <w:p>
+      <w:pPr>
+        <w:rPr>
+          <w:lang w:val="es-419"/>
+        </w:rPr>
+      </w:pPr>
+    </w:p>
+    <w:p>
+      <w:pPr>
+        <w:pStyle w:val="Heading2"/>
+        <w:numPr>
+          <w:ilvl w:val="0"/>
+          <w:numId w:val="38"/>
+        </w:numPr>
+        <w:rPr>
+          <w:lang w:val="es-419"/>
+        </w:rPr>
+      </w:pPr>
+      <w:bookmarkStart w:id="91" w:name="_Toc234927462"/>
+      <w:r>
+        <w:rPr>
+          <w:lang w:val="es-419"/>
+        </w:rPr>
+        <w:t>Detalle de Partidas (Añadir/Modificar)</w:t>
+      </w:r>
+      <w:bookmarkEnd w:id="91"/>
+    </w:p>
+    <w:p>
+      <w:pPr>
+        <w:rPr>
+          <w:lang w:val="es-419"/>
+        </w:rPr>
+      </w:pPr>
+    </w:p>
+    <w:p>
+      <w:pPr>
+        <w:ind w:left="720"/>
+        <w:rPr>
+          <w:lang w:val="es-419"/>
+        </w:rPr>
+      </w:pPr>
+      <w:r>
+        <w:rPr>
+          <w:lang w:val="es-419"/>
+        </w:rPr>
+        <w:t xml:space="preserve">Al hacer clic en el botón </w:t>
+      </w:r>
+      <w:r>
+        <w:rPr>
+          <w:lang w:val="es-419"/>
+        </w:rPr>
+        <w:t xml:space="preserve">"+ Añadir </w:t>
+      </w:r>
+      <w:proofErr w:type="spellStart"/>
+      <w:r>
+        <w:rPr>
+          <w:lang w:val="es-419"/>
+        </w:rPr>
+        <w:t>item</w:t>
+      </w:r>
+      <w:proofErr w:type="spellEnd"/>
+      <w:r>
+        <w:rPr>
+          <w:lang w:val="es-419"/>
+        </w:rPr>
+        <w:t>"</w:t>
+      </w:r>
+      <w:r>
+        <w:rPr>
+          <w:lang w:val="es-419"/>
+        </w:rPr>
+        <w:t>, se permite agregar una nueva partida a la orden de cambio. Las columnas incluyen:</w:t>
+      </w:r>
+    </w:p>
+    <w:p>
+      <w:pPr>
+        <w:rPr>
+          <w:b/>
+          <w:lang w:val="es-419"/>
+        </w:rPr>
+      </w:pPr>
+    </w:p>
+    <w:p>
+      <w:pPr>
+        <w:pStyle w:val="Heading4"/>
+        <w:numPr>
+          <w:ilvl w:val="0"/>
+          <w:numId w:val="41"/>
+        </w:numPr>
+      </w:pPr>
+      <w:r>
+        <w:t xml:space="preserve">• Nuevo: </w:t>
+      </w:r>
+    </w:p>
+    <w:p>
+      <w:pPr>
+        <w:ind w:left="720"/>
+        <w:rPr>
+          <w:lang w:val="es-419"/>
+        </w:rPr>
+      </w:pPr>
+      <w:r>
+        <w:rPr>
+          <w:lang w:val="es-419"/>
+        </w:rPr>
+        <w:t>Casilla para marcar si es un ítem completamente nuevo.</w:t>
+      </w:r>
+    </w:p>
+    <w:p>
+      <w:pPr>
+        <w:rPr>
+          <w:lang w:val="es-419"/>
+        </w:rPr>
+      </w:pPr>
+    </w:p>
+    <w:p>
+      <w:pPr>
+        <w:pStyle w:val="Heading4"/>
+        <w:numPr>
+          <w:ilvl w:val="0"/>
+          <w:numId w:val="41"/>
+        </w:numPr>
+      </w:pPr>
+      <w:r>
+        <w:t xml:space="preserve">• # Item: </w:t>
+      </w:r>
+    </w:p>
+    <w:p>
+      <w:pPr>
+        <w:ind w:left="720"/>
+        <w:rPr>
+          <w:lang w:val="es-419"/>
+        </w:rPr>
+      </w:pPr>
+      <w:r>
+        <w:rPr>
+          <w:lang w:val="es-419"/>
+        </w:rPr>
+        <w:t>Número identificador de la partida.</w:t>
+      </w:r>
+    </w:p>
+    <w:p>
+      <w:pPr>
+        <w:rPr>
+          <w:lang w:val="es-419"/>
+        </w:rPr>
+      </w:pPr>
+    </w:p>
+    <w:p>
+      <w:pPr>
+        <w:pStyle w:val="Heading4"/>
+        <w:numPr>
+          <w:ilvl w:val="0"/>
+          <w:numId w:val="41"/>
+        </w:numPr>
+      </w:pPr>
+      <w:r>
+        <w:t xml:space="preserve">• Espec.: </w:t>
+      </w:r>
+    </w:p>
+    <w:p>
+      <w:pPr>
+        <w:ind w:left="720"/>
+        <w:rPr>
+          <w:lang w:val="es-419"/>
+        </w:rPr>
+      </w:pPr>
+      <w:r>
+        <w:rPr>
+          <w:lang w:val="es-419"/>
+        </w:rPr>
+        <w:lastRenderedPageBreak/>
+        <w:t>Especificación correspondiente al ítem.</w:t>
+      </w:r>
+    </w:p>
+    <w:p>
+      <w:pPr>
+        <w:rPr>
+          <w:lang w:val="es-419"/>
+        </w:rPr>
+      </w:pPr>
+    </w:p>
+    <w:p>
+      <w:pPr>
+        <w:pStyle w:val="Heading4"/>
+        <w:numPr>
+          <w:ilvl w:val="0"/>
+          <w:numId w:val="41"/>
+        </w:numPr>
+      </w:pPr>
+      <w:r>
+        <w:t xml:space="preserve">• Descripción: </w:t>
+      </w:r>
+    </w:p>
+    <w:p>
+      <w:pPr>
+        <w:ind w:left="720"/>
+        <w:rPr>
+          <w:lang w:val="es-419"/>
+        </w:rPr>
+      </w:pPr>
+      <w:r>
+        <w:rPr>
+          <w:lang w:val="es-419"/>
+        </w:rPr>
+        <w:t>Nombre de la partida y un campo para "Descripción Adicional".</w:t>
+      </w:r>
+    </w:p>
+    <w:p>
+      <w:pPr>
+        <w:rPr>
+          <w:lang w:val="es-419"/>
+        </w:rPr>
+      </w:pPr>
+    </w:p>
+    <w:p>
+      <w:pPr>
+        <w:pStyle w:val="Heading4"/>
+        <w:numPr>
+          <w:ilvl w:val="0"/>
+          <w:numId w:val="41"/>
+        </w:numPr>
+      </w:pPr>
+      <w:r>
+        <w:t xml:space="preserve">• Unit: </w:t>
+      </w:r>
+    </w:p>
+    <w:p>
+      <w:pPr>
+        <w:ind w:left="720"/>
+        <w:rPr>
+          <w:lang w:val="es-419"/>
+        </w:rPr>
+      </w:pPr>
+      <w:r>
+        <w:rPr>
+          <w:lang w:val="es-419"/>
+        </w:rPr>
+        <w:t xml:space="preserve">Unidad de medida (ej. LS, </w:t>
+      </w:r>
+      <w:proofErr w:type="spellStart"/>
+      <w:r>
+        <w:rPr>
+          <w:lang w:val="es-419"/>
+        </w:rPr>
+        <w:t>Ea</w:t>
+      </w:r>
+      <w:proofErr w:type="spellEnd"/>
+      <w:r>
+        <w:rPr>
+          <w:lang w:val="es-419"/>
+        </w:rPr>
+        <w:t xml:space="preserve">, </w:t>
+      </w:r>
+      <w:proofErr w:type="spellStart"/>
+      <w:r>
+        <w:rPr>
+          <w:lang w:val="es-419"/>
+        </w:rPr>
+        <w:t>CuM</w:t>
+      </w:r>
+      <w:proofErr w:type="spellEnd"/>
+      <w:r>
+        <w:rPr>
+          <w:lang w:val="es-419"/>
+        </w:rPr>
+        <w:t>).</w:t>
+      </w:r>
+    </w:p>
+    <w:p>
+      <w:pPr>
+        <w:rPr>
+          <w:lang w:val="es-419"/>
+        </w:rPr>
+      </w:pPr>
+    </w:p>
+    <w:p>
+      <w:pPr>
+        <w:pStyle w:val="Heading4"/>
+        <w:numPr>
+          <w:ilvl w:val="0"/>
+          <w:numId w:val="41"/>
+        </w:numPr>
+      </w:pPr>
+      <w:r>
+        <w:t xml:space="preserve">• Qty: </w:t>
+      </w:r>
+    </w:p>
+    <w:p>
+      <w:pPr>
+        <w:ind w:left="720"/>
+        <w:rPr>
+          <w:lang w:val="es-419"/>
+        </w:rPr>
+      </w:pPr>
+      <w:proofErr w:type="gramStart"/>
+      <w:r>
+        <w:rPr>
+          <w:lang w:val="es-419"/>
+        </w:rPr>
+        <w:t>Cantidad a incrementar</w:t>
+      </w:r>
+      <w:proofErr w:type="gramEnd"/>
+      <w:r>
+        <w:rPr>
+          <w:lang w:val="es-419"/>
+        </w:rPr>
+        <w:t xml:space="preserve"> o reducir.</w:t>
+      </w:r>
+    </w:p>
+    <w:p>
+      <w:pPr>
+        <w:rPr>
+          <w:lang w:val="es-419"/>
+        </w:rPr>
+      </w:pPr>
+    </w:p>
+    <w:p>
+      <w:pPr>
+        <w:pStyle w:val="Heading4"/>
+        <w:numPr>
+          <w:ilvl w:val="0"/>
+          <w:numId w:val="41"/>
+        </w:numPr>
+      </w:pPr>
+      <w:r>
+        <w:t xml:space="preserve">• Unit Price: </w:t>
+      </w:r>
+    </w:p>
+    <w:p>
+      <w:pPr>
+        <w:ind w:left="720"/>
+        <w:rPr>
+          <w:lang w:val="es-419"/>
+        </w:rPr>
+      </w:pPr>
+      <w:r>
+        <w:rPr>
+          <w:lang w:val="es-419"/>
+        </w:rPr>
+        <w:t>Precio unitario de la partida.</w:t>
+      </w:r>
+    </w:p>
+    <w:p>
+      <w:pPr>
+        <w:rPr>
+          <w:lang w:val="es-419"/>
+        </w:rPr>
+      </w:pPr>
+    </w:p>
+    <w:p>
+      <w:pPr>
+        <w:pStyle w:val="Heading4"/>
+        <w:numPr>
+          <w:ilvl w:val="0"/>
+          <w:numId w:val="41"/>
+        </w:numPr>
+      </w:pPr>
+      <w:r>
+        <w:t xml:space="preserve">• Amount Fondos: </w:t>
+      </w:r>
+    </w:p>
+    <w:p>
+      <w:pPr>
+        <w:ind w:left="720"/>
+        <w:rPr>
+          <w:lang w:val="es-419"/>
+        </w:rPr>
+      </w:pPr>
+      <w:r>
+        <w:rPr>
+          <w:lang w:val="es-419"/>
+        </w:rPr>
+        <w:t>Monto total de la partida calculado.</w:t>
+      </w:r>
+    </w:p>
+    <w:p>
+      <w:pPr>
+        <w:rPr>
+          <w:lang w:val="es-419"/>
+        </w:rPr>
+      </w:pPr>
+    </w:p>
+    <w:p>
+      <w:pPr>
+        <w:pStyle w:val="Heading4"/>
+        <w:numPr>
+          <w:ilvl w:val="0"/>
+          <w:numId w:val="41"/>
+        </w:numPr>
+      </w:pPr>
+      <w:r>
+        <w:t xml:space="preserve">• Origen de Fondos: </w:t>
+      </w:r>
+    </w:p>
+    <w:p>
+      <w:pPr>
+        <w:ind w:left="720"/>
+        <w:rPr>
+          <w:lang w:val="es-419"/>
+        </w:rPr>
+      </w:pPr>
+      <w:r>
+        <w:rPr>
+          <w:lang w:val="es-419"/>
+        </w:rPr>
+        <w:t>Lista desplegable para asignar la fuente de financiamiento.</w:t>
+      </w:r>
+    </w:p>
+    <w:p>
+      <w:pPr>
+        <w:rPr>
+          <w:lang w:val="es-419"/>
+        </w:rPr>
+      </w:pPr>
+    </w:p>
+    <w:p>
+      <w:pPr>
+        <w:pStyle w:val="Heading4"/>
+        <w:numPr>
+          <w:ilvl w:val="0"/>
+          <w:numId w:val="41"/>
+        </w:numPr>
+      </w:pPr>
+      <w:r>
+        <w:t xml:space="preserve">• Botón de Borrar (Basurero): </w:t>
+      </w:r>
+    </w:p>
+    <w:p>
+      <w:pPr>
+        <w:ind w:left="720"/>
+        <w:rPr>
+          <w:lang w:val="es-419"/>
+        </w:rPr>
+      </w:pPr>
+      <w:r>
+        <w:rPr>
+          <w:lang w:val="es-419"/>
+        </w:rPr>
+        <w:t>Elimina la partida de la lista.</w:t>
+      </w:r>
+    </w:p>
+    <w:p>
+      <w:pPr>
+        <w:rPr>
+          <w:lang w:val="es-419"/>
+        </w:rPr>
+      </w:pPr>
+    </w:p>
+    <w:p>
+      <w:pPr>
+        <w:rPr>
+          <w:lang w:val="es-419"/>
+        </w:rPr>
+      </w:pPr>
+    </w:p>
+    <w:p>
+      <w:pPr>
+        <w:pStyle w:val="Heading2"/>
+        <w:numPr>
+          <w:ilvl w:val="0"/>
+          <w:numId w:val="38"/>
+        </w:numPr>
+        <w:rPr>
+          <w:lang w:val="es-419"/>
+        </w:rPr>
+      </w:pPr>
+      <w:bookmarkStart w:id="92" w:name="_Toc234927463"/>
+      <w:r>
+        <w:rPr>
+          <w:lang w:val="es-419"/>
+        </w:rPr>
+        <w:t>Justificación Técnica y Legal</w:t>
+      </w:r>
+      <w:bookmarkEnd w:id="92"/>
+    </w:p>
+    <w:p>
+      <w:pPr>
+        <w:ind w:left="720"/>
+        <w:rPr>
+          <w:lang w:val="es-419"/>
+        </w:rPr>
+      </w:pPr>
+      <w:r>
+        <w:rPr>
+          <w:lang w:val="es-419"/>
+        </w:rPr>
+        <w:t>Un cuadro de texto amplio donde se debe redactar el motivo técnico y/o legal que sustenta la creación de la orden de cambio. Por ejemplo: "Las actividades descritas en el presente documento corresponden al proceso de liquidación parcial de las partidas."</w:t>
+      </w:r>
+    </w:p>
+    <w:p>
+      <w:pPr>
+        <w:rPr>
+          <w:lang w:val="es-419"/>
+        </w:rPr>
+      </w:pPr>
+    </w:p>
+    <w:p>
+      <w:pPr>
+        <w:rPr>
+          <w:lang w:val="es-419"/>
+        </w:rPr>
+      </w:pPr>
+    </w:p>
+    <w:p>
+      <w:pPr>
+        <w:pStyle w:val="Heading1"/>
+        <w:jc w:val="center"/>
+        <w:rPr>
+          <w:lang w:val="es-419"/>
+        </w:rPr>
+      </w:pPr>
+      <w:r>
+        <w:rPr>
+          <w:lang w:val="es-419"/>
+        </w:rPr>
+        <w:t>Sección "Todas las Partidas"</w:t>
+      </w:r>
+    </w:p>
+    <w:p>
+      <w:pPr>
+        <w:rPr>
+          <w:lang w:val="es-419"/>
+        </w:rPr>
+      </w:pPr>
+    </w:p>
+    <w:p>
+      <w:pPr>
+        <w:ind w:left="720"/>
+        <w:rPr>
+          <w:lang w:val="es-419"/>
+        </w:rPr>
+      </w:pPr>
+      <w:r>
+        <w:rPr>
+          <w:lang w:val="es-419"/>
+        </w:rPr>
+        <w:t xml:space="preserve">La sección de "Todas las Partidas" (Pay </w:t>
+      </w:r>
+      <w:proofErr w:type="spellStart"/>
+      <w:r>
+        <w:rPr>
+          <w:lang w:val="es-419"/>
+        </w:rPr>
+        <w:t>Items</w:t>
+      </w:r>
+      <w:proofErr w:type="spellEnd"/>
+      <w:r>
+        <w:rPr>
+          <w:lang w:val="es-419"/>
+        </w:rPr>
+        <w:t>) es el módulo central para la administración y visualización del catálogo de conceptos o partidas del contrato (incluyendo las originales y aquellas añadidas mediante Change Orders).</w:t>
+      </w:r>
+    </w:p>
+    <w:p>
+      <w:pPr>
+        <w:rPr>
+          <w:lang w:val="es-419"/>
+        </w:rPr>
+      </w:pPr>
+    </w:p>
+    <w:p>
+      <w:pPr>
+        <w:pStyle w:val="Heading2"/>
+        <w:numPr>
+          <w:ilvl w:val="0"/>
+          <w:numId w:val="42"/>
+        </w:numPr>
+        <w:rPr>
+          <w:lang w:val="es-419"/>
+        </w:rPr>
+      </w:pPr>
+      <w:proofErr w:type="spellStart"/>
+      <w:r>
+        <w:rPr>
+          <w:lang w:val="es-419"/>
+        </w:rPr>
+        <w:t>Funciones</w:t>
+      </w:r>
+      <w:proofErr w:type="spellEnd"/>
+      <w:r>
+        <w:rPr>
+          <w:lang w:val="es-419"/>
+        </w:rPr>
+        <w:t xml:space="preserve"> y </w:t>
+      </w:r>
+      <w:proofErr w:type="spellStart"/>
+      <w:r>
+        <w:rPr>
+          <w:lang w:val="es-419"/>
+        </w:rPr>
+        <w:t>Características</w:t>
+      </w:r>
+      <w:proofErr w:type="spellEnd"/>
+      <w:r>
+        <w:rPr>
+          <w:lang w:val="es-419"/>
+        </w:rPr>
+        <w:t xml:space="preserve"> </w:t>
+      </w:r>
+      <w:proofErr w:type="spellStart"/>
+      <w:r>
+        <w:rPr>
+          <w:lang w:val="es-419"/>
+        </w:rPr>
+        <w:t>Principales</w:t>
+      </w:r>
+      <w:proofErr w:type="spellEnd"/>
+      <w:r>
+        <w:rPr>
+          <w:lang w:val="es-419"/>
+        </w:rPr>
+        <w:t>:</w:t>
       </w:r>
     </w:p>
     <w:p>
@@ -18218,11 +20430,79 @@
         <w:pStyle w:val="Heading4"/>
         <w:numPr>
           <w:ilvl w:val="0"/>
-          <w:numId w:val="32"/>
-        </w:numPr>
-      </w:pPr>
-      <w:r>
-        <w:t xml:space="preserve">DAÑOS LÍQUIDOS: </w:t>
+          <w:numId w:val="46"/>
+        </w:numPr>
+      </w:pPr>
+      <w:r>
+        <w:t xml:space="preserve">Listado General: </w:t>
+      </w:r>
+    </w:p>
+    <w:p>
+      <w:pPr>
+        <w:ind w:left="720"/>
+        <w:rPr>
+          <w:lang w:val="es-419"/>
+        </w:rPr>
+      </w:pPr>
+      <w:r>
+        <w:rPr>
+          <w:lang w:val="es-419"/>
+        </w:rPr>
+        <w:t>Muestra todas las partidas activas del proyecto. Cada línea proporciona información sobre el número de partida, descripción, unidad de medida, cantidad total aprobada, y el precio unitario.</w:t>
+      </w:r>
+    </w:p>
+    <w:p>
+      <w:pPr>
+        <w:ind w:left="720"/>
+        <w:rPr>
+          <w:lang w:val="es-419"/>
+        </w:rPr>
+      </w:pPr>
+    </w:p>
+    <w:p>
+      <w:pPr>
+        <w:pStyle w:val="Heading4"/>
+        <w:numPr>
+          <w:ilvl w:val="0"/>
+          <w:numId w:val="46"/>
+        </w:numPr>
+      </w:pPr>
+      <w:r>
+        <w:t xml:space="preserve">Fuente de Fondos: </w:t>
+      </w:r>
+    </w:p>
+    <w:p>
+      <w:pPr>
+        <w:ind w:left="720"/>
+        <w:rPr>
+          <w:lang w:val="es-419"/>
+        </w:rPr>
+      </w:pPr>
+      <w:r>
+        <w:rPr>
+          <w:lang w:val="es-419"/>
+        </w:rPr>
+        <w:t>Permite identificar si los fondos asignados provienen de FHWA (ej. FHWA:80.25, FHWA:100%) o exclusivamente de ACT (ACT:100%). Esto es vital para reportes financieros y auditorías.</w:t>
+      </w:r>
+    </w:p>
+    <w:p>
+      <w:pPr>
+        <w:ind w:left="720"/>
+        <w:rPr>
+          <w:lang w:val="es-419"/>
+        </w:rPr>
+      </w:pPr>
+    </w:p>
+    <w:p>
+      <w:pPr>
+        <w:pStyle w:val="Heading4"/>
+        <w:numPr>
+          <w:ilvl w:val="0"/>
+          <w:numId w:val="46"/>
+        </w:numPr>
+      </w:pPr>
+      <w:r>
+        <w:t xml:space="preserve">Requisito de Certificados de Manufactura (CM): </w:t>
       </w:r>
     </w:p>
     <w:p>
@@ -18234,14 +20514,21 @@
         </w:numPr>
         <w:ind w:left="360"/>
         <w:rPr>
-          <w:lang w:val="es-419"/>
-        </w:rPr>
-      </w:pPr>
-      <w:r>
-        <w:rPr>
-          <w:lang w:val="es-419"/>
-        </w:rPr>
-        <w:t>Penalización económica por retrasos.</w:t>
+          <w:rFonts w:ascii="Times New Roman" w:eastAsia="Times New Roman" w:hAnsi="Times New Roman" w:cs="Times New Roman"/>
+          <w:sz w:val="24"/>
+          <w:szCs w:val="20"/>
+          <w:lang w:val="es-419"/>
+        </w:rPr>
+      </w:pPr>
+      <w:r>
+        <w:rPr>
+          <w:rFonts w:ascii="Times New Roman" w:eastAsia="Times New Roman" w:hAnsi="Times New Roman" w:cs="Times New Roman"/>
+          <w:sz w:val="24"/>
+          <w:szCs w:val="20"/>
+          <w:lang w:val="es-419"/>
+        </w:rPr>
+        <w:lastRenderedPageBreak/>
+        <w:t>Indica de forma visual si la partida requiere la entrega de Certificados de Manufactura (CM) antes de que pueda ser pagada, garantizando el cumplimiento contractual.</w:t>
       </w:r>
     </w:p>
     <w:p>
@@ -18249,11 +20536,11 @@
         <w:pStyle w:val="Heading4"/>
         <w:numPr>
           <w:ilvl w:val="0"/>
-          <w:numId w:val="32"/>
-        </w:numPr>
-      </w:pPr>
-      <w:r>
-        <w:t xml:space="preserve">RETENCIÓN EXTRA: </w:t>
+          <w:numId w:val="46"/>
+        </w:numPr>
+      </w:pPr>
+      <w:r>
+        <w:t xml:space="preserve">Desglose de Pagos Detallado (Ícono de Información): </w:t>
       </w:r>
     </w:p>
     <w:p>
@@ -18265,26 +20552,20 @@
         </w:numPr>
         <w:ind w:left="360"/>
         <w:rPr>
-          <w:lang w:val="es-419"/>
-        </w:rPr>
-      </w:pPr>
-      <w:r>
-        <w:rPr>
-          <w:lang w:val="es-419"/>
-        </w:rPr>
-        <w:t>Para retener un monto adicional fuera del porcentaje estándar.</w:t>
-      </w:r>
-    </w:p>
-    <w:p>
-      <w:pPr>
-        <w:pStyle w:val="Heading4"/>
-        <w:numPr>
-          <w:ilvl w:val="0"/>
-          <w:numId w:val="32"/>
-        </w:numPr>
-      </w:pPr>
-      <w:r>
-        <w:t xml:space="preserve">AJUSTE PRECIO (CLAUSE): </w:t>
+          <w:rFonts w:ascii="Times New Roman" w:eastAsia="Times New Roman" w:hAnsi="Times New Roman" w:cs="Times New Roman"/>
+          <w:sz w:val="24"/>
+          <w:szCs w:val="20"/>
+          <w:lang w:val="es-419"/>
+        </w:rPr>
+      </w:pPr>
+      <w:r>
+        <w:rPr>
+          <w:rFonts w:ascii="Times New Roman" w:eastAsia="Times New Roman" w:hAnsi="Times New Roman" w:cs="Times New Roman"/>
+          <w:sz w:val="24"/>
+          <w:szCs w:val="20"/>
+          <w:lang w:val="es-419"/>
+        </w:rPr>
+        <w:t>Al presionar el símbolo azul de "i" en cualquier partida, se despliega un panel que resume el progreso de esa partida específica. Este incluye la sumatoria pagada hasta la fecha, el porcentaje de avance, el balance disponible en unidades y dólares, y el resultado económico.</w:t>
       </w:r>
     </w:p>
     <w:p>
@@ -18296,40 +20577,105 @@
         </w:numPr>
         <w:ind w:left="360"/>
         <w:rPr>
-          <w:lang w:val="es-419"/>
-        </w:rPr>
-      </w:pPr>
-      <w:r>
-        <w:rPr>
-          <w:lang w:val="es-419"/>
-        </w:rPr>
-        <w:t xml:space="preserve">Ajustes contractuales por </w:t>
+          <w:rFonts w:ascii="Times New Roman" w:eastAsia="Times New Roman" w:hAnsi="Times New Roman" w:cs="Times New Roman"/>
+          <w:sz w:val="24"/>
+          <w:szCs w:val="20"/>
+          <w:lang w:val="es-419"/>
+        </w:rPr>
+      </w:pPr>
+      <w:r>
+        <w:rPr>
+          <w:rFonts w:ascii="Times New Roman" w:eastAsia="Times New Roman" w:hAnsi="Times New Roman" w:cs="Times New Roman"/>
+          <w:sz w:val="24"/>
+          <w:szCs w:val="20"/>
+          <w:lang w:val="es-419"/>
+        </w:rPr>
+        <w:t xml:space="preserve">El símbolo azul de información (la letra "i" dentro de un círculo) al que hace referencia la imagen se encuentra en la tabla de Partidas (Pay </w:t>
       </w:r>
       <w:proofErr w:type="spellStart"/>
       <w:r>
         <w:rPr>
-          <w:lang w:val="es-419"/>
-        </w:rPr>
-        <w:t>escalatoria</w:t>
+          <w:rFonts w:ascii="Times New Roman" w:eastAsia="Times New Roman" w:hAnsi="Times New Roman" w:cs="Times New Roman"/>
+          <w:sz w:val="24"/>
+          <w:szCs w:val="20"/>
+          <w:lang w:val="es-419"/>
+        </w:rPr>
+        <w:t>Items</w:t>
       </w:r>
       <w:proofErr w:type="spellEnd"/>
       <w:r>
         <w:rPr>
-          <w:lang w:val="es-419"/>
-        </w:rPr>
-        <w:t xml:space="preserve"> o cláusulas especiales.</w:t>
-      </w:r>
-    </w:p>
-    <w:p>
-      <w:pPr>
-        <w:pStyle w:val="Heading4"/>
-        <w:numPr>
-          <w:ilvl w:val="0"/>
-          <w:numId w:val="32"/>
-        </w:numPr>
-      </w:pPr>
-      <w:r>
-        <w:t xml:space="preserve">SEGUROS / MULTAS: </w:t>
+          <w:rFonts w:ascii="Times New Roman" w:eastAsia="Times New Roman" w:hAnsi="Times New Roman" w:cs="Times New Roman"/>
+          <w:sz w:val="24"/>
+          <w:szCs w:val="20"/>
+          <w:lang w:val="es-419"/>
+        </w:rPr>
+        <w:t xml:space="preserve">). Su función principal es mostrar el "Desglose de pagos detallado" (Resumen de </w:t>
+      </w:r>
+      <w:proofErr w:type="spellStart"/>
+      <w:r>
+        <w:rPr>
+          <w:rFonts w:ascii="Times New Roman" w:eastAsia="Times New Roman" w:hAnsi="Times New Roman" w:cs="Times New Roman"/>
+          <w:sz w:val="24"/>
+          <w:szCs w:val="20"/>
+          <w:lang w:val="es-419"/>
+        </w:rPr>
+        <w:t>Monthly</w:t>
+      </w:r>
+      <w:proofErr w:type="spellEnd"/>
+      <w:r>
+        <w:rPr>
+          <w:rFonts w:ascii="Times New Roman" w:eastAsia="Times New Roman" w:hAnsi="Times New Roman" w:cs="Times New Roman"/>
+          <w:sz w:val="24"/>
+          <w:szCs w:val="20"/>
+          <w:lang w:val="es-419"/>
+        </w:rPr>
+        <w:t xml:space="preserve"> </w:t>
+      </w:r>
+      <w:proofErr w:type="spellStart"/>
+      <w:r>
+        <w:rPr>
+          <w:rFonts w:ascii="Times New Roman" w:eastAsia="Times New Roman" w:hAnsi="Times New Roman" w:cs="Times New Roman"/>
+          <w:sz w:val="24"/>
+          <w:szCs w:val="20"/>
+          <w:lang w:val="es-419"/>
+        </w:rPr>
+        <w:t>payments</w:t>
+      </w:r>
+      <w:proofErr w:type="spellEnd"/>
+      <w:r>
+        <w:rPr>
+          <w:rFonts w:ascii="Times New Roman" w:eastAsia="Times New Roman" w:hAnsi="Times New Roman" w:cs="Times New Roman"/>
+          <w:sz w:val="24"/>
+          <w:szCs w:val="20"/>
+          <w:lang w:val="es-419"/>
+        </w:rPr>
+        <w:t>) para una partida específica.</w:t>
+      </w:r>
+    </w:p>
+    <w:p>
+      <w:pPr>
+        <w:rPr>
+          <w:lang w:val="es-419"/>
+        </w:rPr>
+      </w:pPr>
+    </w:p>
+    <w:p>
+      <w:pPr>
+        <w:pStyle w:val="Heading3"/>
+        <w:numPr>
+          <w:ilvl w:val="1"/>
+          <w:numId w:val="20"/>
+        </w:numPr>
+        <w:rPr>
+          <w:lang w:val="es-419"/>
+        </w:rPr>
+      </w:pPr>
+      <w:r>
+        <w:rPr>
+          <w:lang w:val="es-419"/>
+        </w:rPr>
+        <w:t>Datos mostrados al hacer clic:</w:t>
       </w:r>
     </w:p>
     <w:p>
@@ -18344,23 +20690,17 @@
           <w:lang w:val="es-419"/>
         </w:rPr>
       </w:pPr>
-      <w:r>
-        <w:rPr>
-          <w:lang w:val="es-419"/>
-        </w:rPr>
-        <w:t>Descuentos por faltas de seguridad o pagos de primas de seguro.</w:t>
-      </w:r>
     </w:p>
     <w:p>
       <w:pPr>
         <w:pStyle w:val="Heading4"/>
         <w:numPr>
           <w:ilvl w:val="0"/>
-          <w:numId w:val="32"/>
-        </w:numPr>
-      </w:pPr>
-      <w:r>
-        <w:t>OTRAS PENALIDADES / REEMBOLSO:</w:t>
+          <w:numId w:val="45"/>
+        </w:numPr>
+      </w:pPr>
+      <w:r>
+        <w:t xml:space="preserve">Número de la Partida: </w:t>
       </w:r>
     </w:p>
     <w:p>
@@ -18372,14 +20712,32 @@
         </w:numPr>
         <w:ind w:left="360"/>
         <w:rPr>
-          <w:lang w:val="es-419"/>
-        </w:rPr>
-      </w:pPr>
-      <w:r>
-        <w:rPr>
-          <w:lang w:val="es-419"/>
-        </w:rPr>
-        <w:t>Ajustes misceláneos (reembolso suma a favor).</w:t>
+          <w:rFonts w:ascii="Times New Roman" w:eastAsia="Times New Roman" w:hAnsi="Times New Roman" w:cs="Times New Roman"/>
+          <w:sz w:val="24"/>
+          <w:szCs w:val="20"/>
+          <w:lang w:val="es-419"/>
+        </w:rPr>
+      </w:pPr>
+      <w:r>
+        <w:rPr>
+          <w:rFonts w:ascii="Times New Roman" w:eastAsia="Times New Roman" w:hAnsi="Times New Roman" w:cs="Times New Roman"/>
+          <w:sz w:val="24"/>
+          <w:szCs w:val="20"/>
+          <w:lang w:val="es-419"/>
+        </w:rPr>
+        <w:t>Identifica a qué partida corresponde el resumen.</w:t>
+      </w:r>
+    </w:p>
+    <w:p>
+      <w:pPr>
+        <w:pStyle w:val="Heading4"/>
+        <w:numPr>
+          <w:ilvl w:val="0"/>
+          <w:numId w:val="45"/>
+        </w:numPr>
+      </w:pPr>
+      <w:r>
+        <w:t xml:space="preserve">Cantidad Total (Cant. Total): </w:t>
       </w:r>
     </w:p>
     <w:p>
@@ -18391,29 +20749,33 @@
         </w:numPr>
         <w:ind w:left="360"/>
         <w:rPr>
-          <w:lang w:val="es-419"/>
-        </w:rPr>
-      </w:pPr>
-    </w:p>
-    <w:p>
-      <w:pPr>
-        <w:pStyle w:val="Heading2"/>
+          <w:rFonts w:ascii="Times New Roman" w:eastAsia="Times New Roman" w:hAnsi="Times New Roman" w:cs="Times New Roman"/>
+          <w:sz w:val="24"/>
+          <w:szCs w:val="20"/>
+          <w:lang w:val="es-419"/>
+        </w:rPr>
+      </w:pPr>
+      <w:r>
+        <w:rPr>
+          <w:rFonts w:ascii="Times New Roman" w:eastAsia="Times New Roman" w:hAnsi="Times New Roman" w:cs="Times New Roman"/>
+          <w:sz w:val="24"/>
+          <w:szCs w:val="20"/>
+          <w:lang w:val="es-419"/>
+        </w:rPr>
+        <w:t>La cantidad total aprobada para esa partida en el contrato.</w:t>
+      </w:r>
+    </w:p>
+    <w:p>
+      <w:pPr>
+        <w:pStyle w:val="Heading4"/>
         <w:numPr>
           <w:ilvl w:val="0"/>
-          <w:numId w:val="38"/>
-        </w:numPr>
-        <w:rPr>
-          <w:lang w:val="es-419"/>
-        </w:rPr>
-      </w:pPr>
-      <w:bookmarkStart w:id="83" w:name="_Toc234927454"/>
-      <w:r>
-        <w:rPr>
-          <w:lang w:val="es-419"/>
-        </w:rPr>
-        <w:t>Partidas de la Certificación (Tabla de Conceptos)</w:t>
-      </w:r>
-      <w:bookmarkEnd w:id="83"/>
+          <w:numId w:val="45"/>
+        </w:numPr>
+      </w:pPr>
+      <w:r>
+        <w:t xml:space="preserve">Sumatoria Pagada: </w:t>
+      </w:r>
     </w:p>
     <w:p>
       <w:pPr>
@@ -18424,9 +20786,33 @@
         </w:numPr>
         <w:ind w:left="360"/>
         <w:rPr>
-          <w:lang w:val="es-419"/>
-        </w:rPr>
-      </w:pPr>
+          <w:rFonts w:ascii="Times New Roman" w:eastAsia="Times New Roman" w:hAnsi="Times New Roman" w:cs="Times New Roman"/>
+          <w:sz w:val="24"/>
+          <w:szCs w:val="20"/>
+          <w:lang w:val="es-419"/>
+        </w:rPr>
+      </w:pPr>
+      <w:r>
+        <w:rPr>
+          <w:rFonts w:ascii="Times New Roman" w:eastAsia="Times New Roman" w:hAnsi="Times New Roman" w:cs="Times New Roman"/>
+          <w:sz w:val="24"/>
+          <w:szCs w:val="20"/>
+          <w:lang w:val="es-419"/>
+        </w:rPr>
+        <w:t>La cantidad física de esa partida que ya ha sido pagada hasta la fecha, junto con el porcentaje (%) de avance.</w:t>
+      </w:r>
+    </w:p>
+    <w:p>
+      <w:pPr>
+        <w:pStyle w:val="Heading4"/>
+        <w:numPr>
+          <w:ilvl w:val="0"/>
+          <w:numId w:val="45"/>
+        </w:numPr>
+      </w:pPr>
+      <w:r>
+        <w:t xml:space="preserve">Balance Disponible: </w:t>
+      </w:r>
     </w:p>
     <w:p>
       <w:pPr>
@@ -18437,14 +20823,32 @@
         </w:numPr>
         <w:ind w:left="360"/>
         <w:rPr>
-          <w:lang w:val="es-419"/>
-        </w:rPr>
-      </w:pPr>
-      <w:r>
-        <w:rPr>
-          <w:lang w:val="es-419"/>
-        </w:rPr>
-        <w:t>La tabla inferior detalla el desglose preciso de qué conceptos se están cobrando:</w:t>
+          <w:rFonts w:ascii="Times New Roman" w:eastAsia="Times New Roman" w:hAnsi="Times New Roman" w:cs="Times New Roman"/>
+          <w:sz w:val="24"/>
+          <w:szCs w:val="20"/>
+          <w:lang w:val="es-419"/>
+        </w:rPr>
+      </w:pPr>
+      <w:r>
+        <w:rPr>
+          <w:rFonts w:ascii="Times New Roman" w:eastAsia="Times New Roman" w:hAnsi="Times New Roman" w:cs="Times New Roman"/>
+          <w:sz w:val="24"/>
+          <w:szCs w:val="20"/>
+          <w:lang w:val="es-419"/>
+        </w:rPr>
+        <w:t>La cantidad física que aún falta por completar o pagar.</w:t>
+      </w:r>
+    </w:p>
+    <w:p>
+      <w:pPr>
+        <w:pStyle w:val="Heading4"/>
+        <w:numPr>
+          <w:ilvl w:val="0"/>
+          <w:numId w:val="45"/>
+        </w:numPr>
+      </w:pPr>
+      <w:r>
+        <w:t xml:space="preserve">Resultado Económico: </w:t>
       </w:r>
     </w:p>
     <w:p>
@@ -18456,1761 +20860,226 @@
         </w:numPr>
         <w:ind w:left="360"/>
         <w:rPr>
-          <w:lang w:val="es-419"/>
-        </w:rPr>
-      </w:pPr>
-    </w:p>
-    <w:p>
-      <w:pPr>
-        <w:pStyle w:val="Heading3"/>
+          <w:rFonts w:ascii="Times New Roman" w:eastAsia="Times New Roman" w:hAnsi="Times New Roman" w:cs="Times New Roman"/>
+          <w:sz w:val="24"/>
+          <w:szCs w:val="20"/>
+          <w:lang w:val="es-419"/>
+        </w:rPr>
+      </w:pPr>
+      <w:r>
+        <w:rPr>
+          <w:rFonts w:ascii="Times New Roman" w:eastAsia="Times New Roman" w:hAnsi="Times New Roman" w:cs="Times New Roman"/>
+          <w:sz w:val="24"/>
+          <w:szCs w:val="20"/>
+          <w:lang w:val="es-419"/>
+        </w:rPr>
+        <w:t>El monto total en dinero ($) que se ha pagado hasta el momento, comparado con el monto total presupuestado de la partida.</w:t>
+      </w:r>
+    </w:p>
+    <w:p>
+      <w:pPr>
+        <w:pStyle w:val="Heading4"/>
         <w:numPr>
           <w:ilvl w:val="0"/>
-          <w:numId w:val="28"/>
-        </w:numPr>
-        <w:rPr>
-          <w:lang w:val="es-419"/>
-        </w:rPr>
-      </w:pPr>
-      <w:bookmarkStart w:id="84" w:name="_Toc234927455"/>
-      <w:r>
-        <w:rPr>
-          <w:lang w:val="es-419"/>
-        </w:rPr>
-        <w:t>Columnas de la Tabla:</w:t>
-      </w:r>
-      <w:bookmarkEnd w:id="84"/>
-    </w:p>
-    <w:p>
-      <w:pPr>
-        <w:pStyle w:val="Heading3"/>
+          <w:numId w:val="45"/>
+        </w:numPr>
+      </w:pPr>
+      <w:r>
+        <w:t xml:space="preserve">Balance ($): </w:t>
+      </w:r>
+    </w:p>
+    <w:p>
+      <w:pPr>
+        <w:pStyle w:val="ListBullet"/>
         <w:numPr>
           <w:ilvl w:val="0"/>
           <w:numId w:val="0"/>
         </w:numPr>
-        <w:ind w:left="2880"/>
-        <w:rPr>
-          <w:lang w:val="es-419"/>
-        </w:rPr>
-      </w:pPr>
+        <w:ind w:left="360"/>
+        <w:rPr>
+          <w:rFonts w:ascii="Times New Roman" w:eastAsia="Times New Roman" w:hAnsi="Times New Roman" w:cs="Times New Roman"/>
+          <w:sz w:val="24"/>
+          <w:szCs w:val="20"/>
+          <w:lang w:val="es-419"/>
+        </w:rPr>
+      </w:pPr>
+      <w:r>
+        <w:rPr>
+          <w:rFonts w:ascii="Times New Roman" w:eastAsia="Times New Roman" w:hAnsi="Times New Roman" w:cs="Times New Roman"/>
+          <w:sz w:val="24"/>
+          <w:szCs w:val="20"/>
+          <w:lang w:val="es-419"/>
+        </w:rPr>
+        <w:t>El monto en dinero que queda pendiente por pagar para esa partida.</w:t>
+      </w:r>
     </w:p>
     <w:p>
       <w:pPr>
         <w:pStyle w:val="Heading4"/>
         <w:numPr>
           <w:ilvl w:val="0"/>
-          <w:numId w:val="33"/>
-        </w:numPr>
-        <w:rPr>
-          <w:lang w:val="es-419"/>
-        </w:rPr>
-      </w:pPr>
-      <w:r>
-        <w:rPr>
-          <w:lang w:val="es-419"/>
-        </w:rPr>
-        <w:t xml:space="preserve">N.R., # ITEM, ESPEC., DESCRIPCIÓN: </w:t>
-      </w:r>
-    </w:p>
-    <w:p>
-      <w:pPr>
-        <w:pStyle w:val="ListBullet2"/>
+          <w:numId w:val="45"/>
+        </w:numPr>
+      </w:pPr>
+      <w:proofErr w:type="spellStart"/>
+      <w:r>
+        <w:t>Edición</w:t>
+      </w:r>
+      <w:proofErr w:type="spellEnd"/>
+      <w:r>
+        <w:t xml:space="preserve"> y </w:t>
+      </w:r>
+      <w:proofErr w:type="spellStart"/>
+      <w:r>
+        <w:t>Adición</w:t>
+      </w:r>
+      <w:proofErr w:type="spellEnd"/>
+      <w:r>
+        <w:t xml:space="preserve">: </w:t>
+      </w:r>
+    </w:p>
+    <w:p>
+      <w:pPr>
+        <w:pStyle w:val="ListBullet"/>
         <w:numPr>
           <w:ilvl w:val="0"/>
           <w:numId w:val="0"/>
         </w:numPr>
-        <w:ind w:left="720"/>
-        <w:rPr>
-          <w:lang w:val="es-419"/>
-        </w:rPr>
-      </w:pPr>
-      <w:r>
-        <w:rPr>
-          <w:lang w:val="es-419"/>
-        </w:rPr>
-        <w:t>Datos identificativos de la partida.</w:t>
-      </w:r>
-    </w:p>
-    <w:p>
-      <w:pPr>
-        <w:pStyle w:val="ListBullet2"/>
-        <w:numPr>
-          <w:ilvl w:val="0"/>
-          <w:numId w:val="0"/>
-        </w:numPr>
-        <w:ind w:left="720"/>
-        <w:rPr>
-          <w:lang w:val="es-419"/>
-        </w:rPr>
-      </w:pPr>
-    </w:p>
-    <w:p>
-      <w:pPr>
-        <w:pStyle w:val="Heading4"/>
-        <w:numPr>
-          <w:ilvl w:val="0"/>
-          <w:numId w:val="33"/>
-        </w:numPr>
-      </w:pPr>
-      <w:r>
-        <w:t xml:space="preserve">UN. y CM: </w:t>
-      </w:r>
-    </w:p>
-    <w:p>
-      <w:pPr>
-        <w:pStyle w:val="ListBullet2"/>
-        <w:numPr>
-          <w:ilvl w:val="0"/>
-          <w:numId w:val="0"/>
-        </w:numPr>
-        <w:ind w:left="720"/>
-        <w:rPr>
-          <w:lang w:val="es-419"/>
-        </w:rPr>
-      </w:pPr>
-      <w:r>
-        <w:rPr>
-          <w:lang w:val="es-419"/>
-        </w:rPr>
-        <w:t>Unidad de medida y casilla de verificación de Certificados de Manufactura.</w:t>
-      </w:r>
-    </w:p>
-    <w:p>
-      <w:pPr>
-        <w:pStyle w:val="ListBullet2"/>
-        <w:numPr>
-          <w:ilvl w:val="0"/>
-          <w:numId w:val="0"/>
-        </w:numPr>
-        <w:ind w:left="720"/>
-        <w:rPr>
-          <w:lang w:val="es-419"/>
-        </w:rPr>
-      </w:pPr>
-    </w:p>
-    <w:p>
-      <w:pPr>
-        <w:pStyle w:val="Heading4"/>
-        <w:numPr>
-          <w:ilvl w:val="0"/>
-          <w:numId w:val="33"/>
-        </w:numPr>
-        <w:rPr>
-          <w:lang w:val="es-419"/>
-        </w:rPr>
-      </w:pPr>
-      <w:r>
-        <w:rPr>
-          <w:lang w:val="es-419"/>
-        </w:rPr>
-        <w:t xml:space="preserve">CANT. WP y P. UNITARIO: </w:t>
-      </w:r>
-    </w:p>
-    <w:p>
-      <w:pPr>
-        <w:pStyle w:val="ListBullet2"/>
-        <w:numPr>
-          <w:ilvl w:val="0"/>
-          <w:numId w:val="0"/>
-        </w:numPr>
-        <w:ind w:left="720"/>
-        <w:rPr>
-          <w:lang w:val="es-419"/>
-        </w:rPr>
-      </w:pPr>
-      <w:r>
-        <w:rPr>
-          <w:lang w:val="es-419"/>
-        </w:rPr>
-        <w:t>Cantidad ejecutada en este periodo y su precio unitario.</w:t>
-      </w:r>
-    </w:p>
-    <w:p>
-      <w:pPr>
-        <w:pStyle w:val="ListBullet2"/>
-        <w:numPr>
-          <w:ilvl w:val="0"/>
-          <w:numId w:val="0"/>
-        </w:numPr>
-        <w:ind w:left="720"/>
-        <w:rPr>
-          <w:lang w:val="es-419"/>
-        </w:rPr>
-      </w:pPr>
-    </w:p>
-    <w:p>
-      <w:pPr>
-        <w:pStyle w:val="Heading4"/>
-        <w:numPr>
-          <w:ilvl w:val="0"/>
-          <w:numId w:val="33"/>
-        </w:numPr>
-      </w:pPr>
-      <w:r>
-        <w:t xml:space="preserve">TOTAL WP: </w:t>
-      </w:r>
-    </w:p>
-    <w:p>
-      <w:pPr>
-        <w:pStyle w:val="ListBullet2"/>
-        <w:numPr>
-          <w:ilvl w:val="0"/>
-          <w:numId w:val="0"/>
-        </w:numPr>
-        <w:ind w:left="720"/>
-        <w:rPr>
-          <w:lang w:val="es-419"/>
-        </w:rPr>
-      </w:pPr>
-      <w:r>
-        <w:rPr>
-          <w:lang w:val="es-419"/>
-        </w:rPr>
-        <w:t xml:space="preserve">Importe cobrado (CANT. </w:t>
-      </w:r>
-      <w:r>
-        <w:rPr>
-          <w:lang w:val="es-419"/>
-        </w:rPr>
-        <w:t>WP x P. UNITARIO).</w:t>
-      </w:r>
-    </w:p>
-    <w:p>
-      <w:pPr>
-        <w:pStyle w:val="ListBullet2"/>
-        <w:numPr>
-          <w:ilvl w:val="0"/>
-          <w:numId w:val="0"/>
-        </w:numPr>
-        <w:ind w:left="720"/>
-        <w:rPr>
-          <w:lang w:val="es-419"/>
-        </w:rPr>
-      </w:pPr>
-    </w:p>
-    <w:p>
-      <w:pPr>
-        <w:pStyle w:val="Heading4"/>
-        <w:numPr>
-          <w:ilvl w:val="0"/>
-          <w:numId w:val="33"/>
-        </w:numPr>
-      </w:pPr>
-      <w:r>
-        <w:t xml:space="preserve">CANT. MOS y DED. MOS: </w:t>
-      </w:r>
-    </w:p>
-    <w:p>
-      <w:pPr>
-        <w:pStyle w:val="ListBullet2"/>
-        <w:numPr>
-          <w:ilvl w:val="0"/>
-          <w:numId w:val="0"/>
-        </w:numPr>
-        <w:ind w:left="720"/>
-        <w:rPr>
-          <w:lang w:val="es-419"/>
-        </w:rPr>
-      </w:pPr>
-      <w:r>
-        <w:rPr>
-          <w:lang w:val="es-419"/>
-        </w:rPr>
-        <w:t>Cantidad de material en sitio y deducciones relacionadas.</w:t>
-      </w:r>
-    </w:p>
-    <w:p>
-      <w:pPr>
-        <w:pStyle w:val="ListBullet2"/>
-        <w:numPr>
-          <w:ilvl w:val="0"/>
-          <w:numId w:val="0"/>
-        </w:numPr>
-        <w:ind w:left="720"/>
-        <w:rPr>
-          <w:lang w:val="es-419"/>
-        </w:rPr>
-      </w:pPr>
-    </w:p>
-    <w:p>
-      <w:pPr>
-        <w:pStyle w:val="Heading4"/>
-        <w:numPr>
-          <w:ilvl w:val="0"/>
-          <w:numId w:val="33"/>
-        </w:numPr>
-      </w:pPr>
-      <w:r>
-        <w:t xml:space="preserve">TOTAL NETO: </w:t>
-      </w:r>
-    </w:p>
-    <w:p>
-      <w:pPr>
-        <w:pStyle w:val="ListBullet2"/>
-        <w:numPr>
-          <w:ilvl w:val="0"/>
-          <w:numId w:val="0"/>
-        </w:numPr>
-        <w:ind w:left="720"/>
-        <w:rPr>
-          <w:lang w:val="es-419"/>
-        </w:rPr>
-      </w:pPr>
-      <w:r>
-        <w:rPr>
-          <w:lang w:val="es-419"/>
-        </w:rPr>
-        <w:t>Lo que se paga íntegro por esa línea.</w:t>
-      </w:r>
-    </w:p>
-    <w:p>
-      <w:pPr>
-        <w:pStyle w:val="ListBullet2"/>
-        <w:numPr>
-          <w:ilvl w:val="0"/>
-          <w:numId w:val="0"/>
-        </w:numPr>
-        <w:ind w:left="720"/>
-        <w:rPr>
-          <w:lang w:val="es-419"/>
-        </w:rPr>
-      </w:pPr>
-    </w:p>
-    <w:p>
-      <w:pPr>
-        <w:pStyle w:val="ListBullet2"/>
-        <w:numPr>
-          <w:ilvl w:val="0"/>
-          <w:numId w:val="0"/>
-        </w:numPr>
-        <w:ind w:left="720"/>
-        <w:rPr>
-          <w:lang w:val="es-419"/>
-        </w:rPr>
-      </w:pPr>
-    </w:p>
-    <w:p>
-      <w:pPr>
-        <w:pStyle w:val="Heading2"/>
-        <w:numPr>
-          <w:ilvl w:val="0"/>
-          <w:numId w:val="38"/>
-        </w:numPr>
-        <w:rPr>
-          <w:lang w:val="es-419"/>
-        </w:rPr>
-      </w:pPr>
-      <w:bookmarkStart w:id="85" w:name="_Toc234927456"/>
-      <w:r>
-        <w:rPr>
-          <w:lang w:val="es-419"/>
-        </w:rPr>
-        <w:t>Botones de Acción Globales</w:t>
-      </w:r>
-      <w:bookmarkEnd w:id="85"/>
-    </w:p>
-    <w:p>
-      <w:pPr>
-        <w:rPr>
-          <w:lang w:val="es-419"/>
-        </w:rPr>
-      </w:pPr>
-    </w:p>
-    <w:p>
-      <w:pPr>
-        <w:pStyle w:val="ListBullet"/>
-        <w:numPr>
-          <w:ilvl w:val="0"/>
-          <w:numId w:val="0"/>
-        </w:numPr>
         <w:ind w:left="360"/>
         <w:rPr>
-          <w:lang w:val="es-419"/>
-        </w:rPr>
-      </w:pPr>
-      <w:r>
-        <w:rPr>
-          <w:lang w:val="es-419"/>
-        </w:rPr>
-        <w:t>A la derecha de la certificación se encuentran controles operativos fundamentales:</w:t>
-      </w:r>
-    </w:p>
-    <w:p>
-      <w:pPr>
-        <w:rPr>
-          <w:lang w:val="es-419"/>
-        </w:rPr>
-      </w:pPr>
-    </w:p>
-    <w:p>
-      <w:pPr>
-        <w:pStyle w:val="Heading4"/>
-        <w:numPr>
-          <w:ilvl w:val="0"/>
-          <w:numId w:val="34"/>
-        </w:numPr>
-      </w:pPr>
-      <w:r>
-        <w:t xml:space="preserve">IMPRIMIR CERT.: </w:t>
-      </w:r>
-    </w:p>
-    <w:p>
-      <w:pPr>
-        <w:ind w:left="720"/>
-        <w:rPr>
-          <w:lang w:val="es-419"/>
-        </w:rPr>
-      </w:pPr>
-      <w:r>
-        <w:rPr>
-          <w:lang w:val="es-419"/>
-        </w:rPr>
-        <w:t>Genera el formato oficial en PDF para firmas.</w:t>
-      </w:r>
-    </w:p>
-    <w:p>
-      <w:pPr>
-        <w:ind w:left="720"/>
-        <w:rPr>
-          <w:lang w:val="es-419"/>
-        </w:rPr>
-      </w:pPr>
-    </w:p>
-    <w:p>
-      <w:pPr>
-        <w:pStyle w:val="Heading4"/>
-        <w:numPr>
-          <w:ilvl w:val="0"/>
-          <w:numId w:val="34"/>
-        </w:numPr>
-      </w:pPr>
-      <w:r>
-        <w:t>Íconos "X" y Basurero:</w:t>
-      </w:r>
-    </w:p>
-    <w:p>
-      <w:pPr>
-        <w:ind w:left="720"/>
-        <w:rPr>
-          <w:lang w:val="es-419"/>
-        </w:rPr>
-      </w:pPr>
-      <w:r>
-        <w:rPr>
-          <w:lang w:val="es-419"/>
-        </w:rPr>
-        <w:t>Sirven para cerrar la vista de detalles o eliminar la certificación por completo.</w:t>
-      </w:r>
-    </w:p>
-    <w:p>
-      <w:pPr>
-        <w:pStyle w:val="ListBullet"/>
-        <w:numPr>
-          <w:ilvl w:val="0"/>
-          <w:numId w:val="0"/>
-        </w:numPr>
-        <w:ind w:left="360"/>
-        <w:rPr>
-          <w:lang w:val="es-419"/>
-        </w:rPr>
-      </w:pPr>
-    </w:p>
-    <w:p>
-      <w:pPr>
-        <w:pStyle w:val="ListBullet"/>
-        <w:numPr>
-          <w:ilvl w:val="0"/>
-          <w:numId w:val="0"/>
-        </w:numPr>
-        <w:ind w:left="360"/>
-        <w:rPr>
-          <w:lang w:val="es-419"/>
-        </w:rPr>
-      </w:pPr>
-    </w:p>
-    <w:p>
-      <w:pPr>
-        <w:pStyle w:val="Heading2"/>
-        <w:numPr>
-          <w:ilvl w:val="0"/>
-          <w:numId w:val="38"/>
-        </w:numPr>
-        <w:rPr>
-          <w:lang w:val="es-419"/>
-        </w:rPr>
-      </w:pPr>
-      <w:bookmarkStart w:id="86" w:name="_Toc234927457"/>
-      <w:r>
-        <w:rPr>
-          <w:lang w:val="es-419"/>
-        </w:rPr>
-        <w:t xml:space="preserve">Botones </w:t>
-      </w:r>
-      <w:r>
-        <w:rPr>
-          <w:lang w:val="es-419"/>
-        </w:rPr>
-        <w:t xml:space="preserve">Flotantes </w:t>
-      </w:r>
-      <w:r>
-        <w:rPr>
-          <w:lang w:val="es-419"/>
-        </w:rPr>
-        <w:t>de Acción Globales</w:t>
-      </w:r>
-      <w:bookmarkEnd w:id="86"/>
-    </w:p>
-    <w:p>
-      <w:pPr>
-        <w:pStyle w:val="ListBullet"/>
-        <w:numPr>
-          <w:ilvl w:val="0"/>
-          <w:numId w:val="0"/>
-        </w:numPr>
-        <w:ind w:left="360"/>
-        <w:rPr>
-          <w:lang w:val="es-419"/>
-        </w:rPr>
-      </w:pPr>
-    </w:p>
-    <w:p>
-      <w:pPr>
-        <w:pStyle w:val="Heading4"/>
-        <w:numPr>
-          <w:ilvl w:val="0"/>
-          <w:numId w:val="39"/>
-        </w:numPr>
-      </w:pPr>
-      <w:r>
-        <w:t xml:space="preserve">GUARDAR CAMBIOS: </w:t>
-      </w:r>
-    </w:p>
-    <w:p>
-      <w:pPr>
-        <w:ind w:left="720"/>
-        <w:rPr>
-          <w:lang w:val="es-419"/>
-        </w:rPr>
-      </w:pPr>
-      <w:r>
-        <w:rPr>
-          <w:lang w:val="es-419"/>
-        </w:rPr>
-        <w:t>Botón inferior para salvar cualquier modificación realizada.</w:t>
-      </w:r>
-    </w:p>
-    <w:p>
-      <w:pPr>
-        <w:ind w:left="720"/>
-        <w:rPr>
-          <w:lang w:val="es-419"/>
-        </w:rPr>
-      </w:pPr>
-    </w:p>
-    <w:p>
-      <w:pPr>
-        <w:pStyle w:val="Heading4"/>
-        <w:numPr>
-          <w:ilvl w:val="0"/>
-          <w:numId w:val="39"/>
-        </w:numPr>
-      </w:pPr>
-      <w:r>
-        <w:t xml:space="preserve">NUEVA CERTIFICACIÓN: </w:t>
-      </w:r>
-    </w:p>
-    <w:p>
-      <w:pPr>
-        <w:ind w:left="720"/>
-        <w:rPr>
-          <w:lang w:val="es-419"/>
-        </w:rPr>
-      </w:pPr>
-      <w:r>
-        <w:rPr>
-          <w:lang w:val="es-419"/>
-        </w:rPr>
-        <w:t>Crea el siguiente registro mensual en blanco.</w:t>
-      </w:r>
-    </w:p>
-    <w:p>
-      <w:pPr>
-        <w:rPr>
-          <w:lang w:val="es-419"/>
-        </w:rPr>
-      </w:pPr>
-    </w:p>
-    <w:p>
-      <w:pPr>
-        <w:rPr>
-          <w:lang w:val="es-419"/>
-        </w:rPr>
-      </w:pPr>
-    </w:p>
-    <w:p>
-      <w:pPr>
-        <w:pStyle w:val="Heading1"/>
-        <w:rPr>
-          <w:lang w:val="es-419"/>
-        </w:rPr>
-      </w:pPr>
-      <w:bookmarkStart w:id="87" w:name="_Toc234927458"/>
-      <w:r>
-        <w:rPr>
-          <w:lang w:val="es-419"/>
-        </w:rPr>
-        <w:t>Sección Change Orders / Enmiendas</w:t>
-      </w:r>
-      <w:bookmarkEnd w:id="87"/>
-    </w:p>
-    <w:p/>
-    <w:p>
-      <w:pPr>
-        <w:pStyle w:val="Heading2"/>
-        <w:numPr>
-          <w:ilvl w:val="0"/>
-          <w:numId w:val="40"/>
-        </w:numPr>
-        <w:rPr>
-          <w:lang w:val="es-419"/>
-        </w:rPr>
-      </w:pPr>
-      <w:bookmarkStart w:id="88" w:name="_Toc234927459"/>
-      <w:r>
-        <w:rPr>
-          <w:lang w:val="es-419"/>
-        </w:rPr>
-        <w:t>Resumen Global (Tarjetas Superiores)</w:t>
-      </w:r>
-      <w:bookmarkEnd w:id="88"/>
-    </w:p>
-    <w:p>
-      <w:pPr>
-        <w:ind w:left="720"/>
-        <w:rPr>
-          <w:lang w:val="es-419"/>
-        </w:rPr>
-      </w:pPr>
-    </w:p>
-    <w:p>
-      <w:pPr>
-        <w:ind w:left="720"/>
-        <w:rPr>
-          <w:lang w:val="es-419"/>
-        </w:rPr>
-      </w:pPr>
-      <w:r>
-        <w:rPr>
-          <w:lang w:val="es-419"/>
-        </w:rPr>
-        <w:t>La sección de "Change Orders / Enmiendas" permite gestionar las órdenes de cambio del contrato, incluyendo modificaciones en partidas existentes, trabajos extra, extensiones de tiempo o enmiendas administrativas.</w:t>
-      </w:r>
-    </w:p>
-    <w:p>
-      <w:pPr>
-        <w:pStyle w:val="ListBullet"/>
-        <w:numPr>
-          <w:ilvl w:val="0"/>
-          <w:numId w:val="0"/>
-        </w:numPr>
-        <w:ind w:left="360"/>
-        <w:rPr>
-          <w:lang w:val="es-419"/>
-        </w:rPr>
-      </w:pPr>
-    </w:p>
-    <w:p>
-      <w:pPr>
-        <w:pStyle w:val="Heading2"/>
-        <w:numPr>
-          <w:ilvl w:val="0"/>
-          <w:numId w:val="40"/>
-        </w:numPr>
-        <w:rPr>
-          <w:lang w:val="es-419"/>
-        </w:rPr>
-      </w:pPr>
-      <w:bookmarkStart w:id="89" w:name="_Toc234927460"/>
-      <w:r>
-        <w:rPr>
-          <w:lang w:val="es-419"/>
-        </w:rPr>
-        <w:t>Panel de Resumen (</w:t>
-      </w:r>
-      <w:proofErr w:type="spellStart"/>
-      <w:r>
-        <w:rPr>
-          <w:lang w:val="es-419"/>
-        </w:rPr>
-        <w:t>Dashboard</w:t>
-      </w:r>
-      <w:proofErr w:type="spellEnd"/>
-      <w:r>
-        <w:rPr>
-          <w:lang w:val="es-419"/>
-        </w:rPr>
-        <w:t>)</w:t>
-      </w:r>
-      <w:bookmarkEnd w:id="89"/>
-    </w:p>
-    <w:p>
-      <w:pPr>
-        <w:rPr>
-          <w:b/>
-          <w:lang w:val="es-419"/>
-        </w:rPr>
-      </w:pPr>
-    </w:p>
-    <w:p>
-      <w:pPr>
-        <w:pStyle w:val="Heading4"/>
-        <w:numPr>
-          <w:ilvl w:val="0"/>
-          <w:numId w:val="41"/>
-        </w:numPr>
-      </w:pPr>
-      <w:r>
-        <w:t xml:space="preserve">• Total Aprobado ($): </w:t>
-      </w:r>
-    </w:p>
-    <w:p>
-      <w:pPr>
-        <w:ind w:left="720"/>
-        <w:rPr>
-          <w:lang w:val="es-419"/>
-        </w:rPr>
-      </w:pPr>
-      <w:r>
-        <w:rPr>
-          <w:lang w:val="es-419"/>
-        </w:rPr>
-        <w:t>Muestra el monto total acumulado de las órdenes de cambio que ya han sido aprobadas.</w:t>
-      </w:r>
-      <w:r>
-        <w:rPr>
-          <w:lang w:val="es-419"/>
-        </w:rPr>
-        <w:t xml:space="preserve"> </w:t>
-      </w:r>
-    </w:p>
-    <w:p>
-      <w:pPr>
-        <w:rPr>
-          <w:b/>
-          <w:lang w:val="es-419"/>
-        </w:rPr>
-      </w:pPr>
-    </w:p>
-    <w:p>
-      <w:pPr>
-        <w:pStyle w:val="Heading4"/>
-        <w:numPr>
-          <w:ilvl w:val="0"/>
-          <w:numId w:val="41"/>
-        </w:numPr>
-      </w:pPr>
-      <w:r>
-        <w:t xml:space="preserve">• Total en Trámite ($): </w:t>
-      </w:r>
-    </w:p>
-    <w:p>
-      <w:pPr>
-        <w:ind w:left="720"/>
-        <w:rPr>
-          <w:lang w:val="es-419"/>
-        </w:rPr>
-      </w:pPr>
-      <w:r>
-        <w:rPr>
-          <w:lang w:val="es-419"/>
-        </w:rPr>
-        <w:t>Refleja el monto económico de las órdenes de cambio que se encuentran actualmente en proceso o revisión.</w:t>
-      </w:r>
-    </w:p>
-    <w:p>
-      <w:pPr>
-        <w:rPr>
-          <w:lang w:val="es-419"/>
-        </w:rPr>
-      </w:pPr>
-    </w:p>
-    <w:p>
-      <w:pPr>
-        <w:pStyle w:val="Heading4"/>
-        <w:numPr>
-          <w:ilvl w:val="0"/>
-          <w:numId w:val="41"/>
-        </w:numPr>
-      </w:pPr>
-      <w:r>
-        <w:t xml:space="preserve">• Impacto Económico: </w:t>
-      </w:r>
-    </w:p>
-    <w:p>
-      <w:pPr>
-        <w:ind w:left="720"/>
-        <w:rPr>
-          <w:lang w:val="es-419"/>
-        </w:rPr>
-      </w:pPr>
-      <w:r>
-        <w:rPr>
-          <w:lang w:val="es-419"/>
-        </w:rPr>
-        <w:t>Muestra el impacto financiero total en el proyecto.</w:t>
-      </w:r>
-    </w:p>
-    <w:p>
-      <w:pPr>
-        <w:rPr>
-          <w:lang w:val="es-419"/>
-        </w:rPr>
-      </w:pPr>
-    </w:p>
-    <w:p>
-      <w:pPr>
-        <w:pStyle w:val="Heading4"/>
-        <w:numPr>
-          <w:ilvl w:val="0"/>
-          <w:numId w:val="41"/>
-        </w:numPr>
-      </w:pPr>
-      <w:r>
-        <w:t xml:space="preserve">• Días de Extensión: </w:t>
-      </w:r>
-    </w:p>
-    <w:p>
-      <w:pPr>
-        <w:ind w:left="720"/>
-        <w:rPr>
-          <w:lang w:val="es-419"/>
-        </w:rPr>
-      </w:pPr>
-      <w:r>
-        <w:rPr>
-          <w:lang w:val="es-419"/>
-        </w:rPr>
-        <w:t>Indica la cantidad total de días adicionales otorgados al contrato.</w:t>
-      </w:r>
-    </w:p>
-    <w:p>
-      <w:pPr>
-        <w:rPr>
-          <w:lang w:val="es-419"/>
-        </w:rPr>
-      </w:pPr>
-    </w:p>
-    <w:p>
-      <w:pPr>
-        <w:rPr>
-          <w:lang w:val="es-419"/>
-        </w:rPr>
-      </w:pPr>
-    </w:p>
-    <w:p>
-      <w:pPr>
-        <w:pStyle w:val="Heading2"/>
-        <w:numPr>
-          <w:ilvl w:val="0"/>
-          <w:numId w:val="40"/>
-        </w:numPr>
-        <w:rPr>
-          <w:lang w:val="es-419"/>
-        </w:rPr>
-      </w:pPr>
-      <w:bookmarkStart w:id="90" w:name="_Toc234927461"/>
-      <w:r>
-        <w:rPr>
-          <w:lang w:val="es-419"/>
-        </w:rPr>
-        <w:t>Encabezado de la Enmienda</w:t>
-      </w:r>
-      <w:bookmarkEnd w:id="90"/>
-    </w:p>
-    <w:p>
-      <w:pPr>
-        <w:rPr>
-          <w:lang w:val="es-419"/>
-        </w:rPr>
-      </w:pPr>
-    </w:p>
-    <w:p>
-      <w:pPr>
-        <w:pStyle w:val="Heading4"/>
-        <w:numPr>
-          <w:ilvl w:val="0"/>
-          <w:numId w:val="42"/>
-        </w:numPr>
-      </w:pPr>
-      <w:r>
-        <w:t xml:space="preserve">• CHO / Enmienda: </w:t>
-      </w:r>
-    </w:p>
-    <w:p>
-      <w:pPr>
-        <w:ind w:left="720"/>
-        <w:rPr>
-          <w:lang w:val="es-419"/>
-        </w:rPr>
-      </w:pPr>
-      <w:r>
-        <w:rPr>
-          <w:lang w:val="es-419"/>
-        </w:rPr>
-        <w:t>Número consecutivo que identifica a la orden de cambio (ej. #15).</w:t>
-      </w:r>
-    </w:p>
-    <w:p>
-      <w:pPr>
-        <w:rPr>
-          <w:lang w:val="es-419"/>
-        </w:rPr>
-      </w:pPr>
-    </w:p>
-    <w:p>
-      <w:pPr>
-        <w:pStyle w:val="Heading4"/>
-        <w:numPr>
-          <w:ilvl w:val="0"/>
-          <w:numId w:val="42"/>
-        </w:numPr>
-      </w:pPr>
-      <w:r>
-        <w:t xml:space="preserve">• Fecha: </w:t>
-      </w:r>
-    </w:p>
-    <w:p>
-      <w:pPr>
-        <w:ind w:left="720"/>
-        <w:rPr>
-          <w:lang w:val="es-419"/>
-        </w:rPr>
-      </w:pPr>
-      <w:r>
-        <w:rPr>
-          <w:lang w:val="es-419"/>
-        </w:rPr>
-        <w:t>Permite seleccionar o ingresar la fecha de la orden de cambio.</w:t>
-      </w:r>
-    </w:p>
-    <w:p>
-      <w:pPr>
-        <w:rPr>
-          <w:lang w:val="es-419"/>
-        </w:rPr>
-      </w:pPr>
-    </w:p>
-    <w:p>
-      <w:pPr>
-        <w:pStyle w:val="Heading4"/>
-        <w:numPr>
-          <w:ilvl w:val="0"/>
-          <w:numId w:val="42"/>
-        </w:numPr>
-      </w:pPr>
-      <w:r>
-        <w:t xml:space="preserve">• Ext. Días: </w:t>
-      </w:r>
-    </w:p>
-    <w:p>
-      <w:pPr>
-        <w:ind w:left="720"/>
-        <w:rPr>
-          <w:lang w:val="es-419"/>
-        </w:rPr>
-      </w:pPr>
-      <w:r>
-        <w:rPr>
-          <w:lang w:val="es-419"/>
-        </w:rPr>
-        <w:t>Campo para ingresar los días de extensión de tiempo asociados a esta enmienda específica.</w:t>
-      </w:r>
-    </w:p>
-    <w:p>
-      <w:pPr>
-        <w:rPr>
-          <w:lang w:val="es-419"/>
-        </w:rPr>
-      </w:pPr>
-    </w:p>
-    <w:p>
-      <w:pPr>
-        <w:pStyle w:val="Heading4"/>
-        <w:numPr>
-          <w:ilvl w:val="0"/>
-          <w:numId w:val="42"/>
-        </w:numPr>
-      </w:pPr>
-      <w:r>
-        <w:t xml:space="preserve">• Estatus Doc.: </w:t>
-      </w:r>
-    </w:p>
-    <w:p>
-      <w:pPr>
-        <w:ind w:left="720"/>
-        <w:rPr>
-          <w:lang w:val="es-419"/>
-        </w:rPr>
-      </w:pPr>
-      <w:r>
-        <w:rPr>
-          <w:lang w:val="es-419"/>
-        </w:rPr>
-        <w:t>Lista desplegable para seleccionar el estado actual del documento (ej. En trámite, Aprobado, etc.).</w:t>
-      </w:r>
-    </w:p>
-    <w:p>
-      <w:pPr>
-        <w:rPr>
-          <w:lang w:val="es-419"/>
-        </w:rPr>
-      </w:pPr>
-    </w:p>
-    <w:p>
-      <w:pPr>
-        <w:pStyle w:val="Heading4"/>
-        <w:numPr>
-          <w:ilvl w:val="0"/>
-          <w:numId w:val="42"/>
-        </w:numPr>
-      </w:pPr>
-      <w:r>
-        <w:t xml:space="preserve">• Importe Total: </w:t>
-      </w:r>
-    </w:p>
-    <w:p>
-      <w:pPr>
-        <w:ind w:left="720"/>
-        <w:rPr>
-          <w:lang w:val="es-419"/>
-        </w:rPr>
-      </w:pPr>
-      <w:r>
-        <w:rPr>
-          <w:lang w:val="es-419"/>
-        </w:rPr>
-        <w:t>Resumen del costo de la enmienda, desglosado por fuente de fondos (ej. ACT, FHWA).</w:t>
-      </w:r>
-    </w:p>
-    <w:p>
-      <w:pPr>
-        <w:rPr>
-          <w:lang w:val="es-419"/>
-        </w:rPr>
-      </w:pPr>
-    </w:p>
-    <w:p>
-      <w:pPr>
-        <w:pStyle w:val="Heading4"/>
-        <w:numPr>
-          <w:ilvl w:val="0"/>
-          <w:numId w:val="42"/>
-        </w:numPr>
-      </w:pPr>
-      <w:r>
-        <w:t xml:space="preserve">• Tipos de Enmienda: </w:t>
-      </w:r>
-    </w:p>
-    <w:p>
-      <w:pPr>
-        <w:ind w:left="720"/>
-        <w:rPr>
-          <w:lang w:val="es-419"/>
-        </w:rPr>
-      </w:pPr>
-      <w:r>
-        <w:rPr>
-          <w:lang w:val="es-419"/>
-        </w:rPr>
-        <w:t>Casillas de verificación para clasificar el cambio:</w:t>
-      </w:r>
-    </w:p>
-    <w:p>
-      <w:pPr>
-        <w:rPr>
-          <w:lang w:val="es-419"/>
-        </w:rPr>
-      </w:pPr>
-    </w:p>
-    <w:p>
-      <w:pPr>
-        <w:ind w:left="720"/>
-        <w:rPr>
-          <w:lang w:val="es-419"/>
-        </w:rPr>
-      </w:pPr>
-      <w:r>
-        <w:rPr>
-          <w:lang w:val="es-419"/>
-        </w:rPr>
-        <w:tab/>
-        <w:t xml:space="preserve">- Change </w:t>
-      </w:r>
-      <w:proofErr w:type="spellStart"/>
-      <w:r>
-        <w:rPr>
-          <w:lang w:val="es-419"/>
-        </w:rPr>
-        <w:t>of</w:t>
-      </w:r>
-      <w:proofErr w:type="spellEnd"/>
-      <w:r>
-        <w:rPr>
-          <w:lang w:val="es-419"/>
-        </w:rPr>
-        <w:t xml:space="preserve"> </w:t>
-      </w:r>
-      <w:proofErr w:type="spellStart"/>
-      <w:r>
-        <w:rPr>
-          <w:lang w:val="es-419"/>
-        </w:rPr>
-        <w:t>Contract</w:t>
-      </w:r>
-      <w:proofErr w:type="spellEnd"/>
-      <w:r>
-        <w:rPr>
-          <w:lang w:val="es-419"/>
-        </w:rPr>
-        <w:t xml:space="preserve"> </w:t>
-      </w:r>
-      <w:proofErr w:type="spellStart"/>
-      <w:r>
-        <w:rPr>
-          <w:lang w:val="es-419"/>
-        </w:rPr>
-        <w:t>Items</w:t>
-      </w:r>
-      <w:proofErr w:type="spellEnd"/>
-      <w:r>
-        <w:rPr>
-          <w:lang w:val="es-419"/>
-        </w:rPr>
-        <w:t xml:space="preserve"> (Cambio en Partidas del Contrato)</w:t>
-      </w:r>
-    </w:p>
-    <w:p>
-      <w:pPr>
-        <w:ind w:left="720"/>
-        <w:rPr>
-          <w:lang w:val="es-419"/>
-        </w:rPr>
-      </w:pPr>
-      <w:r>
-        <w:rPr>
-          <w:lang w:val="es-419"/>
-        </w:rPr>
-        <w:tab/>
-        <w:t xml:space="preserve">- New </w:t>
-      </w:r>
-      <w:proofErr w:type="spellStart"/>
-      <w:r>
-        <w:rPr>
-          <w:lang w:val="es-419"/>
-        </w:rPr>
-        <w:t>Items</w:t>
-      </w:r>
-      <w:proofErr w:type="spellEnd"/>
-      <w:r>
-        <w:rPr>
-          <w:lang w:val="es-419"/>
-        </w:rPr>
-        <w:t xml:space="preserve"> (Extra Work) (Partidas Nuevas / Trabajo Extra)</w:t>
-      </w:r>
-    </w:p>
-    <w:p>
-      <w:pPr>
-        <w:ind w:left="720"/>
-        <w:rPr>
-          <w:lang w:val="es-419"/>
-        </w:rPr>
-      </w:pPr>
-      <w:r>
-        <w:rPr>
-          <w:lang w:val="es-419"/>
-        </w:rPr>
-        <w:tab/>
-        <w:t xml:space="preserve">- Time </w:t>
-      </w:r>
-      <w:proofErr w:type="spellStart"/>
-      <w:r>
-        <w:rPr>
-          <w:lang w:val="es-419"/>
-        </w:rPr>
-        <w:t>Extension</w:t>
-      </w:r>
-      <w:proofErr w:type="spellEnd"/>
-      <w:r>
-        <w:rPr>
-          <w:lang w:val="es-419"/>
-        </w:rPr>
-        <w:t xml:space="preserve"> (Extensión de Tiempo)</w:t>
-      </w:r>
-    </w:p>
-    <w:p>
-      <w:pPr>
-        <w:ind w:left="720"/>
-        <w:rPr>
-          <w:lang w:val="es-419"/>
-        </w:rPr>
-      </w:pPr>
-      <w:r>
-        <w:rPr>
-          <w:lang w:val="es-419"/>
-        </w:rPr>
-        <w:tab/>
-        <w:t>- Enmienda Administrativa</w:t>
-      </w:r>
-    </w:p>
-    <w:p>
-      <w:pPr>
-        <w:rPr>
-          <w:lang w:val="es-419"/>
-        </w:rPr>
-      </w:pPr>
-    </w:p>
-    <w:p>
-      <w:pPr>
-        <w:rPr>
-          <w:lang w:val="es-419"/>
-        </w:rPr>
-      </w:pPr>
-    </w:p>
-    <w:p>
-      <w:pPr>
-        <w:pStyle w:val="Heading2"/>
-        <w:numPr>
-          <w:ilvl w:val="0"/>
-          <w:numId w:val="40"/>
-        </w:numPr>
-        <w:rPr>
-          <w:lang w:val="es-419"/>
-        </w:rPr>
-      </w:pPr>
-      <w:bookmarkStart w:id="91" w:name="_Toc234927462"/>
-      <w:r>
-        <w:rPr>
-          <w:lang w:val="es-419"/>
-        </w:rPr>
-        <w:t>Detalle de Partidas (Añadir/Modificar)</w:t>
-      </w:r>
-      <w:bookmarkEnd w:id="91"/>
-    </w:p>
-    <w:p>
-      <w:pPr>
-        <w:rPr>
-          <w:lang w:val="es-419"/>
-        </w:rPr>
-      </w:pPr>
-    </w:p>
-    <w:p>
-      <w:pPr>
-        <w:ind w:left="720"/>
-        <w:rPr>
-          <w:lang w:val="es-419"/>
-        </w:rPr>
-      </w:pPr>
-      <w:r>
-        <w:rPr>
-          <w:lang w:val="es-419"/>
-        </w:rPr>
-        <w:t xml:space="preserve">Al hacer clic en el botón </w:t>
-      </w:r>
-      <w:r>
-        <w:rPr>
-          <w:lang w:val="es-419"/>
-        </w:rPr>
-        <w:t xml:space="preserve">"+ Añadir </w:t>
-      </w:r>
-      <w:proofErr w:type="spellStart"/>
-      <w:r>
-        <w:rPr>
-          <w:lang w:val="es-419"/>
-        </w:rPr>
-        <w:t>item</w:t>
-      </w:r>
-      <w:proofErr w:type="spellEnd"/>
-      <w:r>
-        <w:rPr>
-          <w:lang w:val="es-419"/>
-        </w:rPr>
-        <w:t>"</w:t>
-      </w:r>
-      <w:r>
-        <w:rPr>
-          <w:lang w:val="es-419"/>
-        </w:rPr>
-        <w:t>, se permite agregar una nueva partida a la orden de cambio. Las columnas incluyen:</w:t>
-      </w:r>
-    </w:p>
-    <w:p>
-      <w:pPr>
-        <w:rPr>
-          <w:b/>
-          <w:lang w:val="es-419"/>
-        </w:rPr>
-      </w:pPr>
-    </w:p>
-    <w:p>
-      <w:pPr>
-        <w:pStyle w:val="Heading4"/>
-        <w:numPr>
-          <w:ilvl w:val="0"/>
-          <w:numId w:val="43"/>
-        </w:numPr>
-      </w:pPr>
-      <w:r>
-        <w:t xml:space="preserve">• Nuevo: </w:t>
-      </w:r>
-    </w:p>
-    <w:p>
-      <w:pPr>
-        <w:ind w:left="720"/>
-        <w:rPr>
-          <w:lang w:val="es-419"/>
-        </w:rPr>
-      </w:pPr>
-      <w:r>
-        <w:rPr>
-          <w:lang w:val="es-419"/>
-        </w:rPr>
-        <w:t>Casilla para marcar si es un ítem completamente nuevo.</w:t>
-      </w:r>
-    </w:p>
-    <w:p>
-      <w:pPr>
-        <w:rPr>
-          <w:lang w:val="es-419"/>
-        </w:rPr>
-      </w:pPr>
-    </w:p>
-    <w:p>
-      <w:pPr>
-        <w:pStyle w:val="Heading4"/>
-        <w:numPr>
-          <w:ilvl w:val="0"/>
-          <w:numId w:val="43"/>
-        </w:numPr>
-      </w:pPr>
-      <w:r>
-        <w:t xml:space="preserve">• # </w:t>
-      </w:r>
-      <w:proofErr w:type="spellStart"/>
-      <w:r>
-        <w:t>Item</w:t>
-      </w:r>
-      <w:proofErr w:type="spellEnd"/>
-      <w:r>
-        <w:t xml:space="preserve">: </w:t>
-      </w:r>
-    </w:p>
-    <w:p>
-      <w:pPr>
-        <w:ind w:left="720"/>
-        <w:rPr>
-          <w:lang w:val="es-419"/>
-        </w:rPr>
-      </w:pPr>
-      <w:r>
-        <w:rPr>
-          <w:lang w:val="es-419"/>
-        </w:rPr>
-        <w:t>Número identificador de la partida.</w:t>
-      </w:r>
-    </w:p>
-    <w:p>
-      <w:pPr>
-        <w:rPr>
-          <w:lang w:val="es-419"/>
-        </w:rPr>
-      </w:pPr>
-    </w:p>
-    <w:p>
-      <w:pPr>
-        <w:pStyle w:val="Heading4"/>
-        <w:numPr>
-          <w:ilvl w:val="0"/>
-          <w:numId w:val="43"/>
-        </w:numPr>
-      </w:pPr>
-      <w:r>
-        <w:t xml:space="preserve">• </w:t>
-      </w:r>
-      <w:proofErr w:type="spellStart"/>
-      <w:r>
-        <w:t>Espec</w:t>
-      </w:r>
-      <w:proofErr w:type="spellEnd"/>
-      <w:r>
-        <w:t xml:space="preserve">.: </w:t>
-      </w:r>
-    </w:p>
-    <w:p>
-      <w:pPr>
-        <w:ind w:left="720"/>
-        <w:rPr>
-          <w:lang w:val="es-419"/>
-        </w:rPr>
-      </w:pPr>
-      <w:r>
-        <w:rPr>
-          <w:lang w:val="es-419"/>
-        </w:rPr>
-        <w:t>Especificación correspondiente al ítem.</w:t>
-      </w:r>
-    </w:p>
-    <w:p>
-      <w:pPr>
-        <w:rPr>
-          <w:lang w:val="es-419"/>
-        </w:rPr>
-      </w:pPr>
-    </w:p>
-    <w:p>
-      <w:pPr>
-        <w:pStyle w:val="Heading4"/>
-        <w:numPr>
-          <w:ilvl w:val="0"/>
-          <w:numId w:val="43"/>
-        </w:numPr>
-      </w:pPr>
-      <w:r>
-        <w:t xml:space="preserve">• Descripción: </w:t>
-      </w:r>
-    </w:p>
-    <w:p>
-      <w:pPr>
-        <w:ind w:left="720"/>
-        <w:rPr>
-          <w:lang w:val="es-419"/>
-        </w:rPr>
-      </w:pPr>
-      <w:r>
-        <w:rPr>
-          <w:lang w:val="es-419"/>
-        </w:rPr>
-        <w:t>Nombre de la partida y un campo para "Descripción Adicional".</w:t>
-      </w:r>
-    </w:p>
-    <w:p>
-      <w:pPr>
-        <w:rPr>
-          <w:lang w:val="es-419"/>
-        </w:rPr>
-      </w:pPr>
-    </w:p>
-    <w:p>
-      <w:pPr>
-        <w:pStyle w:val="Heading4"/>
-        <w:numPr>
-          <w:ilvl w:val="0"/>
-          <w:numId w:val="43"/>
-        </w:numPr>
-      </w:pPr>
-      <w:r>
-        <w:t xml:space="preserve">• </w:t>
-      </w:r>
-      <w:proofErr w:type="spellStart"/>
-      <w:r>
-        <w:t>Unit</w:t>
-      </w:r>
-      <w:proofErr w:type="spellEnd"/>
-      <w:r>
-        <w:t xml:space="preserve">: </w:t>
-      </w:r>
-    </w:p>
-    <w:p>
-      <w:pPr>
-        <w:ind w:left="720"/>
-        <w:rPr>
-          <w:lang w:val="es-419"/>
-        </w:rPr>
-      </w:pPr>
-      <w:r>
-        <w:rPr>
-          <w:lang w:val="es-419"/>
-        </w:rPr>
-        <w:t xml:space="preserve">Unidad de medida (ej. LS, </w:t>
-      </w:r>
-      <w:proofErr w:type="spellStart"/>
-      <w:r>
-        <w:rPr>
-          <w:lang w:val="es-419"/>
-        </w:rPr>
-        <w:t>Ea</w:t>
-      </w:r>
-      <w:proofErr w:type="spellEnd"/>
-      <w:r>
-        <w:rPr>
-          <w:lang w:val="es-419"/>
-        </w:rPr>
-        <w:t xml:space="preserve">, </w:t>
-      </w:r>
-      <w:proofErr w:type="spellStart"/>
-      <w:r>
-        <w:rPr>
-          <w:lang w:val="es-419"/>
-        </w:rPr>
-        <w:t>CuM</w:t>
-      </w:r>
-      <w:proofErr w:type="spellEnd"/>
-      <w:r>
-        <w:rPr>
-          <w:lang w:val="es-419"/>
-        </w:rPr>
-        <w:t>).</w:t>
-      </w:r>
-    </w:p>
-    <w:p>
-      <w:pPr>
-        <w:rPr>
-          <w:lang w:val="es-419"/>
-        </w:rPr>
-      </w:pPr>
-    </w:p>
-    <w:p>
-      <w:pPr>
-        <w:pStyle w:val="Heading4"/>
-        <w:numPr>
-          <w:ilvl w:val="0"/>
-          <w:numId w:val="43"/>
-        </w:numPr>
-      </w:pPr>
-      <w:r>
-        <w:t xml:space="preserve">• </w:t>
-      </w:r>
-      <w:proofErr w:type="spellStart"/>
-      <w:r>
-        <w:t>Qty</w:t>
-      </w:r>
-      <w:proofErr w:type="spellEnd"/>
-      <w:r>
-        <w:t xml:space="preserve">: </w:t>
-      </w:r>
-    </w:p>
-    <w:p>
-      <w:pPr>
-        <w:ind w:left="720"/>
-        <w:rPr>
-          <w:lang w:val="es-419"/>
-        </w:rPr>
-      </w:pPr>
+          <w:rFonts w:ascii="Times New Roman" w:eastAsia="Times New Roman" w:hAnsi="Times New Roman" w:cs="Times New Roman"/>
+          <w:sz w:val="24"/>
+          <w:szCs w:val="20"/>
+          <w:lang w:val="es-419"/>
+        </w:rPr>
+      </w:pPr>
+      <w:r>
+        <w:rPr>
+          <w:rFonts w:ascii="Times New Roman" w:eastAsia="Times New Roman" w:hAnsi="Times New Roman" w:cs="Times New Roman"/>
+          <w:sz w:val="24"/>
+          <w:szCs w:val="20"/>
+          <w:lang w:val="es-419"/>
+        </w:rPr>
+        <w:t>Dependiendo de los permisos y el estado del proyecto, los usuarios pueden añadir nuevas partidas (mediante enmiendas) o ajustar detalles si fuese necesario, asegurando que el sistema siempre refleje el documento contractual más reciente.</w:t>
+      </w:r>
+    </w:p>
+    <w:p>
+      <w:pPr>
+        <w:rPr>
+          <w:lang w:val="es-419"/>
+        </w:rPr>
+      </w:pPr>
+    </w:p>
+    <w:p>
+      <w:pPr>
+        <w:rPr>
+          <w:lang w:val="es-419"/>
+        </w:rPr>
+      </w:pPr>
+    </w:p>
+    <w:p>
+      <w:pPr>
+        <w:rPr>
+          <w:lang w:val="es-419"/>
+        </w:rPr>
+      </w:pPr>
+    </w:p>
+    <w:p>
+      <w:pPr>
+        <w:rPr>
+          <w:lang w:val="es-419"/>
+        </w:rPr>
+      </w:pPr>
+    </w:p>
+    <w:p>
+      <w:pPr>
+        <w:rPr>
+          <w:lang w:val="es-419"/>
+        </w:rPr>
+      </w:pPr>
+    </w:p>
+    <w:p>
+      <w:pPr>
+        <w:rPr>
+          <w:lang w:val="es-419"/>
+        </w:rPr>
+      </w:pPr>
+    </w:p>
+    <w:p>
+      <w:pPr>
+        <w:rPr>
+          <w:lang w:val="es-419"/>
+        </w:rPr>
+      </w:pPr>
+    </w:p>
+    <w:p>
+      <w:pPr>
+        <w:rPr>
+          <w:lang w:val="es-419"/>
+        </w:rPr>
+      </w:pPr>
+    </w:p>
+    <w:p>
+      <w:pPr>
+        <w:rPr>
+          <w:lang w:val="es-419"/>
+        </w:rPr>
+      </w:pPr>
+    </w:p>
+    <w:p>
+      <w:pPr>
+        <w:rPr>
+          <w:lang w:val="es-419"/>
+        </w:rPr>
+      </w:pPr>
+      <w:r>
+        <w:rPr>
+          <w:lang w:val="es-419"/>
+        </w:rPr>
+        <w:lastRenderedPageBreak/>
+        <w:t xml:space="preserve">&gt; </w:t>
+      </w:r>
       <w:proofErr w:type="gramStart"/>
       <w:r>
         <w:rPr>
           <w:lang w:val="es-419"/>
         </w:rPr>
-        <w:t>Cantidad a incrementar</w:t>
+        <w:t>[!IMPORTANT</w:t>
       </w:r>
       <w:proofErr w:type="gramEnd"/>
       <w:r>
         <w:rPr>
           <w:lang w:val="es-419"/>
         </w:rPr>
-        <w:t xml:space="preserve"> o reducir.</w:t>
-      </w:r>
-    </w:p>
-    <w:p>
-      <w:pPr>
-        <w:rPr>
-          <w:lang w:val="es-419"/>
-        </w:rPr>
-      </w:pPr>
-    </w:p>
-    <w:p>
-      <w:pPr>
-        <w:pStyle w:val="Heading4"/>
-        <w:numPr>
-          <w:ilvl w:val="0"/>
-          <w:numId w:val="43"/>
-        </w:numPr>
-      </w:pPr>
-      <w:r>
-        <w:t xml:space="preserve">• </w:t>
-      </w:r>
-      <w:proofErr w:type="spellStart"/>
-      <w:r>
-        <w:t>Unit</w:t>
-      </w:r>
-      <w:proofErr w:type="spellEnd"/>
-      <w:r>
-        <w:t xml:space="preserve"> Price: </w:t>
-      </w:r>
-    </w:p>
-    <w:p>
-      <w:pPr>
-        <w:ind w:left="720"/>
-        <w:rPr>
-          <w:lang w:val="es-419"/>
-        </w:rPr>
-      </w:pPr>
-      <w:r>
-        <w:rPr>
-          <w:lang w:val="es-419"/>
-        </w:rPr>
-        <w:t>Precio unitario de la partida.</w:t>
-      </w:r>
-    </w:p>
-    <w:p>
-      <w:pPr>
-        <w:rPr>
-          <w:lang w:val="es-419"/>
-        </w:rPr>
-      </w:pPr>
-    </w:p>
-    <w:p>
-      <w:pPr>
-        <w:pStyle w:val="Heading4"/>
-        <w:numPr>
-          <w:ilvl w:val="0"/>
-          <w:numId w:val="43"/>
-        </w:numPr>
-      </w:pPr>
-      <w:r>
-        <w:t xml:space="preserve">• </w:t>
-      </w:r>
-      <w:proofErr w:type="spellStart"/>
-      <w:r>
-        <w:t>Amount</w:t>
-      </w:r>
-      <w:proofErr w:type="spellEnd"/>
-      <w:r>
-        <w:t xml:space="preserve"> Fondos: </w:t>
-      </w:r>
-    </w:p>
-    <w:p>
-      <w:pPr>
-        <w:ind w:left="720"/>
-        <w:rPr>
-          <w:lang w:val="es-419"/>
-        </w:rPr>
-      </w:pPr>
-      <w:r>
-        <w:rPr>
-          <w:lang w:val="es-419"/>
-        </w:rPr>
-        <w:t>Monto total de la partida calculado.</w:t>
-      </w:r>
-    </w:p>
-    <w:p>
-      <w:pPr>
-        <w:rPr>
-          <w:lang w:val="es-419"/>
-        </w:rPr>
-      </w:pPr>
-    </w:p>
-    <w:p>
-      <w:pPr>
-        <w:pStyle w:val="Heading4"/>
-        <w:numPr>
-          <w:ilvl w:val="0"/>
-          <w:numId w:val="43"/>
-        </w:numPr>
-      </w:pPr>
-      <w:r>
-        <w:t xml:space="preserve">• Origen de Fondos: </w:t>
-      </w:r>
-    </w:p>
-    <w:p>
-      <w:pPr>
-        <w:ind w:left="720"/>
-        <w:rPr>
-          <w:lang w:val="es-419"/>
-        </w:rPr>
-      </w:pPr>
-      <w:r>
-        <w:rPr>
-          <w:lang w:val="es-419"/>
-        </w:rPr>
-        <w:t>Lista desplegable para asignar la fuente de financiamiento.</w:t>
-      </w:r>
-    </w:p>
-    <w:p>
-      <w:pPr>
-        <w:rPr>
-          <w:lang w:val="es-419"/>
-        </w:rPr>
-      </w:pPr>
-    </w:p>
-    <w:p>
-      <w:pPr>
-        <w:pStyle w:val="Heading4"/>
-        <w:numPr>
-          <w:ilvl w:val="0"/>
-          <w:numId w:val="43"/>
-        </w:numPr>
-      </w:pPr>
-      <w:r>
-        <w:t xml:space="preserve">• Botón de Borrar (Basurero): </w:t>
-      </w:r>
-    </w:p>
-    <w:p>
-      <w:pPr>
-        <w:ind w:left="720"/>
-        <w:rPr>
-          <w:lang w:val="es-419"/>
-        </w:rPr>
-      </w:pPr>
-      <w:r>
-        <w:rPr>
-          <w:lang w:val="es-419"/>
-        </w:rPr>
-        <w:t>Elimina la partida de la lista.</w:t>
-      </w:r>
-    </w:p>
-    <w:p>
-      <w:pPr>
-        <w:rPr>
-          <w:lang w:val="es-419"/>
-        </w:rPr>
-      </w:pPr>
-    </w:p>
-    <w:p>
-      <w:pPr>
-        <w:rPr>
-          <w:lang w:val="es-419"/>
-        </w:rPr>
-      </w:pPr>
-    </w:p>
-    <w:p>
-      <w:pPr>
-        <w:pStyle w:val="Heading2"/>
-        <w:numPr>
-          <w:ilvl w:val="0"/>
-          <w:numId w:val="40"/>
-        </w:numPr>
-        <w:rPr>
-          <w:lang w:val="es-419"/>
-        </w:rPr>
-      </w:pPr>
-      <w:bookmarkStart w:id="92" w:name="_Toc234927463"/>
-      <w:r>
-        <w:rPr>
-          <w:lang w:val="es-419"/>
-        </w:rPr>
-        <w:t>Justificación Técnica y Legal</w:t>
-      </w:r>
-      <w:bookmarkEnd w:id="92"/>
-    </w:p>
-    <w:p>
-      <w:pPr>
-        <w:ind w:left="720"/>
-        <w:rPr>
-          <w:lang w:val="es-419"/>
-        </w:rPr>
-      </w:pPr>
-      <w:r>
-        <w:rPr>
-          <w:lang w:val="es-419"/>
-        </w:rPr>
-        <w:t>Un cuadro de texto amplio donde se debe redactar el motivo técnico y/o legal que sustenta la creación de la orden de cambio. Por ejemplo: "Las actividades descritas en el presente documento corresponden al proceso de liquidación parcial de las partidas."</w:t>
-      </w:r>
-    </w:p>
-    <w:p>
-      <w:pPr>
-        <w:rPr>
-          <w:lang w:val="es-419"/>
-        </w:rPr>
-      </w:pPr>
+        <w:t>]</w:t>
+      </w:r>
+    </w:p>
+    <w:p>
+      <w:pPr>
+        <w:rPr>
+          <w:lang w:val="es-419"/>
+        </w:rPr>
+      </w:pPr>
+      <w:r>
+        <w:rPr>
+          <w:lang w:val="es-419"/>
+        </w:rPr>
+        <w:t xml:space="preserve">&gt; **Nota para </w:t>
+      </w:r>
+      <w:proofErr w:type="gramStart"/>
+      <w:r>
+        <w:rPr>
+          <w:lang w:val="es-419"/>
+        </w:rPr>
+        <w:t>Auditoría:*</w:t>
+      </w:r>
+      <w:proofErr w:type="gramEnd"/>
+      <w:r>
+        <w:rPr>
+          <w:lang w:val="es-419"/>
+        </w:rPr>
+        <w:t>* Cualquier borrado de un registro (Informe, Pago o CHO) queda registrado en el **Audit Log** del sistema, indicando qué usuario realizó la acción y en qué fecha, para garantizar la trazabilidad total del proyecto.</w:t>
+      </w:r>
     </w:p>
     <w:sectPr>
       <w:footerReference w:type="default" r:id="rId9"/>
@@ -22066,7 +22935,7 @@
   <w:abstractNum w:abstractNumId="19" w15:restartNumberingAfterBreak="0">
     <w:nsid w:val="26926623"/>
     <w:multiLevelType w:val="multilevel"/>
-    <w:tmpl w:val="25386090"/>
+    <w:tmpl w:val="AC7493EA"/>
     <w:lvl w:ilvl="0">
       <w:start w:val="1"/>
       <w:numFmt w:val="decimal"/>
@@ -22078,21 +22947,20 @@
         </w:tabs>
         <w:ind w:left="720" w:hanging="360"/>
       </w:pPr>
+      <w:rPr>
+        <w:rFonts w:hint="default"/>
+      </w:rPr>
     </w:lvl>
     <w:lvl w:ilvl="1">
       <w:start w:val="1"/>
       <w:numFmt w:val="bullet"/>
-      <w:lvlText w:val="o"/>
-      <w:lvlJc w:val="left"/>
-      <w:pPr>
-        <w:tabs>
-          <w:tab w:val="num" w:pos="1440"/>
-        </w:tabs>
+      <w:lvlText w:val=""/>
+      <w:lvlJc w:val="left"/>
+      <w:pPr>
         <w:ind w:left="1440" w:hanging="360"/>
       </w:pPr>
       <w:rPr>
-        <w:rFonts w:ascii="Courier New" w:hAnsi="Courier New" w:hint="default"/>
-        <w:sz w:val="20"/>
+        <w:rFonts w:ascii="Symbol" w:hAnsi="Symbol" w:hint="default"/>
       </w:rPr>
     </w:lvl>
     <w:lvl w:ilvl="2">
@@ -22123,7 +22991,7 @@
         <w:rFonts w:hint="default"/>
       </w:rPr>
     </w:lvl>
-    <w:lvl w:ilvl="4" w:tentative="1">
+    <w:lvl w:ilvl="4">
       <w:start w:val="1"/>
       <w:numFmt w:val="decimal"/>
       <w:lvlText w:val="%5."/>
@@ -22134,8 +23002,11 @@
         </w:tabs>
         <w:ind w:left="3600" w:hanging="360"/>
       </w:pPr>
-    </w:lvl>
-    <w:lvl w:ilvl="5" w:tentative="1">
+      <w:rPr>
+        <w:rFonts w:hint="default"/>
+      </w:rPr>
+    </w:lvl>
+    <w:lvl w:ilvl="5">
       <w:start w:val="1"/>
       <w:numFmt w:val="decimal"/>
       <w:lvlText w:val="%6."/>
@@ -22146,8 +23017,11 @@
         </w:tabs>
         <w:ind w:left="4320" w:hanging="360"/>
       </w:pPr>
-    </w:lvl>
-    <w:lvl w:ilvl="6" w:tentative="1">
+      <w:rPr>
+        <w:rFonts w:hint="default"/>
+      </w:rPr>
+    </w:lvl>
+    <w:lvl w:ilvl="6">
       <w:start w:val="1"/>
       <w:numFmt w:val="decimal"/>
       <w:lvlText w:val="%7."/>
@@ -22158,8 +23032,11 @@
         </w:tabs>
         <w:ind w:left="5040" w:hanging="360"/>
       </w:pPr>
-    </w:lvl>
-    <w:lvl w:ilvl="7" w:tentative="1">
+      <w:rPr>
+        <w:rFonts w:hint="default"/>
+      </w:rPr>
+    </w:lvl>
+    <w:lvl w:ilvl="7">
       <w:start w:val="1"/>
       <w:numFmt w:val="decimal"/>
       <w:lvlText w:val="%8."/>
@@ -22170,8 +23047,11 @@
         </w:tabs>
         <w:ind w:left="5760" w:hanging="360"/>
       </w:pPr>
-    </w:lvl>
-    <w:lvl w:ilvl="8" w:tentative="1">
+      <w:rPr>
+        <w:rFonts w:hint="default"/>
+      </w:rPr>
+    </w:lvl>
+    <w:lvl w:ilvl="8">
       <w:start w:val="1"/>
       <w:numFmt w:val="decimal"/>
       <w:lvlText w:val="%9."/>
@@ -22182,6 +23062,9 @@
         </w:tabs>
         <w:ind w:left="6480" w:hanging="360"/>
       </w:pPr>
+      <w:rPr>
+        <w:rFonts w:hint="default"/>
+      </w:rPr>
     </w:lvl>
   </w:abstractNum>
   <w:abstractNum w:abstractNumId="20" w15:restartNumberingAfterBreak="0">
@@ -22274,6 +23157,95 @@
     </w:lvl>
   </w:abstractNum>
   <w:abstractNum w:abstractNumId="21" w15:restartNumberingAfterBreak="0">
+    <w:nsid w:val="2C7368A3"/>
+    <w:multiLevelType w:val="hybridMultilevel"/>
+    <w:tmpl w:val="38C4040A"/>
+    <w:lvl w:ilvl="0" w:tplc="CE80914A">
+      <w:start w:val="1"/>
+      <w:numFmt w:val="decimal"/>
+      <w:lvlText w:val="%1."/>
+      <w:lvlJc w:val="left"/>
+      <w:pPr>
+        <w:ind w:left="1080" w:hanging="360"/>
+      </w:pPr>
+      <w:rPr>
+        <w:rFonts w:hint="default"/>
+      </w:rPr>
+    </w:lvl>
+    <w:lvl w:ilvl="1" w:tplc="FFFFFFFF" w:tentative="1">
+      <w:start w:val="1"/>
+      <w:numFmt w:val="lowerLetter"/>
+      <w:lvlText w:val="%2."/>
+      <w:lvlJc w:val="left"/>
+      <w:pPr>
+        <w:ind w:left="1440" w:hanging="360"/>
+      </w:pPr>
+    </w:lvl>
+    <w:lvl w:ilvl="2" w:tplc="FFFFFFFF" w:tentative="1">
+      <w:start w:val="1"/>
+      <w:numFmt w:val="lowerRoman"/>
+      <w:lvlText w:val="%3."/>
+      <w:lvlJc w:val="right"/>
+      <w:pPr>
+        <w:ind w:left="2160" w:hanging="180"/>
+      </w:pPr>
+    </w:lvl>
+    <w:lvl w:ilvl="3" w:tplc="FFFFFFFF" w:tentative="1">
+      <w:start w:val="1"/>
+      <w:numFmt w:val="decimal"/>
+      <w:lvlText w:val="%4."/>
+      <w:lvlJc w:val="left"/>
+      <w:pPr>
+        <w:ind w:left="2880" w:hanging="360"/>
+      </w:pPr>
+    </w:lvl>
+    <w:lvl w:ilvl="4" w:tplc="FFFFFFFF" w:tentative="1">
+      <w:start w:val="1"/>
+      <w:numFmt w:val="lowerLetter"/>
+      <w:lvlText w:val="%5."/>
+      <w:lvlJc w:val="left"/>
+      <w:pPr>
+        <w:ind w:left="3600" w:hanging="360"/>
+      </w:pPr>
+    </w:lvl>
+    <w:lvl w:ilvl="5" w:tplc="FFFFFFFF" w:tentative="1">
+      <w:start w:val="1"/>
+      <w:numFmt w:val="lowerRoman"/>
+      <w:lvlText w:val="%6."/>
+      <w:lvlJc w:val="right"/>
+      <w:pPr>
+        <w:ind w:left="4320" w:hanging="180"/>
+      </w:pPr>
+    </w:lvl>
+    <w:lvl w:ilvl="6" w:tplc="FFFFFFFF" w:tentative="1">
+      <w:start w:val="1"/>
+      <w:numFmt w:val="decimal"/>
+      <w:lvlText w:val="%7."/>
+      <w:lvlJc w:val="left"/>
+      <w:pPr>
+        <w:ind w:left="5040" w:hanging="360"/>
+      </w:pPr>
+    </w:lvl>
+    <w:lvl w:ilvl="7" w:tplc="FFFFFFFF" w:tentative="1">
+      <w:start w:val="1"/>
+      <w:numFmt w:val="lowerLetter"/>
+      <w:lvlText w:val="%8."/>
+      <w:lvlJc w:val="left"/>
+      <w:pPr>
+        <w:ind w:left="5760" w:hanging="360"/>
+      </w:pPr>
+    </w:lvl>
+    <w:lvl w:ilvl="8" w:tplc="FFFFFFFF" w:tentative="1">
+      <w:start w:val="1"/>
+      <w:numFmt w:val="lowerRoman"/>
+      <w:lvlText w:val="%9."/>
+      <w:lvlJc w:val="right"/>
+      <w:pPr>
+        <w:ind w:left="6480" w:hanging="180"/>
+      </w:pPr>
+    </w:lvl>
+  </w:abstractNum>
+  <w:abstractNum w:abstractNumId="22" w15:restartNumberingAfterBreak="0">
     <w:nsid w:val="31252083"/>
     <w:multiLevelType w:val="hybridMultilevel"/>
     <w:tmpl w:val="A6BC2D4E"/>
@@ -22362,7 +23334,7 @@
       </w:pPr>
     </w:lvl>
   </w:abstractNum>
-  <w:abstractNum w:abstractNumId="22" w15:restartNumberingAfterBreak="0">
+  <w:abstractNum w:abstractNumId="23" w15:restartNumberingAfterBreak="0">
     <w:nsid w:val="340B3D7C"/>
     <w:multiLevelType w:val="hybridMultilevel"/>
     <w:tmpl w:val="AC4EC946"/>
@@ -22451,7 +23423,7 @@
       </w:pPr>
     </w:lvl>
   </w:abstractNum>
-  <w:abstractNum w:abstractNumId="23" w15:restartNumberingAfterBreak="0">
+  <w:abstractNum w:abstractNumId="24" w15:restartNumberingAfterBreak="0">
     <w:nsid w:val="343B0979"/>
     <w:multiLevelType w:val="hybridMultilevel"/>
     <w:tmpl w:val="EF2C1086"/>
@@ -22540,7 +23512,7 @@
       </w:pPr>
     </w:lvl>
   </w:abstractNum>
-  <w:abstractNum w:abstractNumId="24" w15:restartNumberingAfterBreak="0">
+  <w:abstractNum w:abstractNumId="25" w15:restartNumberingAfterBreak="0">
     <w:nsid w:val="37D64310"/>
     <w:multiLevelType w:val="hybridMultilevel"/>
     <w:tmpl w:val="27707590"/>
@@ -22629,7 +23601,7 @@
       </w:pPr>
     </w:lvl>
   </w:abstractNum>
-  <w:abstractNum w:abstractNumId="25" w15:restartNumberingAfterBreak="0">
+  <w:abstractNum w:abstractNumId="26" w15:restartNumberingAfterBreak="0">
     <w:nsid w:val="390077B5"/>
     <w:multiLevelType w:val="hybridMultilevel"/>
     <w:tmpl w:val="36A6D916"/>
@@ -22718,7 +23690,187 @@
       </w:pPr>
     </w:lvl>
   </w:abstractNum>
-  <w:abstractNum w:abstractNumId="26" w15:restartNumberingAfterBreak="0">
+  <w:abstractNum w:abstractNumId="27" w15:restartNumberingAfterBreak="0">
+    <w:nsid w:val="3CA83B49"/>
+    <w:multiLevelType w:val="hybridMultilevel"/>
+    <w:tmpl w:val="D6504EDE"/>
+    <w:lvl w:ilvl="0" w:tplc="70F2802E">
+      <w:start w:val="1"/>
+      <w:numFmt w:val="decimal"/>
+      <w:pStyle w:val="Heading4"/>
+      <w:lvlText w:val="%1."/>
+      <w:lvlJc w:val="left"/>
+      <w:pPr>
+        <w:ind w:left="1440" w:hanging="360"/>
+      </w:pPr>
+      <w:rPr>
+        <w:rFonts w:hint="default"/>
+      </w:rPr>
+    </w:lvl>
+    <w:lvl w:ilvl="1" w:tplc="FFFFFFFF" w:tentative="1">
+      <w:start w:val="1"/>
+      <w:numFmt w:val="lowerLetter"/>
+      <w:lvlText w:val="%2."/>
+      <w:lvlJc w:val="left"/>
+      <w:pPr>
+        <w:ind w:left="2160" w:hanging="360"/>
+      </w:pPr>
+    </w:lvl>
+    <w:lvl w:ilvl="2" w:tplc="FFFFFFFF" w:tentative="1">
+      <w:start w:val="1"/>
+      <w:numFmt w:val="lowerRoman"/>
+      <w:lvlText w:val="%3."/>
+      <w:lvlJc w:val="right"/>
+      <w:pPr>
+        <w:ind w:left="2880" w:hanging="180"/>
+      </w:pPr>
+    </w:lvl>
+    <w:lvl w:ilvl="3" w:tplc="FFFFFFFF" w:tentative="1">
+      <w:start w:val="1"/>
+      <w:numFmt w:val="decimal"/>
+      <w:lvlText w:val="%4."/>
+      <w:lvlJc w:val="left"/>
+      <w:pPr>
+        <w:ind w:left="3600" w:hanging="360"/>
+      </w:pPr>
+    </w:lvl>
+    <w:lvl w:ilvl="4" w:tplc="FFFFFFFF" w:tentative="1">
+      <w:start w:val="1"/>
+      <w:numFmt w:val="lowerLetter"/>
+      <w:lvlText w:val="%5."/>
+      <w:lvlJc w:val="left"/>
+      <w:pPr>
+        <w:ind w:left="4320" w:hanging="360"/>
+      </w:pPr>
+    </w:lvl>
+    <w:lvl w:ilvl="5" w:tplc="FFFFFFFF" w:tentative="1">
+      <w:start w:val="1"/>
+      <w:numFmt w:val="lowerRoman"/>
+      <w:lvlText w:val="%6."/>
+      <w:lvlJc w:val="right"/>
+      <w:pPr>
+        <w:ind w:left="5040" w:hanging="180"/>
+      </w:pPr>
+    </w:lvl>
+    <w:lvl w:ilvl="6" w:tplc="FFFFFFFF" w:tentative="1">
+      <w:start w:val="1"/>
+      <w:numFmt w:val="decimal"/>
+      <w:lvlText w:val="%7."/>
+      <w:lvlJc w:val="left"/>
+      <w:pPr>
+        <w:ind w:left="5760" w:hanging="360"/>
+      </w:pPr>
+    </w:lvl>
+    <w:lvl w:ilvl="7" w:tplc="FFFFFFFF" w:tentative="1">
+      <w:start w:val="1"/>
+      <w:numFmt w:val="lowerLetter"/>
+      <w:lvlText w:val="%8."/>
+      <w:lvlJc w:val="left"/>
+      <w:pPr>
+        <w:ind w:left="6480" w:hanging="360"/>
+      </w:pPr>
+    </w:lvl>
+    <w:lvl w:ilvl="8" w:tplc="FFFFFFFF" w:tentative="1">
+      <w:start w:val="1"/>
+      <w:numFmt w:val="lowerRoman"/>
+      <w:lvlText w:val="%9."/>
+      <w:lvlJc w:val="right"/>
+      <w:pPr>
+        <w:ind w:left="7200" w:hanging="180"/>
+      </w:pPr>
+    </w:lvl>
+  </w:abstractNum>
+  <w:abstractNum w:abstractNumId="28" w15:restartNumberingAfterBreak="0">
+    <w:nsid w:val="3E550E7A"/>
+    <w:multiLevelType w:val="hybridMultilevel"/>
+    <w:tmpl w:val="347E16E2"/>
+    <w:lvl w:ilvl="0" w:tplc="A0FC4AD6">
+      <w:start w:val="1"/>
+      <w:numFmt w:val="lowerLetter"/>
+      <w:pStyle w:val="Heading3"/>
+      <w:lvlText w:val="%1."/>
+      <w:lvlJc w:val="left"/>
+      <w:pPr>
+        <w:ind w:left="1080" w:hanging="360"/>
+      </w:pPr>
+      <w:rPr>
+        <w:rFonts w:hint="default"/>
+      </w:rPr>
+    </w:lvl>
+    <w:lvl w:ilvl="1" w:tplc="FFFFFFFF" w:tentative="1">
+      <w:start w:val="1"/>
+      <w:numFmt w:val="lowerLetter"/>
+      <w:lvlText w:val="%2."/>
+      <w:lvlJc w:val="left"/>
+      <w:pPr>
+        <w:ind w:left="1800" w:hanging="360"/>
+      </w:pPr>
+    </w:lvl>
+    <w:lvl w:ilvl="2" w:tplc="FFFFFFFF" w:tentative="1">
+      <w:start w:val="1"/>
+      <w:numFmt w:val="lowerRoman"/>
+      <w:lvlText w:val="%3."/>
+      <w:lvlJc w:val="right"/>
+      <w:pPr>
+        <w:ind w:left="2520" w:hanging="180"/>
+      </w:pPr>
+    </w:lvl>
+    <w:lvl w:ilvl="3" w:tplc="FFFFFFFF" w:tentative="1">
+      <w:start w:val="1"/>
+      <w:numFmt w:val="decimal"/>
+      <w:lvlText w:val="%4."/>
+      <w:lvlJc w:val="left"/>
+      <w:pPr>
+        <w:ind w:left="3240" w:hanging="360"/>
+      </w:pPr>
+    </w:lvl>
+    <w:lvl w:ilvl="4" w:tplc="FFFFFFFF" w:tentative="1">
+      <w:start w:val="1"/>
+      <w:numFmt w:val="lowerLetter"/>
+      <w:lvlText w:val="%5."/>
+      <w:lvlJc w:val="left"/>
+      <w:pPr>
+        <w:ind w:left="3960" w:hanging="360"/>
+      </w:pPr>
+    </w:lvl>
+    <w:lvl w:ilvl="5" w:tplc="FFFFFFFF" w:tentative="1">
+      <w:start w:val="1"/>
+      <w:numFmt w:val="lowerRoman"/>
+      <w:lvlText w:val="%6."/>
+      <w:lvlJc w:val="right"/>
+      <w:pPr>
+        <w:ind w:left="4680" w:hanging="180"/>
+      </w:pPr>
+    </w:lvl>
+    <w:lvl w:ilvl="6" w:tplc="FFFFFFFF" w:tentative="1">
+      <w:start w:val="1"/>
+      <w:numFmt w:val="decimal"/>
+      <w:lvlText w:val="%7."/>
+      <w:lvlJc w:val="left"/>
+      <w:pPr>
+        <w:ind w:left="5400" w:hanging="360"/>
+      </w:pPr>
+    </w:lvl>
+    <w:lvl w:ilvl="7" w:tplc="FFFFFFFF" w:tentative="1">
+      <w:start w:val="1"/>
+      <w:numFmt w:val="lowerLetter"/>
+      <w:lvlText w:val="%8."/>
+      <w:lvlJc w:val="left"/>
+      <w:pPr>
+        <w:ind w:left="6120" w:hanging="360"/>
+      </w:pPr>
+    </w:lvl>
+    <w:lvl w:ilvl="8" w:tplc="FFFFFFFF" w:tentative="1">
+      <w:start w:val="1"/>
+      <w:numFmt w:val="lowerRoman"/>
+      <w:lvlText w:val="%9."/>
+      <w:lvlJc w:val="right"/>
+      <w:pPr>
+        <w:ind w:left="6840" w:hanging="180"/>
+      </w:pPr>
+    </w:lvl>
+  </w:abstractNum>
+  <w:abstractNum w:abstractNumId="29" w15:restartNumberingAfterBreak="0">
     <w:nsid w:val="3F4B6BA2"/>
     <w:multiLevelType w:val="hybridMultilevel"/>
     <w:tmpl w:val="1444C1A0"/>
@@ -22807,97 +23959,7 @@
       </w:pPr>
     </w:lvl>
   </w:abstractNum>
-  <w:abstractNum w:abstractNumId="27" w15:restartNumberingAfterBreak="0">
-    <w:nsid w:val="3F682DD4"/>
-    <w:multiLevelType w:val="hybridMultilevel"/>
-    <w:tmpl w:val="30B85522"/>
-    <w:lvl w:ilvl="0" w:tplc="7F88FC68">
-      <w:start w:val="1"/>
-      <w:numFmt w:val="decimal"/>
-      <w:pStyle w:val="Heading4"/>
-      <w:lvlText w:val="%1."/>
-      <w:lvlJc w:val="left"/>
-      <w:pPr>
-        <w:ind w:left="1440" w:hanging="360"/>
-      </w:pPr>
-      <w:rPr>
-        <w:rFonts w:hint="default"/>
-      </w:rPr>
-    </w:lvl>
-    <w:lvl w:ilvl="1" w:tplc="FFFFFFFF" w:tentative="1">
-      <w:start w:val="1"/>
-      <w:numFmt w:val="lowerLetter"/>
-      <w:lvlText w:val="%2."/>
-      <w:lvlJc w:val="left"/>
-      <w:pPr>
-        <w:ind w:left="2160" w:hanging="360"/>
-      </w:pPr>
-    </w:lvl>
-    <w:lvl w:ilvl="2" w:tplc="FFFFFFFF" w:tentative="1">
-      <w:start w:val="1"/>
-      <w:numFmt w:val="lowerRoman"/>
-      <w:lvlText w:val="%3."/>
-      <w:lvlJc w:val="right"/>
-      <w:pPr>
-        <w:ind w:left="2880" w:hanging="180"/>
-      </w:pPr>
-    </w:lvl>
-    <w:lvl w:ilvl="3" w:tplc="FFFFFFFF" w:tentative="1">
-      <w:start w:val="1"/>
-      <w:numFmt w:val="decimal"/>
-      <w:lvlText w:val="%4."/>
-      <w:lvlJc w:val="left"/>
-      <w:pPr>
-        <w:ind w:left="3600" w:hanging="360"/>
-      </w:pPr>
-    </w:lvl>
-    <w:lvl w:ilvl="4" w:tplc="FFFFFFFF" w:tentative="1">
-      <w:start w:val="1"/>
-      <w:numFmt w:val="lowerLetter"/>
-      <w:lvlText w:val="%5."/>
-      <w:lvlJc w:val="left"/>
-      <w:pPr>
-        <w:ind w:left="4320" w:hanging="360"/>
-      </w:pPr>
-    </w:lvl>
-    <w:lvl w:ilvl="5" w:tplc="FFFFFFFF" w:tentative="1">
-      <w:start w:val="1"/>
-      <w:numFmt w:val="lowerRoman"/>
-      <w:lvlText w:val="%6."/>
-      <w:lvlJc w:val="right"/>
-      <w:pPr>
-        <w:ind w:left="5040" w:hanging="180"/>
-      </w:pPr>
-    </w:lvl>
-    <w:lvl w:ilvl="6" w:tplc="FFFFFFFF" w:tentative="1">
-      <w:start w:val="1"/>
-      <w:numFmt w:val="decimal"/>
-      <w:lvlText w:val="%7."/>
-      <w:lvlJc w:val="left"/>
-      <w:pPr>
-        <w:ind w:left="5760" w:hanging="360"/>
-      </w:pPr>
-    </w:lvl>
-    <w:lvl w:ilvl="7" w:tplc="FFFFFFFF" w:tentative="1">
-      <w:start w:val="1"/>
-      <w:numFmt w:val="lowerLetter"/>
-      <w:lvlText w:val="%8."/>
-      <w:lvlJc w:val="left"/>
-      <w:pPr>
-        <w:ind w:left="6480" w:hanging="360"/>
-      </w:pPr>
-    </w:lvl>
-    <w:lvl w:ilvl="8" w:tplc="FFFFFFFF" w:tentative="1">
-      <w:start w:val="1"/>
-      <w:numFmt w:val="lowerRoman"/>
-      <w:lvlText w:val="%9."/>
-      <w:lvlJc w:val="right"/>
-      <w:pPr>
-        <w:ind w:left="7200" w:hanging="180"/>
-      </w:pPr>
-    </w:lvl>
-  </w:abstractNum>
-  <w:abstractNum w:abstractNumId="28" w15:restartNumberingAfterBreak="0">
+  <w:abstractNum w:abstractNumId="30" w15:restartNumberingAfterBreak="0">
     <w:nsid w:val="415B77D2"/>
     <w:multiLevelType w:val="multilevel"/>
     <w:tmpl w:val="27C6537A"/>
@@ -23018,7 +24080,7 @@
       </w:pPr>
     </w:lvl>
   </w:abstractNum>
-  <w:abstractNum w:abstractNumId="29" w15:restartNumberingAfterBreak="0">
+  <w:abstractNum w:abstractNumId="31" w15:restartNumberingAfterBreak="0">
     <w:nsid w:val="42B136C0"/>
     <w:multiLevelType w:val="hybridMultilevel"/>
     <w:tmpl w:val="2A3207CC"/>
@@ -23107,7 +24169,7 @@
       </w:pPr>
     </w:lvl>
   </w:abstractNum>
-  <w:abstractNum w:abstractNumId="30" w15:restartNumberingAfterBreak="0">
+  <w:abstractNum w:abstractNumId="32" w15:restartNumberingAfterBreak="0">
     <w:nsid w:val="53790BBC"/>
     <w:multiLevelType w:val="hybridMultilevel"/>
     <w:tmpl w:val="2CF8AE0A"/>
@@ -23196,7 +24258,96 @@
       </w:pPr>
     </w:lvl>
   </w:abstractNum>
-  <w:abstractNum w:abstractNumId="31" w15:restartNumberingAfterBreak="0">
+  <w:abstractNum w:abstractNumId="33" w15:restartNumberingAfterBreak="0">
+    <w:nsid w:val="55E5770D"/>
+    <w:multiLevelType w:val="hybridMultilevel"/>
+    <w:tmpl w:val="6B32FF4E"/>
+    <w:lvl w:ilvl="0" w:tplc="69520C04">
+      <w:start w:val="1"/>
+      <w:numFmt w:val="decimal"/>
+      <w:lvlText w:val="%1."/>
+      <w:lvlJc w:val="left"/>
+      <w:pPr>
+        <w:ind w:left="1080" w:hanging="360"/>
+      </w:pPr>
+      <w:rPr>
+        <w:rFonts w:hint="default"/>
+      </w:rPr>
+    </w:lvl>
+    <w:lvl w:ilvl="1" w:tplc="FFFFFFFF" w:tentative="1">
+      <w:start w:val="1"/>
+      <w:numFmt w:val="lowerLetter"/>
+      <w:lvlText w:val="%2."/>
+      <w:lvlJc w:val="left"/>
+      <w:pPr>
+        <w:ind w:left="1800" w:hanging="360"/>
+      </w:pPr>
+    </w:lvl>
+    <w:lvl w:ilvl="2" w:tplc="FFFFFFFF" w:tentative="1">
+      <w:start w:val="1"/>
+      <w:numFmt w:val="lowerRoman"/>
+      <w:lvlText w:val="%3."/>
+      <w:lvlJc w:val="right"/>
+      <w:pPr>
+        <w:ind w:left="2520" w:hanging="180"/>
+      </w:pPr>
+    </w:lvl>
+    <w:lvl w:ilvl="3" w:tplc="FFFFFFFF" w:tentative="1">
+      <w:start w:val="1"/>
+      <w:numFmt w:val="decimal"/>
+      <w:lvlText w:val="%4."/>
+      <w:lvlJc w:val="left"/>
+      <w:pPr>
+        <w:ind w:left="3240" w:hanging="360"/>
+      </w:pPr>
+    </w:lvl>
+    <w:lvl w:ilvl="4" w:tplc="FFFFFFFF" w:tentative="1">
+      <w:start w:val="1"/>
+      <w:numFmt w:val="lowerLetter"/>
+      <w:lvlText w:val="%5."/>
+      <w:lvlJc w:val="left"/>
+      <w:pPr>
+        <w:ind w:left="3960" w:hanging="360"/>
+      </w:pPr>
+    </w:lvl>
+    <w:lvl w:ilvl="5" w:tplc="FFFFFFFF" w:tentative="1">
+      <w:start w:val="1"/>
+      <w:numFmt w:val="lowerRoman"/>
+      <w:lvlText w:val="%6."/>
+      <w:lvlJc w:val="right"/>
+      <w:pPr>
+        <w:ind w:left="4680" w:hanging="180"/>
+      </w:pPr>
+    </w:lvl>
+    <w:lvl w:ilvl="6" w:tplc="FFFFFFFF" w:tentative="1">
+      <w:start w:val="1"/>
+      <w:numFmt w:val="decimal"/>
+      <w:lvlText w:val="%7."/>
+      <w:lvlJc w:val="left"/>
+      <w:pPr>
+        <w:ind w:left="5400" w:hanging="360"/>
+      </w:pPr>
+    </w:lvl>
+    <w:lvl w:ilvl="7" w:tplc="FFFFFFFF" w:tentative="1">
+      <w:start w:val="1"/>
+      <w:numFmt w:val="lowerLetter"/>
+      <w:lvlText w:val="%8."/>
+      <w:lvlJc w:val="left"/>
+      <w:pPr>
+        <w:ind w:left="6120" w:hanging="360"/>
+      </w:pPr>
+    </w:lvl>
+    <w:lvl w:ilvl="8" w:tplc="FFFFFFFF" w:tentative="1">
+      <w:start w:val="1"/>
+      <w:numFmt w:val="lowerRoman"/>
+      <w:lvlText w:val="%9."/>
+      <w:lvlJc w:val="right"/>
+      <w:pPr>
+        <w:ind w:left="6840" w:hanging="180"/>
+      </w:pPr>
+    </w:lvl>
+  </w:abstractNum>
+  <w:abstractNum w:abstractNumId="34" w15:restartNumberingAfterBreak="0">
     <w:nsid w:val="56037194"/>
     <w:multiLevelType w:val="hybridMultilevel"/>
     <w:tmpl w:val="BBECEAC6"/>
@@ -23285,7 +24436,7 @@
       </w:pPr>
     </w:lvl>
   </w:abstractNum>
-  <w:abstractNum w:abstractNumId="32" w15:restartNumberingAfterBreak="0">
+  <w:abstractNum w:abstractNumId="35" w15:restartNumberingAfterBreak="0">
     <w:nsid w:val="560B3EE5"/>
     <w:multiLevelType w:val="hybridMultilevel"/>
     <w:tmpl w:val="CE5AFB32"/>
@@ -23374,7 +24525,7 @@
       </w:pPr>
     </w:lvl>
   </w:abstractNum>
-  <w:abstractNum w:abstractNumId="33" w15:restartNumberingAfterBreak="0">
+  <w:abstractNum w:abstractNumId="36" w15:restartNumberingAfterBreak="0">
     <w:nsid w:val="64E62AEF"/>
     <w:multiLevelType w:val="hybridMultilevel"/>
     <w:tmpl w:val="8C3C690C"/>
@@ -23463,7 +24614,7 @@
       </w:pPr>
     </w:lvl>
   </w:abstractNum>
-  <w:abstractNum w:abstractNumId="34" w15:restartNumberingAfterBreak="0">
+  <w:abstractNum w:abstractNumId="37" w15:restartNumberingAfterBreak="0">
     <w:nsid w:val="67895213"/>
     <w:multiLevelType w:val="hybridMultilevel"/>
     <w:tmpl w:val="8F006B82"/>
@@ -23552,7 +24703,7 @@
       </w:pPr>
     </w:lvl>
   </w:abstractNum>
-  <w:abstractNum w:abstractNumId="35" w15:restartNumberingAfterBreak="0">
+  <w:abstractNum w:abstractNumId="38" w15:restartNumberingAfterBreak="0">
     <w:nsid w:val="69C44BA8"/>
     <w:multiLevelType w:val="hybridMultilevel"/>
     <w:tmpl w:val="029208F4"/>
@@ -23641,7 +24792,7 @@
       </w:pPr>
     </w:lvl>
   </w:abstractNum>
-  <w:abstractNum w:abstractNumId="36" w15:restartNumberingAfterBreak="0">
+  <w:abstractNum w:abstractNumId="39" w15:restartNumberingAfterBreak="0">
     <w:nsid w:val="69E9538E"/>
     <w:multiLevelType w:val="multilevel"/>
     <w:tmpl w:val="41781D1A"/>
@@ -23783,7 +24934,7 @@
       </w:rPr>
     </w:lvl>
   </w:abstractNum>
-  <w:abstractNum w:abstractNumId="37" w15:restartNumberingAfterBreak="0">
+  <w:abstractNum w:abstractNumId="40" w15:restartNumberingAfterBreak="0">
     <w:nsid w:val="6C6A724D"/>
     <w:multiLevelType w:val="hybridMultilevel"/>
     <w:tmpl w:val="B38ECB26"/>
@@ -23872,7 +25023,7 @@
       </w:pPr>
     </w:lvl>
   </w:abstractNum>
-  <w:abstractNum w:abstractNumId="38" w15:restartNumberingAfterBreak="0">
+  <w:abstractNum w:abstractNumId="41" w15:restartNumberingAfterBreak="0">
     <w:nsid w:val="702F182C"/>
     <w:multiLevelType w:val="hybridMultilevel"/>
     <w:tmpl w:val="8418F176"/>
@@ -23961,97 +25112,7 @@
       </w:pPr>
     </w:lvl>
   </w:abstractNum>
-  <w:abstractNum w:abstractNumId="39" w15:restartNumberingAfterBreak="0">
-    <w:nsid w:val="72F852D4"/>
-    <w:multiLevelType w:val="hybridMultilevel"/>
-    <w:tmpl w:val="0336ADD2"/>
-    <w:lvl w:ilvl="0" w:tplc="50AE8F72">
-      <w:start w:val="1"/>
-      <w:numFmt w:val="lowerLetter"/>
-      <w:pStyle w:val="Heading3"/>
-      <w:lvlText w:val="%1."/>
-      <w:lvlJc w:val="left"/>
-      <w:pPr>
-        <w:ind w:left="1080" w:hanging="360"/>
-      </w:pPr>
-      <w:rPr>
-        <w:rFonts w:hint="default"/>
-      </w:rPr>
-    </w:lvl>
-    <w:lvl w:ilvl="1" w:tplc="FFFFFFFF" w:tentative="1">
-      <w:start w:val="1"/>
-      <w:numFmt w:val="lowerLetter"/>
-      <w:lvlText w:val="%2."/>
-      <w:lvlJc w:val="left"/>
-      <w:pPr>
-        <w:ind w:left="1800" w:hanging="360"/>
-      </w:pPr>
-    </w:lvl>
-    <w:lvl w:ilvl="2" w:tplc="FFFFFFFF" w:tentative="1">
-      <w:start w:val="1"/>
-      <w:numFmt w:val="lowerRoman"/>
-      <w:lvlText w:val="%3."/>
-      <w:lvlJc w:val="right"/>
-      <w:pPr>
-        <w:ind w:left="2520" w:hanging="180"/>
-      </w:pPr>
-    </w:lvl>
-    <w:lvl w:ilvl="3" w:tplc="FFFFFFFF" w:tentative="1">
-      <w:start w:val="1"/>
-      <w:numFmt w:val="decimal"/>
-      <w:lvlText w:val="%4."/>
-      <w:lvlJc w:val="left"/>
-      <w:pPr>
-        <w:ind w:left="3240" w:hanging="360"/>
-      </w:pPr>
-    </w:lvl>
-    <w:lvl w:ilvl="4" w:tplc="FFFFFFFF" w:tentative="1">
-      <w:start w:val="1"/>
-      <w:numFmt w:val="lowerLetter"/>
-      <w:lvlText w:val="%5."/>
-      <w:lvlJc w:val="left"/>
-      <w:pPr>
-        <w:ind w:left="3960" w:hanging="360"/>
-      </w:pPr>
-    </w:lvl>
-    <w:lvl w:ilvl="5" w:tplc="FFFFFFFF" w:tentative="1">
-      <w:start w:val="1"/>
-      <w:numFmt w:val="lowerRoman"/>
-      <w:lvlText w:val="%6."/>
-      <w:lvlJc w:val="right"/>
-      <w:pPr>
-        <w:ind w:left="4680" w:hanging="180"/>
-      </w:pPr>
-    </w:lvl>
-    <w:lvl w:ilvl="6" w:tplc="FFFFFFFF" w:tentative="1">
-      <w:start w:val="1"/>
-      <w:numFmt w:val="decimal"/>
-      <w:lvlText w:val="%7."/>
-      <w:lvlJc w:val="left"/>
-      <w:pPr>
-        <w:ind w:left="5400" w:hanging="360"/>
-      </w:pPr>
-    </w:lvl>
-    <w:lvl w:ilvl="7" w:tplc="FFFFFFFF" w:tentative="1">
-      <w:start w:val="1"/>
-      <w:numFmt w:val="lowerLetter"/>
-      <w:lvlText w:val="%8."/>
-      <w:lvlJc w:val="left"/>
-      <w:pPr>
-        <w:ind w:left="6120" w:hanging="360"/>
-      </w:pPr>
-    </w:lvl>
-    <w:lvl w:ilvl="8" w:tplc="FFFFFFFF" w:tentative="1">
-      <w:start w:val="1"/>
-      <w:numFmt w:val="lowerRoman"/>
-      <w:lvlText w:val="%9."/>
-      <w:lvlJc w:val="right"/>
-      <w:pPr>
-        <w:ind w:left="6840" w:hanging="180"/>
-      </w:pPr>
-    </w:lvl>
-  </w:abstractNum>
-  <w:abstractNum w:abstractNumId="40" w15:restartNumberingAfterBreak="0">
+  <w:abstractNum w:abstractNumId="42" w15:restartNumberingAfterBreak="0">
     <w:nsid w:val="7367742D"/>
     <w:multiLevelType w:val="hybridMultilevel"/>
     <w:tmpl w:val="1D8623F0"/>
@@ -24140,7 +25201,7 @@
       </w:pPr>
     </w:lvl>
   </w:abstractNum>
-  <w:abstractNum w:abstractNumId="41" w15:restartNumberingAfterBreak="0">
+  <w:abstractNum w:abstractNumId="43" w15:restartNumberingAfterBreak="0">
     <w:nsid w:val="76027043"/>
     <w:multiLevelType w:val="hybridMultilevel"/>
     <w:tmpl w:val="0DD85DA6"/>
@@ -24227,7 +25288,7 @@
       </w:pPr>
     </w:lvl>
   </w:abstractNum>
-  <w:abstractNum w:abstractNumId="42" w15:restartNumberingAfterBreak="0">
+  <w:abstractNum w:abstractNumId="44" w15:restartNumberingAfterBreak="0">
     <w:nsid w:val="7CF512D9"/>
     <w:multiLevelType w:val="hybridMultilevel"/>
     <w:tmpl w:val="0B4E0ACC"/>
@@ -24317,26 +25378,115 @@
       </w:pPr>
     </w:lvl>
   </w:abstractNum>
+  <w:abstractNum w:abstractNumId="45" w15:restartNumberingAfterBreak="0">
+    <w:nsid w:val="7E1A10B2"/>
+    <w:multiLevelType w:val="hybridMultilevel"/>
+    <w:tmpl w:val="2F1A7AA4"/>
+    <w:lvl w:ilvl="0" w:tplc="C2F233A6">
+      <w:start w:val="1"/>
+      <w:numFmt w:val="upperRoman"/>
+      <w:lvlText w:val="%1."/>
+      <w:lvlJc w:val="right"/>
+      <w:pPr>
+        <w:ind w:left="720" w:hanging="360"/>
+      </w:pPr>
+      <w:rPr>
+        <w:rFonts w:hint="default"/>
+      </w:rPr>
+    </w:lvl>
+    <w:lvl w:ilvl="1" w:tplc="FFFFFFFF" w:tentative="1">
+      <w:start w:val="1"/>
+      <w:numFmt w:val="lowerLetter"/>
+      <w:lvlText w:val="%2."/>
+      <w:lvlJc w:val="left"/>
+      <w:pPr>
+        <w:ind w:left="1440" w:hanging="360"/>
+      </w:pPr>
+    </w:lvl>
+    <w:lvl w:ilvl="2" w:tplc="FFFFFFFF" w:tentative="1">
+      <w:start w:val="1"/>
+      <w:numFmt w:val="lowerRoman"/>
+      <w:lvlText w:val="%3."/>
+      <w:lvlJc w:val="right"/>
+      <w:pPr>
+        <w:ind w:left="2160" w:hanging="180"/>
+      </w:pPr>
+    </w:lvl>
+    <w:lvl w:ilvl="3" w:tplc="FFFFFFFF" w:tentative="1">
+      <w:start w:val="1"/>
+      <w:numFmt w:val="decimal"/>
+      <w:lvlText w:val="%4."/>
+      <w:lvlJc w:val="left"/>
+      <w:pPr>
+        <w:ind w:left="2880" w:hanging="360"/>
+      </w:pPr>
+    </w:lvl>
+    <w:lvl w:ilvl="4" w:tplc="FFFFFFFF" w:tentative="1">
+      <w:start w:val="1"/>
+      <w:numFmt w:val="lowerLetter"/>
+      <w:lvlText w:val="%5."/>
+      <w:lvlJc w:val="left"/>
+      <w:pPr>
+        <w:ind w:left="3600" w:hanging="360"/>
+      </w:pPr>
+    </w:lvl>
+    <w:lvl w:ilvl="5" w:tplc="FFFFFFFF" w:tentative="1">
+      <w:start w:val="1"/>
+      <w:numFmt w:val="lowerRoman"/>
+      <w:lvlText w:val="%6."/>
+      <w:lvlJc w:val="right"/>
+      <w:pPr>
+        <w:ind w:left="4320" w:hanging="180"/>
+      </w:pPr>
+    </w:lvl>
+    <w:lvl w:ilvl="6" w:tplc="FFFFFFFF" w:tentative="1">
+      <w:start w:val="1"/>
+      <w:numFmt w:val="decimal"/>
+      <w:lvlText w:val="%7."/>
+      <w:lvlJc w:val="left"/>
+      <w:pPr>
+        <w:ind w:left="5040" w:hanging="360"/>
+      </w:pPr>
+    </w:lvl>
+    <w:lvl w:ilvl="7" w:tplc="FFFFFFFF" w:tentative="1">
+      <w:start w:val="1"/>
+      <w:numFmt w:val="lowerLetter"/>
+      <w:lvlText w:val="%8."/>
+      <w:lvlJc w:val="left"/>
+      <w:pPr>
+        <w:ind w:left="5760" w:hanging="360"/>
+      </w:pPr>
+    </w:lvl>
+    <w:lvl w:ilvl="8" w:tplc="FFFFFFFF" w:tentative="1">
+      <w:start w:val="1"/>
+      <w:numFmt w:val="lowerRoman"/>
+      <w:lvlText w:val="%9."/>
+      <w:lvlJc w:val="right"/>
+      <w:pPr>
+        <w:ind w:left="6480" w:hanging="180"/>
+      </w:pPr>
+    </w:lvl>
+  </w:abstractNum>
   <w:num w:numId="1" w16cid:durableId="349137897">
+    <w:abstractNumId w:val="26"/>
+  </w:num>
+  <w:num w:numId="2" w16cid:durableId="1831359343">
     <w:abstractNumId w:val="25"/>
   </w:num>
-  <w:num w:numId="2" w16cid:durableId="1831359343">
-    <w:abstractNumId w:val="24"/>
-  </w:num>
   <w:num w:numId="3" w16cid:durableId="32535204">
-    <w:abstractNumId w:val="21"/>
+    <w:abstractNumId w:val="22"/>
   </w:num>
   <w:num w:numId="4" w16cid:durableId="1508521827">
     <w:abstractNumId w:val="3"/>
   </w:num>
   <w:num w:numId="5" w16cid:durableId="665940729">
-    <w:abstractNumId w:val="35"/>
+    <w:abstractNumId w:val="38"/>
   </w:num>
   <w:num w:numId="6" w16cid:durableId="1347097881">
-    <w:abstractNumId w:val="30"/>
+    <w:abstractNumId w:val="32"/>
   </w:num>
   <w:num w:numId="7" w16cid:durableId="2096395317">
-    <w:abstractNumId w:val="41"/>
+    <w:abstractNumId w:val="43"/>
   </w:num>
   <w:num w:numId="8" w16cid:durableId="1506941036">
     <w:abstractNumId w:val="7"/>
@@ -24345,7 +25495,7 @@
     <w:abstractNumId w:val="1"/>
   </w:num>
   <w:num w:numId="10" w16cid:durableId="324164381">
-    <w:abstractNumId w:val="32"/>
+    <w:abstractNumId w:val="35"/>
     <w:lvlOverride w:ilvl="0">
       <w:startOverride w:val="1"/>
     </w:lvlOverride>
@@ -24363,7 +25513,7 @@
     <w:abstractNumId w:val="11"/>
   </w:num>
   <w:num w:numId="15" w16cid:durableId="1730689541">
-    <w:abstractNumId w:val="28"/>
+    <w:abstractNumId w:val="30"/>
   </w:num>
   <w:num w:numId="16" w16cid:durableId="1959600924">
     <w:abstractNumId w:val="5"/>
@@ -24372,7 +25522,7 @@
     <w:abstractNumId w:val="15"/>
   </w:num>
   <w:num w:numId="18" w16cid:durableId="1376657122">
-    <w:abstractNumId w:val="42"/>
+    <w:abstractNumId w:val="44"/>
   </w:num>
   <w:num w:numId="19" w16cid:durableId="151222741">
     <w:abstractNumId w:val="10"/>
@@ -24381,19 +25531,19 @@
     <w:abstractNumId w:val="19"/>
   </w:num>
   <w:num w:numId="21" w16cid:durableId="1635410469">
-    <w:abstractNumId w:val="36"/>
+    <w:abstractNumId w:val="39"/>
   </w:num>
   <w:num w:numId="22" w16cid:durableId="1915774642">
     <w:abstractNumId w:val="20"/>
   </w:num>
   <w:num w:numId="23" w16cid:durableId="1603099777">
-    <w:abstractNumId w:val="37"/>
+    <w:abstractNumId w:val="40"/>
   </w:num>
   <w:num w:numId="24" w16cid:durableId="1790008137">
     <w:abstractNumId w:val="9"/>
   </w:num>
   <w:num w:numId="25" w16cid:durableId="1841195922">
-    <w:abstractNumId w:val="26"/>
+    <w:abstractNumId w:val="29"/>
   </w:num>
   <w:num w:numId="26" w16cid:durableId="1043794656">
     <w:abstractNumId w:val="4"/>
@@ -24404,52 +25554,61 @@
   <w:num w:numId="28" w16cid:durableId="634800032">
     <w:abstractNumId w:val="2"/>
   </w:num>
-  <w:num w:numId="29" w16cid:durableId="1560437773">
+  <w:num w:numId="29" w16cid:durableId="2082750989">
+    <w:abstractNumId w:val="18"/>
+  </w:num>
+  <w:num w:numId="30" w16cid:durableId="1841460289">
+    <w:abstractNumId w:val="16"/>
+  </w:num>
+  <w:num w:numId="31" w16cid:durableId="1544363501">
+    <w:abstractNumId w:val="37"/>
+  </w:num>
+  <w:num w:numId="32" w16cid:durableId="2117675452">
+    <w:abstractNumId w:val="23"/>
+  </w:num>
+  <w:num w:numId="33" w16cid:durableId="446050549">
+    <w:abstractNumId w:val="34"/>
+  </w:num>
+  <w:num w:numId="34" w16cid:durableId="1160193686">
+    <w:abstractNumId w:val="6"/>
+  </w:num>
+  <w:num w:numId="35" w16cid:durableId="314652902">
+    <w:abstractNumId w:val="24"/>
+  </w:num>
+  <w:num w:numId="36" w16cid:durableId="627052583">
+    <w:abstractNumId w:val="36"/>
+  </w:num>
+  <w:num w:numId="37" w16cid:durableId="194007706">
+    <w:abstractNumId w:val="13"/>
+  </w:num>
+  <w:num w:numId="38" w16cid:durableId="1712682886">
+    <w:abstractNumId w:val="12"/>
+  </w:num>
+  <w:num w:numId="39" w16cid:durableId="453139440">
+    <w:abstractNumId w:val="31"/>
+  </w:num>
+  <w:num w:numId="40" w16cid:durableId="1931086462">
+    <w:abstractNumId w:val="41"/>
+  </w:num>
+  <w:num w:numId="41" w16cid:durableId="1143808989">
+    <w:abstractNumId w:val="42"/>
+  </w:num>
+  <w:num w:numId="42" w16cid:durableId="1043824545">
+    <w:abstractNumId w:val="45"/>
+  </w:num>
+  <w:num w:numId="43" w16cid:durableId="340206524">
+    <w:abstractNumId w:val="28"/>
+  </w:num>
+  <w:num w:numId="44" w16cid:durableId="394469413">
     <w:abstractNumId w:val="27"/>
   </w:num>
-  <w:num w:numId="30" w16cid:durableId="2082750989">
-    <w:abstractNumId w:val="18"/>
+  <w:num w:numId="45" w16cid:durableId="164175230">
+    <w:abstractNumId w:val="21"/>
   </w:num>
-  <w:num w:numId="31" w16cid:durableId="1841460289">
-    <w:abstractNumId w:val="16"/>
-  </w:num>
-  <w:num w:numId="32" w16cid:durableId="1544363501">
-    <w:abstractNumId w:val="34"/>
-  </w:num>
-  <w:num w:numId="33" w16cid:durableId="2117675452">
-    <w:abstractNumId w:val="22"/>
-  </w:num>
-  <w:num w:numId="34" w16cid:durableId="446050549">
-    <w:abstractNumId w:val="31"/>
-  </w:num>
-  <w:num w:numId="35" w16cid:durableId="1160193686">
-    <w:abstractNumId w:val="6"/>
-  </w:num>
-  <w:num w:numId="36" w16cid:durableId="1559900636">
-    <w:abstractNumId w:val="39"/>
-  </w:num>
-  <w:num w:numId="37" w16cid:durableId="314652902">
-    <w:abstractNumId w:val="23"/>
-  </w:num>
-  <w:num w:numId="38" w16cid:durableId="627052583">
+  <w:num w:numId="46" w16cid:durableId="2078940563">
     <w:abstractNumId w:val="33"/>
   </w:num>
-  <w:num w:numId="39" w16cid:durableId="194007706">
-    <w:abstractNumId w:val="13"/>
-  </w:num>
-  <w:num w:numId="40" w16cid:durableId="1712682886">
-    <w:abstractNumId w:val="12"/>
-  </w:num>
-  <w:num w:numId="41" w16cid:durableId="453139440">
-    <w:abstractNumId w:val="29"/>
-  </w:num>
-  <w:num w:numId="42" w16cid:durableId="1931086462">
-    <w:abstractNumId w:val="38"/>
-  </w:num>
-  <w:num w:numId="43" w16cid:durableId="1143808989">
-    <w:abstractNumId w:val="40"/>
-  </w:num>
-  <w:numIdMacAtCleanup w:val="43"/>
+  <w:numIdMacAtCleanup w:val="46"/>
 </w:numbering>
 </file>
 
@@ -24845,7 +26004,7 @@
   <w:style w:type="paragraph" w:default="1" w:styleId="Normal">
     <w:name w:val="Normal"/>
     <w:qFormat/>
-    <w:rsid w:val="001655AC"/>
+    <w:rsid w:val="00B53E11"/>
     <w:pPr>
       <w:jc w:val="both"/>
     </w:pPr>
@@ -24895,7 +26054,7 @@
     <w:rsid w:val="00D16C86"/>
     <w:pPr>
       <w:numPr>
-        <w:numId w:val="36"/>
+        <w:numId w:val="43"/>
       </w:numPr>
       <w:outlineLvl w:val="2"/>
     </w:pPr>
@@ -24913,7 +26072,7 @@
     <w:rsid w:val="009F6237"/>
     <w:pPr>
       <w:numPr>
-        <w:numId w:val="29"/>
+        <w:numId w:val="44"/>
       </w:numPr>
       <w:outlineLvl w:val="3"/>
     </w:pPr>

--- a/Documentos/MANUAL PACT JULIO 2026/MANUAL DE INSTRUCCIONES PACT.docx
+++ b/Documentos/MANUAL PACT JULIO 2026/MANUAL DE INSTRUCCIONES PACT.docx
@@ -20369,47 +20369,11 @@
           <w:lang w:val="es-419"/>
         </w:rPr>
       </w:pPr>
-      <w:proofErr w:type="spellStart"/>
-      <w:r>
-        <w:rPr>
-          <w:lang w:val="es-419"/>
-        </w:rPr>
-        <w:t>Funciones</w:t>
-      </w:r>
-      <w:proofErr w:type="spellEnd"/>
-      <w:r>
-        <w:rPr>
-          <w:lang w:val="es-419"/>
-        </w:rPr>
-        <w:t xml:space="preserve"> y </w:t>
-      </w:r>
-      <w:proofErr w:type="spellStart"/>
-      <w:r>
-        <w:rPr>
-          <w:lang w:val="es-419"/>
-        </w:rPr>
-        <w:t>Características</w:t>
-      </w:r>
-      <w:proofErr w:type="spellEnd"/>
-      <w:r>
-        <w:rPr>
-          <w:lang w:val="es-419"/>
-        </w:rPr>
-        <w:t xml:space="preserve"> </w:t>
-      </w:r>
-      <w:proofErr w:type="spellStart"/>
-      <w:r>
-        <w:rPr>
-          <w:lang w:val="es-419"/>
-        </w:rPr>
-        <w:t>Principales</w:t>
-      </w:r>
-      <w:proofErr w:type="spellEnd"/>
-      <w:r>
-        <w:rPr>
-          <w:lang w:val="es-419"/>
-        </w:rPr>
-        <w:t>:</w:t>
+      <w:r>
+        <w:rPr>
+          <w:lang w:val="es-419"/>
+        </w:rPr>
+        <w:t>Funciones y Características Principales:</w:t>
       </w:r>
     </w:p>
     <w:p>
@@ -20500,8 +20464,14 @@
           <w:ilvl w:val="0"/>
           <w:numId w:val="46"/>
         </w:numPr>
-      </w:pPr>
-      <w:r>
+        <w:rPr>
+          <w:lang w:val="es-419"/>
+        </w:rPr>
+      </w:pPr>
+      <w:r>
+        <w:rPr>
+          <w:lang w:val="es-419"/>
+        </w:rPr>
         <w:t xml:space="preserve">Requisito de Certificados de Manufactura (CM): </w:t>
       </w:r>
     </w:p>
@@ -20538,8 +20508,14 @@
           <w:ilvl w:val="0"/>
           <w:numId w:val="46"/>
         </w:numPr>
-      </w:pPr>
-      <w:r>
+        <w:rPr>
+          <w:lang w:val="es-419"/>
+        </w:rPr>
+      </w:pPr>
+      <w:r>
+        <w:rPr>
+          <w:lang w:val="es-419"/>
+        </w:rPr>
         <w:t xml:space="preserve">Desglose de Pagos Detallado (Ícono de Información): </w:t>
       </w:r>
     </w:p>
@@ -21080,6 +21056,835 @@
         </w:rPr>
         <w:t>* Cualquier borrado de un registro (Informe, Pago o CHO) queda registrado en el **Audit Log** del sistema, indicando qué usuario realizó la acción y en qué fecha, para garantizar la trazabilidad total del proyecto.</w:t>
       </w:r>
+    </w:p>
+    <w:p>
+      <w:pPr>
+        <w:rPr>
+          <w:lang w:val="es-419"/>
+        </w:rPr>
+      </w:pPr>
+    </w:p>
+    <w:p>
+      <w:pPr>
+        <w:rPr>
+          <w:lang w:val="es-419"/>
+        </w:rPr>
+      </w:pPr>
+    </w:p>
+    <w:p>
+      <w:pPr>
+        <w:rPr>
+          <w:lang w:val="es-419"/>
+        </w:rPr>
+      </w:pPr>
+    </w:p>
+    <w:p>
+      <w:pPr>
+        <w:pStyle w:val="Title"/>
+        <w:pBdr>
+          <w:bottom w:val="single" w:sz="8" w:space="4" w:color="156082" w:themeColor="accent1"/>
+        </w:pBdr>
+        <w:spacing w:after="300"/>
+        <w:contextualSpacing/>
+        <w:jc w:val="center"/>
+        <w:rPr>
+          <w:lang w:val="es-419"/>
+        </w:rPr>
+      </w:pPr>
+      <w:r>
+        <w:rPr>
+          <w:rFonts w:asciiTheme="majorHAnsi" w:eastAsiaTheme="majorEastAsia" w:hAnsiTheme="majorHAnsi" w:cstheme="majorBidi"/>
+          <w:color w:val="0A1D30" w:themeColor="text2" w:themeShade="BF"/>
+          <w:spacing w:val="5"/>
+          <w:kern w:val="28"/>
+          <w:sz w:val="52"/>
+          <w:szCs w:val="52"/>
+        </w:rPr>
+        <w:t xml:space="preserve">Manual de </w:t>
+      </w:r>
+      <w:proofErr w:type="spellStart"/>
+      <w:r>
+        <w:rPr>
+          <w:rFonts w:asciiTheme="majorHAnsi" w:eastAsiaTheme="majorEastAsia" w:hAnsiTheme="majorHAnsi" w:cstheme="majorBidi"/>
+          <w:color w:val="0A1D30" w:themeColor="text2" w:themeShade="BF"/>
+          <w:spacing w:val="5"/>
+          <w:kern w:val="28"/>
+          <w:sz w:val="52"/>
+          <w:szCs w:val="52"/>
+        </w:rPr>
+        <w:t>Usuario</w:t>
+      </w:r>
+      <w:proofErr w:type="spellEnd"/>
+      <w:r>
+        <w:rPr>
+          <w:rFonts w:asciiTheme="majorHAnsi" w:eastAsiaTheme="majorEastAsia" w:hAnsiTheme="majorHAnsi" w:cstheme="majorBidi"/>
+          <w:color w:val="0A1D30" w:themeColor="text2" w:themeShade="BF"/>
+          <w:spacing w:val="5"/>
+          <w:kern w:val="28"/>
+          <w:sz w:val="52"/>
+          <w:szCs w:val="52"/>
+        </w:rPr>
+        <w:t xml:space="preserve"> Paso a Paso</w:t>
+      </w:r>
+    </w:p>
+    <w:p>
+      <w:pPr>
+        <w:rPr>
+          <w:lang w:val="es-419"/>
+        </w:rPr>
+      </w:pPr>
+      <w:r>
+        <w:rPr>
+          <w:lang w:val="es-419"/>
+        </w:rPr>
+        <w:t>Esta guía está diseñada para llevarte desde la creación de un proyecto nuevo hasta la gestión de documentos, certificaciones de pago y órdenes de cambio (CHO).</w:t>
+      </w:r>
+    </w:p>
+    <w:p>
+      <w:pPr>
+        <w:rPr>
+          <w:lang w:val="es-419"/>
+        </w:rPr>
+      </w:pPr>
+    </w:p>
+    <w:p>
+      <w:pPr>
+        <w:pStyle w:val="Heading1"/>
+        <w:numPr>
+          <w:ilvl w:val="0"/>
+          <w:numId w:val="47"/>
+        </w:numPr>
+        <w:jc w:val="both"/>
+      </w:pPr>
+      <w:r>
+        <w:t xml:space="preserve">Paso 1: </w:t>
+      </w:r>
+      <w:proofErr w:type="spellStart"/>
+      <w:r>
+        <w:t>Comenzar</w:t>
+      </w:r>
+      <w:proofErr w:type="spellEnd"/>
+      <w:r>
+        <w:t xml:space="preserve"> </w:t>
+      </w:r>
+      <w:proofErr w:type="gramStart"/>
+      <w:r>
+        <w:t>un Proyecto Nuevo</w:t>
+      </w:r>
+      <w:proofErr w:type="gramEnd"/>
+    </w:p>
+    <w:p>
+      <w:pPr>
+        <w:rPr>
+          <w:lang w:val="es-419"/>
+        </w:rPr>
+      </w:pPr>
+      <w:r>
+        <w:rPr>
+          <w:lang w:val="es-419"/>
+        </w:rPr>
+        <w:t>1. Abre el programa PACT.</w:t>
+      </w:r>
+    </w:p>
+    <w:p>
+      <w:pPr>
+        <w:rPr>
+          <w:lang w:val="es-419"/>
+        </w:rPr>
+      </w:pPr>
+      <w:r>
+        <w:rPr>
+          <w:lang w:val="es-419"/>
+        </w:rPr>
+        <w:t>2. Dirígete a la sección de "Proyectos" en el menú principal.</w:t>
+      </w:r>
+    </w:p>
+    <w:p>
+      <w:pPr>
+        <w:rPr>
+          <w:lang w:val="es-419"/>
+        </w:rPr>
+      </w:pPr>
+      <w:r>
+        <w:rPr>
+          <w:lang w:val="es-419"/>
+        </w:rPr>
+        <w:t>3. Haz clic en el botón "Nuevo Proyecto".</w:t>
+      </w:r>
+    </w:p>
+    <w:p>
+      <w:pPr>
+        <w:rPr>
+          <w:lang w:val="es-419"/>
+        </w:rPr>
+      </w:pPr>
+      <w:r>
+        <w:rPr>
+          <w:lang w:val="es-419"/>
+        </w:rPr>
+        <w:t>4. Completa toda la información solicitada, como el nombre del proyecto, número de contrato, y cualquier otro dato básico.</w:t>
+      </w:r>
+    </w:p>
+    <w:p>
+      <w:pPr>
+        <w:rPr>
+          <w:lang w:val="es-419"/>
+        </w:rPr>
+      </w:pPr>
+      <w:r>
+        <w:rPr>
+          <w:lang w:val="es-419"/>
+        </w:rPr>
+        <w:t>5. Presiona "Guardar". ¡Listo! Tu proyecto ya está creado y listo para usarse.</w:t>
+      </w:r>
+    </w:p>
+    <w:p>
+      <w:pPr>
+        <w:rPr>
+          <w:lang w:val="es-419"/>
+        </w:rPr>
+      </w:pPr>
+    </w:p>
+    <w:p>
+      <w:pPr>
+        <w:rPr>
+          <w:lang w:val="es-419"/>
+        </w:rPr>
+      </w:pPr>
+    </w:p>
+    <w:p>
+      <w:pPr>
+        <w:pStyle w:val="Heading1"/>
+        <w:jc w:val="both"/>
+        <w:rPr>
+          <w:lang w:val="es-419"/>
+        </w:rPr>
+      </w:pPr>
+      <w:r>
+        <w:rPr>
+          <w:lang w:val="es-419"/>
+        </w:rPr>
+        <w:t>Paso 2: Registrar los Documentos Necesarios</w:t>
+      </w:r>
+    </w:p>
+    <w:p>
+      <w:pPr>
+        <w:rPr>
+          <w:lang w:val="es-419"/>
+        </w:rPr>
+      </w:pPr>
+    </w:p>
+    <w:p>
+      <w:pPr>
+        <w:rPr>
+          <w:lang w:val="es-419"/>
+        </w:rPr>
+      </w:pPr>
+      <w:r>
+        <w:rPr>
+          <w:lang w:val="es-419"/>
+        </w:rPr>
+        <w:t>Es muy importante mantener la documentación al día.</w:t>
+      </w:r>
+    </w:p>
+    <w:p>
+      <w:pPr>
+        <w:rPr>
+          <w:lang w:val="es-419"/>
+        </w:rPr>
+      </w:pPr>
+    </w:p>
+    <w:p>
+      <w:pPr>
+        <w:rPr>
+          <w:lang w:val="es-419"/>
+        </w:rPr>
+      </w:pPr>
+      <w:r>
+        <w:rPr>
+          <w:lang w:val="es-419"/>
+        </w:rPr>
+        <w:t>1. Entra a tu proyecto recién creado y ve a la sección de "Documentos".</w:t>
+      </w:r>
+    </w:p>
+    <w:p>
+      <w:pPr>
+        <w:rPr>
+          <w:lang w:val="es-419"/>
+        </w:rPr>
+      </w:pPr>
+      <w:r>
+        <w:rPr>
+          <w:lang w:val="es-419"/>
+        </w:rPr>
+        <w:t>2. Haz clic en "Añadir" o "Registrar Documento".</w:t>
+      </w:r>
+    </w:p>
+    <w:p>
+      <w:pPr>
+        <w:rPr>
+          <w:lang w:val="es-419"/>
+        </w:rPr>
+      </w:pPr>
+      <w:r>
+        <w:rPr>
+          <w:lang w:val="es-419"/>
+        </w:rPr>
+        <w:t>3. Sube los documentos legales o requeridos para el proyecto.</w:t>
+      </w:r>
+    </w:p>
+    <w:p>
+      <w:pPr>
+        <w:rPr>
+          <w:lang w:val="es-419"/>
+        </w:rPr>
+      </w:pPr>
+      <w:r>
+        <w:rPr>
+          <w:lang w:val="es-419"/>
+        </w:rPr>
+        <w:t>4. Verifica cuidadosamente la fecha de expiración de cada documento. Registra únicamente los documentos que no han expirado aún. El sistema puede pedirte que ingreses la fecha de vigencia.</w:t>
+      </w:r>
+    </w:p>
+    <w:p>
+      <w:r>
+        <w:t xml:space="preserve">5. Guarda </w:t>
+      </w:r>
+      <w:proofErr w:type="spellStart"/>
+      <w:r>
+        <w:t>los</w:t>
+      </w:r>
+      <w:proofErr w:type="spellEnd"/>
+      <w:r>
+        <w:t xml:space="preserve"> </w:t>
+      </w:r>
+      <w:proofErr w:type="spellStart"/>
+      <w:r>
+        <w:t>registros</w:t>
+      </w:r>
+      <w:proofErr w:type="spellEnd"/>
+      <w:r>
+        <w:t>.</w:t>
+      </w:r>
+    </w:p>
+    <w:p>
+      <w:pPr>
+        <w:rPr>
+          <w:lang w:val="es-419"/>
+        </w:rPr>
+      </w:pPr>
+    </w:p>
+    <w:p>
+      <w:pPr>
+        <w:rPr>
+          <w:lang w:val="es-419"/>
+        </w:rPr>
+      </w:pPr>
+    </w:p>
+    <w:p>
+      <w:pPr>
+        <w:pStyle w:val="Heading1"/>
+        <w:jc w:val="both"/>
+      </w:pPr>
+      <w:r>
+        <w:t xml:space="preserve">Paso 3: Registrar </w:t>
+      </w:r>
+      <w:proofErr w:type="spellStart"/>
+      <w:r>
+        <w:t>Certificados</w:t>
+      </w:r>
+      <w:proofErr w:type="spellEnd"/>
+      <w:r>
+        <w:t xml:space="preserve"> de </w:t>
+      </w:r>
+      <w:proofErr w:type="spellStart"/>
+      <w:r>
+        <w:t>Manufactura</w:t>
+      </w:r>
+      <w:proofErr w:type="spellEnd"/>
+    </w:p>
+    <w:p>
+      <w:pPr>
+        <w:rPr>
+          <w:lang w:val="es-419"/>
+        </w:rPr>
+      </w:pPr>
+    </w:p>
+    <w:p>
+      <w:pPr>
+        <w:rPr>
+          <w:lang w:val="es-419"/>
+        </w:rPr>
+      </w:pPr>
+      <w:r>
+        <w:rPr>
+          <w:lang w:val="es-419"/>
+        </w:rPr>
+        <w:t>Antes de solicitar ciertos pagos, necesitarás comprobar los materiales.</w:t>
+      </w:r>
+    </w:p>
+    <w:p>
+      <w:pPr>
+        <w:rPr>
+          <w:lang w:val="es-419"/>
+        </w:rPr>
+      </w:pPr>
+    </w:p>
+    <w:p>
+      <w:pPr>
+        <w:rPr>
+          <w:lang w:val="es-419"/>
+        </w:rPr>
+      </w:pPr>
+      <w:r>
+        <w:rPr>
+          <w:lang w:val="es-419"/>
+        </w:rPr>
+        <w:t>1. Dirígete a la sección de "Certificados" o "Manufactura".</w:t>
+      </w:r>
+    </w:p>
+    <w:p>
+      <w:pPr>
+        <w:rPr>
+          <w:lang w:val="es-419"/>
+        </w:rPr>
+      </w:pPr>
+      <w:r>
+        <w:rPr>
+          <w:lang w:val="es-419"/>
+        </w:rPr>
+        <w:t>2. Selecciona "Registrar Certificado".</w:t>
+      </w:r>
+    </w:p>
+    <w:p>
+      <w:pPr>
+        <w:rPr>
+          <w:lang w:val="es-419"/>
+        </w:rPr>
+      </w:pPr>
+      <w:r>
+        <w:rPr>
+          <w:lang w:val="es-419"/>
+        </w:rPr>
+        <w:t>3. Por cada material utilizado, ingresa los datos correspondientes y adjunta el certificado del fabricante.</w:t>
+      </w:r>
+    </w:p>
+    <w:p>
+      <w:pPr>
+        <w:rPr>
+          <w:lang w:val="es-419"/>
+        </w:rPr>
+      </w:pPr>
+      <w:r>
+        <w:rPr>
+          <w:lang w:val="es-419"/>
+        </w:rPr>
+        <w:t>4. Asegúrate de registrar todos los certificados requeridos para evitar bloqueos en tus pagos futuros.</w:t>
+      </w:r>
+    </w:p>
+    <w:p>
+      <w:pPr>
+        <w:rPr>
+          <w:lang w:val="es-419"/>
+        </w:rPr>
+      </w:pPr>
+    </w:p>
+    <w:p>
+      <w:pPr>
+        <w:rPr>
+          <w:lang w:val="es-419"/>
+        </w:rPr>
+      </w:pPr>
+    </w:p>
+    <w:p>
+      <w:pPr>
+        <w:pStyle w:val="Heading1"/>
+        <w:jc w:val="both"/>
+        <w:rPr>
+          <w:lang w:val="es-419"/>
+        </w:rPr>
+      </w:pPr>
+      <w:r>
+        <w:rPr>
+          <w:lang w:val="es-419"/>
+        </w:rPr>
+        <w:t>Paso 4: Hacer y Registrar 5 Certificaciones de Pago</w:t>
+      </w:r>
+    </w:p>
+    <w:p>
+      <w:pPr>
+        <w:rPr>
+          <w:lang w:val="es-419"/>
+        </w:rPr>
+      </w:pPr>
+    </w:p>
+    <w:p>
+      <w:pPr>
+        <w:rPr>
+          <w:lang w:val="es-419"/>
+        </w:rPr>
+      </w:pPr>
+      <w:r>
+        <w:rPr>
+          <w:lang w:val="es-419"/>
+        </w:rPr>
+        <w:t>A medida que el proyecto avanza, deberás cobrar por el trabajo realizado.</w:t>
+      </w:r>
+    </w:p>
+    <w:p>
+      <w:pPr>
+        <w:rPr>
+          <w:lang w:val="es-419"/>
+        </w:rPr>
+      </w:pPr>
+    </w:p>
+    <w:p>
+      <w:pPr>
+        <w:rPr>
+          <w:lang w:val="es-419"/>
+        </w:rPr>
+      </w:pPr>
+      <w:r>
+        <w:rPr>
+          <w:lang w:val="es-419"/>
+        </w:rPr>
+        <w:t>1. Ve a la pestaña de "Certificaciones de Pago".</w:t>
+      </w:r>
+    </w:p>
+    <w:p>
+      <w:pPr>
+        <w:rPr>
+          <w:lang w:val="es-419"/>
+        </w:rPr>
+      </w:pPr>
+      <w:r>
+        <w:rPr>
+          <w:lang w:val="es-419"/>
+        </w:rPr>
+        <w:t>2. Haz clic en "Nueva Certificación".</w:t>
+      </w:r>
+    </w:p>
+    <w:p>
+      <w:pPr>
+        <w:rPr>
+          <w:lang w:val="es-419"/>
+        </w:rPr>
+      </w:pPr>
+      <w:r>
+        <w:rPr>
+          <w:lang w:val="es-419"/>
+        </w:rPr>
+        <w:t>3. Certificación #1: Ingresa el porcentaje de avance o la cantidad trabajada en este primer periodo. Verifica que los certificados de manufactura requeridos estén en orden y guarda la certificación.</w:t>
+      </w:r>
+    </w:p>
+    <w:p>
+      <w:pPr>
+        <w:rPr>
+          <w:lang w:val="es-419"/>
+        </w:rPr>
+      </w:pPr>
+      <w:r>
+        <w:rPr>
+          <w:lang w:val="es-419"/>
+        </w:rPr>
+        <w:t xml:space="preserve">4. Certificaciones #2, #3, #4 y #5: Conforme avance el tiempo, repetirás el proceso (pasos 2 y 3) para cada una de las siguientes 4 certificaciones. </w:t>
+      </w:r>
+    </w:p>
+    <w:p>
+      <w:pPr>
+        <w:rPr>
+          <w:lang w:val="es-419"/>
+        </w:rPr>
+      </w:pPr>
+    </w:p>
+    <w:p>
+      <w:pPr>
+        <w:rPr>
+          <w:lang w:val="es-419"/>
+        </w:rPr>
+      </w:pPr>
+      <w:r>
+        <w:rPr>
+          <w:lang w:val="es-419"/>
+        </w:rPr>
+        <w:t>El programa PACT restará automáticamente lo que ya has cobrado en certificaciones anteriores para mostrarte tu balance correcto.</w:t>
+      </w:r>
+    </w:p>
+    <w:p>
+      <w:pPr>
+        <w:rPr>
+          <w:lang w:val="es-419"/>
+        </w:rPr>
+      </w:pPr>
+    </w:p>
+    <w:p>
+      <w:pPr>
+        <w:rPr>
+          <w:lang w:val="es-419"/>
+        </w:rPr>
+      </w:pPr>
+    </w:p>
+    <w:p>
+      <w:pPr>
+        <w:pStyle w:val="Heading1"/>
+        <w:jc w:val="both"/>
+        <w:rPr>
+          <w:lang w:val="es-419"/>
+        </w:rPr>
+      </w:pPr>
+      <w:r>
+        <w:rPr>
+          <w:lang w:val="es-419"/>
+        </w:rPr>
+        <w:t>Paso 5: Hacer Dos Órdenes de Cambio (CHO)</w:t>
+      </w:r>
+    </w:p>
+    <w:p>
+      <w:pPr>
+        <w:rPr>
+          <w:lang w:val="es-419"/>
+        </w:rPr>
+      </w:pPr>
+    </w:p>
+    <w:p>
+      <w:pPr>
+        <w:rPr>
+          <w:lang w:val="es-419"/>
+        </w:rPr>
+      </w:pPr>
+      <w:r>
+        <w:rPr>
+          <w:lang w:val="es-419"/>
+        </w:rPr>
+        <w:t>A veces los proyectos necesitan modificaciones (más tiempo o dinero).</w:t>
+      </w:r>
+    </w:p>
+    <w:p>
+      <w:pPr>
+        <w:rPr>
+          <w:lang w:val="es-419"/>
+        </w:rPr>
+      </w:pPr>
+    </w:p>
+    <w:p>
+      <w:pPr>
+        <w:rPr>
+          <w:lang w:val="es-419"/>
+        </w:rPr>
+      </w:pPr>
+      <w:r>
+        <w:rPr>
+          <w:lang w:val="es-419"/>
+        </w:rPr>
+        <w:t>1. Navega a la sección de "Órdenes de Cambio" (CHO).</w:t>
+      </w:r>
+    </w:p>
+    <w:p>
+      <w:pPr>
+        <w:rPr>
+          <w:lang w:val="es-419"/>
+        </w:rPr>
+      </w:pPr>
+      <w:r>
+        <w:rPr>
+          <w:lang w:val="es-419"/>
+        </w:rPr>
+        <w:t>2. Haz clic en "Nuevo CHO".</w:t>
+      </w:r>
+    </w:p>
+    <w:p>
+      <w:pPr>
+        <w:rPr>
+          <w:lang w:val="es-419"/>
+        </w:rPr>
+      </w:pPr>
+      <w:r>
+        <w:rPr>
+          <w:lang w:val="es-419"/>
+        </w:rPr>
+        <w:t>3. Primer CHO: Detalla qué cambió (por ejemplo, trabajo adicional), pon los nuevos montos y justifica el cambio. Guarda el documento.</w:t>
+      </w:r>
+    </w:p>
+    <w:p>
+      <w:pPr>
+        <w:rPr>
+          <w:lang w:val="es-419"/>
+        </w:rPr>
+      </w:pPr>
+      <w:r>
+        <w:rPr>
+          <w:lang w:val="es-419"/>
+        </w:rPr>
+        <w:t>4. Segundo CHO: Repite el proceso para registrar una segunda orden de cambio.</w:t>
+      </w:r>
+    </w:p>
+    <w:p>
+      <w:pPr>
+        <w:rPr>
+          <w:lang w:val="es-419"/>
+        </w:rPr>
+      </w:pPr>
+      <w:r>
+        <w:rPr>
+          <w:lang w:val="es-419"/>
+        </w:rPr>
+        <w:t>5. Una vez guardados y aprobados, estos CHO modificarán el monto total de tu contrato y se reflejarán en tus próximas certificaciones de pago.</w:t>
+      </w:r>
+    </w:p>
+    <w:p>
+      <w:pPr>
+        <w:rPr>
+          <w:lang w:val="es-419"/>
+        </w:rPr>
+      </w:pPr>
+    </w:p>
+    <w:p>
+      <w:pPr>
+        <w:rPr>
+          <w:lang w:val="es-419"/>
+        </w:rPr>
+      </w:pPr>
+    </w:p>
+    <w:p>
+      <w:pPr>
+        <w:pStyle w:val="Heading1"/>
+        <w:jc w:val="both"/>
+      </w:pPr>
+      <w:proofErr w:type="spellStart"/>
+      <w:r>
+        <w:t>Sección</w:t>
+      </w:r>
+      <w:proofErr w:type="spellEnd"/>
+      <w:r>
+        <w:t xml:space="preserve"> de </w:t>
+      </w:r>
+      <w:proofErr w:type="spellStart"/>
+      <w:r>
+        <w:t>Resumen</w:t>
+      </w:r>
+      <w:proofErr w:type="spellEnd"/>
+      <w:r>
+        <w:t xml:space="preserve"> (Dashboard)</w:t>
+      </w:r>
+    </w:p>
+    <w:p>
+      <w:pPr>
+        <w:rPr>
+          <w:lang w:val="es-419"/>
+        </w:rPr>
+      </w:pPr>
+    </w:p>
+    <w:p>
+      <w:pPr>
+        <w:rPr>
+          <w:lang w:val="es-419"/>
+        </w:rPr>
+      </w:pPr>
+      <w:r>
+        <w:rPr>
+          <w:lang w:val="es-419"/>
+        </w:rPr>
+        <w:t>La sección de "Resumen" te permite tener una visión general del estado actual de tu proyecto. Aquí podrás observar:</w:t>
+      </w:r>
+    </w:p>
+    <w:p>
+      <w:pPr>
+        <w:rPr>
+          <w:lang w:val="es-419"/>
+        </w:rPr>
+      </w:pPr>
+    </w:p>
+    <w:p>
+      <w:pPr>
+        <w:rPr>
+          <w:lang w:val="es-419"/>
+        </w:rPr>
+      </w:pPr>
+      <w:r>
+        <w:rPr>
+          <w:lang w:val="es-419"/>
+        </w:rPr>
+        <w:t>• El monto total del contrato original y el monto actual ajustado con los CHO aprobados.</w:t>
+      </w:r>
+    </w:p>
+    <w:p>
+      <w:pPr>
+        <w:rPr>
+          <w:lang w:val="es-419"/>
+        </w:rPr>
+      </w:pPr>
+      <w:r>
+        <w:rPr>
+          <w:lang w:val="es-419"/>
+        </w:rPr>
+        <w:t>• El total facturado hasta el momento a través de tus certificaciones de pago.</w:t>
+      </w:r>
+    </w:p>
+    <w:p>
+      <w:pPr>
+        <w:rPr>
+          <w:lang w:val="es-419"/>
+        </w:rPr>
+      </w:pPr>
+      <w:r>
+        <w:rPr>
+          <w:lang w:val="es-419"/>
+        </w:rPr>
+        <w:t>• El balance restante disponible en el contrato.</w:t>
+      </w:r>
+    </w:p>
+    <w:p>
+      <w:pPr>
+        <w:rPr>
+          <w:lang w:val="es-419"/>
+        </w:rPr>
+      </w:pPr>
+      <w:r>
+        <w:rPr>
+          <w:lang w:val="es-419"/>
+        </w:rPr>
+        <w:t>• El estado de tus documentos (cuáles están vigentes y cuáles están próximos a expirar).</w:t>
+      </w:r>
+    </w:p>
+    <w:p>
+      <w:pPr>
+        <w:rPr>
+          <w:lang w:val="es-419"/>
+        </w:rPr>
+      </w:pPr>
+      <w:r>
+        <w:rPr>
+          <w:lang w:val="es-419"/>
+        </w:rPr>
+        <w:t>• Alertas sobre certificados de manufactura pendientes.</w:t>
+      </w:r>
+    </w:p>
+    <w:p>
+      <w:pPr>
+        <w:rPr>
+          <w:lang w:val="es-419"/>
+        </w:rPr>
+      </w:pPr>
+    </w:p>
+    <w:p>
+      <w:pPr>
+        <w:rPr>
+          <w:lang w:val="es-419"/>
+        </w:rPr>
+      </w:pPr>
+      <w:r>
+        <w:rPr>
+          <w:lang w:val="es-419"/>
+        </w:rPr>
+        <w:t>Es una herramienta excelente para monitorear la salud financiera y administrativa de tu proyecto en un solo vistazo.</w:t>
+      </w:r>
+    </w:p>
+    <w:p>
+      <w:pPr>
+        <w:rPr>
+          <w:lang w:val="es-419"/>
+        </w:rPr>
+      </w:pPr>
     </w:p>
     <w:sectPr>
       <w:footerReference w:type="default" r:id="rId9"/>
@@ -25607,6 +26412,12 @@
   </w:num>
   <w:num w:numId="46" w16cid:durableId="2078940563">
     <w:abstractNumId w:val="33"/>
+  </w:num>
+  <w:num w:numId="47" w16cid:durableId="493956164">
+    <w:abstractNumId w:val="43"/>
+    <w:lvlOverride w:ilvl="0">
+      <w:startOverride w:val="1"/>
+    </w:lvlOverride>
   </w:num>
   <w:numIdMacAtCleanup w:val="46"/>
 </w:numbering>
